--- a/md/_integrated_docx_out/第四章-动态缓存更新技术与持久化技术.docx
+++ b/md/_integrated_docx_out/第四章-动态缓存更新技术与持久化技术.docx
@@ -2,7 +2,7 @@
 <file path=word/document.xml><?xml version="1.0" encoding="utf-8"?>
 <w:document xmlns:w="http://schemas.openxmlformats.org/wordprocessingml/2006/main" xmlns:m="http://schemas.openxmlformats.org/officeDocument/2006/math" xmlns:r="http://schemas.openxmlformats.org/officeDocument/2006/relationships" xmlns:o="urn:schemas-microsoft-com:office:office" xmlns:v="urn:schemas-microsoft-com:vml" xmlns:w10="urn:schemas-microsoft-com:office:word" xmlns:a="http://schemas.openxmlformats.org/drawingml/2006/main" xmlns:pic="http://schemas.openxmlformats.org/drawingml/2006/picture" xmlns:wp="http://schemas.openxmlformats.org/drawingml/2006/wordprocessingDrawing">
   <w:body>
-    <w:bookmarkStart w:id="83" w:name="第四章-动态缓存更新技术与持久化技术主要工作2增量更新策略"/>
+    <w:bookmarkStart w:id="76" w:name="第四章-动态缓存更新技术与持久化技术主要工作2增量更新策略"/>
     <w:p>
       <w:pPr>
         <w:pStyle w:val="Heading1"/>
@@ -23,7 +23,7 @@
         <w:t xml:space="preserve">动态缓存更新技术与持久化技术——主要工作2：增量更新策略</w:t>
       </w:r>
     </w:p>
-    <w:bookmarkStart w:id="33" w:name="设计概要"/>
+    <w:bookmarkStart w:id="27" w:name="设计概要"/>
     <w:p>
       <w:pPr>
         <w:pStyle w:val="Heading2"/>
@@ -38,7 +38,7 @@
         <w:t xml:space="preserve">设计概要</w:t>
       </w:r>
     </w:p>
-    <w:bookmarkStart w:id="21" w:name="问题背景与挑战分析"/>
+    <w:bookmarkStart w:id="15" w:name="问题背景与挑战分析"/>
     <w:p>
       <w:pPr>
         <w:pStyle w:val="Heading3"/>
@@ -64,7 +64,7 @@
         <w:t xml:space="preserve">现代数据库系统面临着日益增长的查询负载和数据规模挑战。传统的查询缓存机制虽然能够提供一定程度的性能优化，但在动态环境下存在诸多局限性。深入分析这些挑战，我们识别出以下核心问题：</w:t>
       </w:r>
     </w:p>
-    <w:bookmarkStart w:id="14" w:name="数据一致性的复杂性挑战"/>
+    <w:bookmarkStart w:id="12" w:name="数据一致性的复杂性挑战"/>
     <w:p>
       <w:pPr>
         <w:pStyle w:val="Heading4"/>
@@ -87,28 +87,16 @@
         <w:rPr>
           <w:rFonts w:hint="eastAsia"/>
         </w:rPr>
-        <w:t xml:space="preserve">在分布式和高并发环境下，维护缓存与底层数据的一致性是一个复杂的理论和工程问题。根据CAP定理</w:t>
-      </w:r>
-      <w:r>
-        <w:rPr>
-          <w:rStyle w:val="FootnoteReference"/>
-        </w:rPr>
-        <w:footnoteReference w:id="9"/>
+        <w:t xml:space="preserve">布式和高并发环境下，维护缓存与底层数据的一致性是一个复杂的理论和工程问题。根据CAP定理[35]，在分布式系统中无法同时保证一致性（Consistency）、可用性（Availability）和分区容错性（Partition</w:t>
+      </w:r>
+      <w:r>
+        <w:t xml:space="preserve"> </w:t>
       </w:r>
       <w:r>
         <w:rPr>
           <w:rFonts w:hint="eastAsia"/>
         </w:rPr>
-        <w:t xml:space="preserve">，在分布式系统中无法同时保证一致性（Consistency）、可用性（Availability）和分区容错性（Partition</w:t>
-      </w:r>
-      <w:r>
-        <w:t xml:space="preserve"> </w:t>
-      </w:r>
-      <w:r>
-        <w:rPr>
-          <w:rFonts w:hint="eastAsia"/>
-        </w:rPr>
-        <w:t xml:space="preserve">tolerance）。主要体现在：</w:t>
+        <w:t xml:space="preserve">tolerance）三个特性。</w:t>
       </w:r>
     </w:p>
     <w:p>
@@ -152,19 +140,7 @@
         <w:rPr>
           <w:rFonts w:hint="eastAsia"/>
         </w:rPr>
-        <w:t xml:space="preserve">根据Lamport的逻辑时钟理论</w:t>
-      </w:r>
-      <w:r>
-        <w:rPr>
-          <w:rStyle w:val="FootnoteReference"/>
-        </w:rPr>
-        <w:footnoteReference w:id="10"/>
-      </w:r>
-      <w:r>
-        <w:rPr>
-          <w:rFonts w:hint="eastAsia"/>
-        </w:rPr>
-        <w:t xml:space="preserve">，分布式环境下的事件排序是一个基本挑战</w:t>
+        <w:t xml:space="preserve">根据Lamport的逻辑时钟理论[36]，分布式环境下的事件排序是一个基本挑战</w:t>
       </w:r>
       <w:r>
         <w:t xml:space="preserve"> </w:t>
@@ -300,18 +276,18 @@
           <wp:inline>
             <wp:extent cx="5334000" cy="5129892"/>
             <wp:effectExtent b="0" l="0" r="0" t="0"/>
-            <wp:docPr descr="图片" title="" id="12" name="Picture"/>
+            <wp:docPr descr="图片" title="" id="10" name="Picture"/>
             <a:graphic>
               <a:graphicData uri="http://schemas.openxmlformats.org/drawingml/2006/picture">
                 <pic:pic>
                   <pic:nvPicPr>
-                    <pic:cNvPr descr="/Users/max/src/duckdb/md/images/4.1_数据一致性维护的复杂性分析.png" id="13" name="Picture"/>
+                    <pic:cNvPr descr="/Users/max/src/duckdb/md/images/4.1_数据一致性维护的复杂性分析.png" id="11" name="Picture"/>
                     <pic:cNvPicPr>
                       <a:picLocks noChangeArrowheads="1" noChangeAspect="1"/>
                     </pic:cNvPicPr>
                   </pic:nvPicPr>
                   <pic:blipFill>
-                    <a:blip r:embed="rId11"/>
+                    <a:blip r:embed="rId9"/>
                     <a:stretch>
                       <a:fillRect/>
                     </a:stretch>
@@ -377,8 +353,8 @@
         <w:t xml:space="preserve">数据一致性维护的复杂性分析</w:t>
       </w:r>
     </w:p>
-    <w:bookmarkEnd w:id="14"/>
-    <w:bookmarkStart w:id="17" w:name="持久化性能瓶颈的深层原因"/>
+    <w:bookmarkEnd w:id="12"/>
+    <w:bookmarkStart w:id="13" w:name="持久化性能瓶颈的深层原因"/>
     <w:p>
       <w:pPr>
         <w:pStyle w:val="Heading4"/>
@@ -445,19 +421,7 @@
         <w:rPr>
           <w:rFonts w:hint="eastAsia"/>
         </w:rPr>
-        <w:t xml:space="preserve">根据LSM-Tree理论</w:t>
-      </w:r>
-      <w:r>
-        <w:rPr>
-          <w:rStyle w:val="FootnoteReference"/>
-        </w:rPr>
-        <w:footnoteReference w:id="15"/>
-      </w:r>
-      <w:r>
-        <w:rPr>
-          <w:rFonts w:hint="eastAsia"/>
-        </w:rPr>
-        <w:t xml:space="preserve">，写放大系数可达3-10倍</w:t>
+        <w:t xml:space="preserve">根据LSM-Tree理论[14]，写放大系数可达3-10倍</w:t>
       </w:r>
       <w:r>
         <w:t xml:space="preserve"> </w:t>
@@ -516,19 +480,13 @@
         <w:t xml:space="preserve">根据Little’s</w:t>
       </w:r>
       <w:r>
-        <w:t xml:space="preserve"> Law</w:t>
-      </w:r>
-      <w:r>
-        <w:rPr>
-          <w:rStyle w:val="FootnoteReference"/>
-        </w:rPr>
-        <w:footnoteReference w:id="16"/>
+        <w:t xml:space="preserve"> </w:t>
       </w:r>
       <w:r>
         <w:rPr>
           <w:rFonts w:hint="eastAsia"/>
         </w:rPr>
-        <w:t xml:space="preserve">，系统响应时间与并发度成正比</w:t>
+        <w:t xml:space="preserve">Law[37]，系统响应时间与并发度成正比</w:t>
       </w:r>
       <w:r>
         <w:t xml:space="preserve"> </w:t>
@@ -599,8 +557,8 @@
         <w:t xml:space="preserve">存储空间的动态管理和优化</w:t>
       </w:r>
     </w:p>
-    <w:bookmarkEnd w:id="17"/>
-    <w:bookmarkStart w:id="20" w:name="动态负载适应的理论挑战"/>
+    <w:bookmarkEnd w:id="13"/>
+    <w:bookmarkStart w:id="14" w:name="动态负载适应的理论挑战"/>
     <w:p>
       <w:pPr>
         <w:pStyle w:val="Heading4"/>
@@ -667,19 +625,7 @@
         <w:rPr>
           <w:rFonts w:hint="eastAsia"/>
         </w:rPr>
-        <w:t xml:space="preserve">基于Regret理论</w:t>
-      </w:r>
-      <w:r>
-        <w:rPr>
-          <w:rStyle w:val="FootnoteReference"/>
-        </w:rPr>
-        <w:footnoteReference w:id="18"/>
-      </w:r>
-      <w:r>
-        <w:rPr>
-          <w:rFonts w:hint="eastAsia"/>
-        </w:rPr>
-        <w:t xml:space="preserve">的性能分析</w:t>
+        <w:t xml:space="preserve">基于Regret理论[22]的性能分析</w:t>
       </w:r>
       <w:r>
         <w:t xml:space="preserve"> </w:t>
@@ -735,13 +681,7 @@
         <w:rPr>
           <w:rFonts w:hint="eastAsia"/>
         </w:rPr>
-        <w:t xml:space="preserve">Bandit问题的扩展应用</w:t>
-      </w:r>
-      <w:r>
-        <w:rPr>
-          <w:rStyle w:val="FootnoteReference"/>
-        </w:rPr>
-        <w:footnoteReference w:id="19"/>
+        <w:t xml:space="preserve">Bandit问题的扩展应用[38]</w:t>
       </w:r>
       <w:r>
         <w:t xml:space="preserve"> </w:t>
@@ -812,9 +752,9 @@
         <w:t xml:space="preserve">自适应窗口大小的动态调整</w:t>
       </w:r>
     </w:p>
-    <w:bookmarkEnd w:id="20"/>
-    <w:bookmarkEnd w:id="21"/>
-    <w:bookmarkStart w:id="28" w:name="系统架构设计理念"/>
+    <w:bookmarkEnd w:id="14"/>
+    <w:bookmarkEnd w:id="15"/>
+    <w:bookmarkStart w:id="22" w:name="系统架构设计理念"/>
     <w:p>
       <w:pPr>
         <w:pStyle w:val="Heading3"/>
@@ -840,7 +780,7 @@
         <w:t xml:space="preserve">基于上述挑战分析，本研究提出了一个多层次、自适应的动态缓存更新与持久化架构。该架构遵循以下核心设计理念：</w:t>
       </w:r>
     </w:p>
-    <w:bookmarkStart w:id="22" w:name="分层解耦设计原则"/>
+    <w:bookmarkStart w:id="16" w:name="分层解耦设计原则"/>
     <w:p>
       <w:pPr>
         <w:pStyle w:val="Heading4"/>
@@ -958,8 +898,8 @@
         <w:t xml:space="preserve">：实时监控系统性能并提供反馈</w:t>
       </w:r>
     </w:p>
-    <w:bookmarkEnd w:id="22"/>
-    <w:bookmarkStart w:id="23" w:name="增量更新的数学模型"/>
+    <w:bookmarkEnd w:id="16"/>
+    <w:bookmarkStart w:id="17" w:name="增量更新的数学模型"/>
     <w:p>
       <w:pPr>
         <w:pStyle w:val="Heading4"/>
@@ -1410,8 +1350,8 @@
         </m:r>
       </m:oMath>
     </w:p>
-    <w:bookmarkEnd w:id="23"/>
-    <w:bookmarkStart w:id="27" w:name="自适应管理的控制论基础"/>
+    <w:bookmarkEnd w:id="17"/>
+    <w:bookmarkStart w:id="21" w:name="自适应管理的控制论基础"/>
     <w:p>
       <w:pPr>
         <w:pStyle w:val="Heading4"/>
@@ -1446,18 +1386,18 @@
           <wp:inline>
             <wp:extent cx="5334000" cy="911678"/>
             <wp:effectExtent b="0" l="0" r="0" t="0"/>
-            <wp:docPr descr="图片" title="" id="25" name="Picture"/>
+            <wp:docPr descr="图片" title="" id="19" name="Picture"/>
             <a:graphic>
               <a:graphicData uri="http://schemas.openxmlformats.org/drawingml/2006/picture">
                 <pic:pic>
                   <pic:nvPicPr>
-                    <pic:cNvPr descr="/Users/max/src/duckdb/md/images/4.2_自适应管理的控制论模型.png" id="26" name="Picture"/>
+                    <pic:cNvPr descr="/Users/max/src/duckdb/md/images/4.2_自适应管理的控制论模型.png" id="20" name="Picture"/>
                     <pic:cNvPicPr>
                       <a:picLocks noChangeArrowheads="1" noChangeAspect="1"/>
                     </pic:cNvPicPr>
                   </pic:nvPicPr>
                   <pic:blipFill>
-                    <a:blip r:embed="rId24"/>
+                    <a:blip r:embed="rId18"/>
                     <a:stretch>
                       <a:fillRect/>
                     </a:stretch>
@@ -1862,9 +1802,9 @@
         <w:t xml:space="preserve">：控制输出（策略调整）</w:t>
       </w:r>
     </w:p>
-    <w:bookmarkEnd w:id="27"/>
-    <w:bookmarkEnd w:id="28"/>
-    <w:bookmarkStart w:id="32" w:name="系统整体架构设计"/>
+    <w:bookmarkEnd w:id="21"/>
+    <w:bookmarkEnd w:id="22"/>
+    <w:bookmarkStart w:id="26" w:name="系统整体架构设计"/>
     <w:p>
       <w:pPr>
         <w:pStyle w:val="Heading3"/>
@@ -1899,18 +1839,18 @@
           <wp:inline>
             <wp:extent cx="5334000" cy="3592285"/>
             <wp:effectExtent b="0" l="0" r="0" t="0"/>
-            <wp:docPr descr="图片" title="" id="30" name="Picture"/>
+            <wp:docPr descr="图片" title="" id="24" name="Picture"/>
             <a:graphic>
               <a:graphicData uri="http://schemas.openxmlformats.org/drawingml/2006/picture">
                 <pic:pic>
                   <pic:nvPicPr>
-                    <pic:cNvPr descr="/Users/max/src/duckdb/md/images/4.3_动态缓存更新与持久化系统整体架构图.png" id="31" name="Picture"/>
+                    <pic:cNvPr descr="/Users/max/src/duckdb/md/images/4.3_动态缓存更新与持久化系统整体架构图.png" id="25" name="Picture"/>
                     <pic:cNvPicPr>
                       <a:picLocks noChangeArrowheads="1" noChangeAspect="1"/>
                     </pic:cNvPicPr>
                   </pic:nvPicPr>
                   <pic:blipFill>
-                    <a:blip r:embed="rId29"/>
+                    <a:blip r:embed="rId23"/>
                     <a:stretch>
                       <a:fillRect/>
                     </a:stretch>
@@ -1976,9 +1916,9 @@
         <w:t xml:space="preserve">动态缓存更新与持久化系统整体架构图</w:t>
       </w:r>
     </w:p>
-    <w:bookmarkEnd w:id="32"/>
-    <w:bookmarkEnd w:id="33"/>
-    <w:bookmarkStart w:id="39" w:name="数据结构设计"/>
+    <w:bookmarkEnd w:id="26"/>
+    <w:bookmarkEnd w:id="27"/>
+    <w:bookmarkStart w:id="33" w:name="数据结构设计"/>
     <w:p>
       <w:pPr>
         <w:pStyle w:val="Heading2"/>
@@ -1993,7 +1933,7 @@
         <w:t xml:space="preserve">数据结构设计</w:t>
       </w:r>
     </w:p>
-    <w:bookmarkStart w:id="34" w:name="核心数据结构概述"/>
+    <w:bookmarkStart w:id="28" w:name="核心数据结构概述"/>
     <w:p>
       <w:pPr>
         <w:pStyle w:val="Heading3"/>
@@ -2019,8 +1959,8 @@
         <w:t xml:space="preserve">动态缓存更新与持久化系统的数据结构设计需要支持高效的查询、更新和持久化操作。本节详细介绍系统中的关键数据结构及其设计理念。</w:t>
       </w:r>
     </w:p>
-    <w:bookmarkEnd w:id="34"/>
-    <w:bookmarkStart w:id="35" w:name="增强型缓存条目结构"/>
+    <w:bookmarkEnd w:id="28"/>
+    <w:bookmarkStart w:id="29" w:name="增强型缓存条目结构"/>
     <w:p>
       <w:pPr>
         <w:pStyle w:val="Heading3"/>
@@ -4292,8 +4232,8 @@
         <w:t xml:space="preserve">};</w:t>
       </w:r>
     </w:p>
-    <w:bookmarkEnd w:id="35"/>
-    <w:bookmarkStart w:id="36" w:name="扩展的机器学习特征结构"/>
+    <w:bookmarkEnd w:id="29"/>
+    <w:bookmarkStart w:id="30" w:name="扩展的机器学习特征结构"/>
     <w:p>
       <w:pPr>
         <w:pStyle w:val="Heading3"/>
@@ -7171,8 +7111,8 @@
         <w:t xml:space="preserve">};</w:t>
       </w:r>
     </w:p>
-    <w:bookmarkEnd w:id="36"/>
-    <w:bookmarkStart w:id="37" w:name="持久化策略配置结构"/>
+    <w:bookmarkEnd w:id="30"/>
+    <w:bookmarkStart w:id="31" w:name="持久化策略配置结构"/>
     <w:p>
       <w:pPr>
         <w:pStyle w:val="Heading3"/>
@@ -8729,8 +8669,8 @@
         <w:t xml:space="preserve"> MEMORY_ONLY</w:t>
       </w:r>
     </w:p>
-    <w:bookmarkEnd w:id="37"/>
-    <w:bookmarkStart w:id="38" w:name="wal记录结构设计"/>
+    <w:bookmarkEnd w:id="31"/>
+    <w:bookmarkStart w:id="32" w:name="wal记录结构设计"/>
     <w:p>
       <w:pPr>
         <w:pStyle w:val="Heading3"/>
@@ -12193,9 +12133,9 @@
         <w:t xml:space="preserve">};</w:t>
       </w:r>
     </w:p>
-    <w:bookmarkEnd w:id="38"/>
-    <w:bookmarkEnd w:id="39"/>
-    <w:bookmarkStart w:id="51" w:name="操作流程设计"/>
+    <w:bookmarkEnd w:id="32"/>
+    <w:bookmarkEnd w:id="33"/>
+    <w:bookmarkStart w:id="45" w:name="操作流程设计"/>
     <w:p>
       <w:pPr>
         <w:pStyle w:val="Heading2"/>
@@ -12210,7 +12150,7 @@
         <w:t xml:space="preserve">操作流程设计</w:t>
       </w:r>
     </w:p>
-    <w:bookmarkStart w:id="40" w:name="动态缓存管理流程概述"/>
+    <w:bookmarkStart w:id="34" w:name="动态缓存管理流程概述"/>
     <w:p>
       <w:pPr>
         <w:pStyle w:val="Heading3"/>
@@ -12236,8 +12176,8 @@
         <w:t xml:space="preserve">动态缓存管理系统需要在运行时根据查询模式、系统负载和性能指标动态调整缓存策略。本节详细描述各种缓存管理策略的操作流程。</w:t>
       </w:r>
     </w:p>
-    <w:bookmarkEnd w:id="40"/>
-    <w:bookmarkStart w:id="45" w:name="缓存策略选择流程"/>
+    <w:bookmarkEnd w:id="34"/>
+    <w:bookmarkStart w:id="39" w:name="缓存策略选择流程"/>
     <w:p>
       <w:pPr>
         <w:pStyle w:val="Heading3"/>
@@ -12272,18 +12212,18 @@
           <wp:inline>
             <wp:extent cx="5334000" cy="6769553"/>
             <wp:effectExtent b="0" l="0" r="0" t="0"/>
-            <wp:docPr descr="图片" title="" id="42" name="Picture"/>
+            <wp:docPr descr="图片" title="" id="36" name="Picture"/>
             <a:graphic>
               <a:graphicData uri="http://schemas.openxmlformats.org/drawingml/2006/picture">
                 <pic:pic>
                   <pic:nvPicPr>
-                    <pic:cNvPr descr="/Users/max/src/duckdb/md/images/4.4_动态缓存策略选择流程.png" id="43" name="Picture"/>
+                    <pic:cNvPr descr="/Users/max/src/duckdb/md/images/4.4_动态缓存策略选择流程.png" id="37" name="Picture"/>
                     <pic:cNvPicPr>
                       <a:picLocks noChangeArrowheads="1" noChangeAspect="1"/>
                     </pic:cNvPicPr>
                   </pic:nvPicPr>
                   <pic:blipFill>
-                    <a:blip r:embed="rId41"/>
+                    <a:blip r:embed="rId35"/>
                     <a:stretch>
                       <a:fillRect/>
                     </a:stretch>
@@ -12349,7 +12289,7 @@
         <w:t xml:space="preserve">动态缓存策略选择流程</w:t>
       </w:r>
     </w:p>
-    <w:bookmarkStart w:id="44" w:name="策略评估算法"/>
+    <w:bookmarkStart w:id="38" w:name="策略评估算法"/>
     <w:p>
       <w:pPr>
         <w:pStyle w:val="Heading4"/>
@@ -12599,9 +12539,9 @@
         <w:t xml:space="preserve">END</w:t>
       </w:r>
     </w:p>
-    <w:bookmarkEnd w:id="44"/>
-    <w:bookmarkEnd w:id="45"/>
-    <w:bookmarkStart w:id="50" w:name="增量更新流程设计"/>
+    <w:bookmarkEnd w:id="38"/>
+    <w:bookmarkEnd w:id="39"/>
+    <w:bookmarkStart w:id="44" w:name="增量更新流程设计"/>
     <w:p>
       <w:pPr>
         <w:pStyle w:val="Heading3"/>
@@ -12636,18 +12576,18 @@
           <wp:inline>
             <wp:extent cx="5334000" cy="3204482"/>
             <wp:effectExtent b="0" l="0" r="0" t="0"/>
-            <wp:docPr descr="图片" title="" id="47" name="Picture"/>
+            <wp:docPr descr="图片" title="" id="41" name="Picture"/>
             <a:graphic>
               <a:graphicData uri="http://schemas.openxmlformats.org/drawingml/2006/picture">
                 <pic:pic>
                   <pic:nvPicPr>
-                    <pic:cNvPr descr="/Users/max/src/duckdb/md/images/4.5_增量更新流程序列图.png" id="48" name="Picture"/>
+                    <pic:cNvPr descr="/Users/max/src/duckdb/md/images/4.5_增量更新流程序列图.png" id="42" name="Picture"/>
                     <pic:cNvPicPr>
                       <a:picLocks noChangeArrowheads="1" noChangeAspect="1"/>
                     </pic:cNvPicPr>
                   </pic:nvPicPr>
                   <pic:blipFill>
-                    <a:blip r:embed="rId46"/>
+                    <a:blip r:embed="rId40"/>
                     <a:stretch>
                       <a:fillRect/>
                     </a:stretch>
@@ -12713,7 +12653,7 @@
         <w:t xml:space="preserve">增量更新流程序列图</w:t>
       </w:r>
     </w:p>
-    <w:bookmarkStart w:id="49" w:name="增量更新算法实现"/>
+    <w:bookmarkStart w:id="43" w:name="增量更新算法实现"/>
     <w:p>
       <w:pPr>
         <w:pStyle w:val="Heading4"/>
@@ -13287,10 +13227,10 @@
         <w:t xml:space="preserve">END</w:t>
       </w:r>
     </w:p>
-    <w:bookmarkEnd w:id="49"/>
-    <w:bookmarkEnd w:id="50"/>
-    <w:bookmarkEnd w:id="51"/>
-    <w:bookmarkStart w:id="61" w:name="动态缓存管理技术"/>
+    <w:bookmarkEnd w:id="43"/>
+    <w:bookmarkEnd w:id="44"/>
+    <w:bookmarkEnd w:id="45"/>
+    <w:bookmarkStart w:id="55" w:name="动态缓存管理技术"/>
     <w:p>
       <w:pPr>
         <w:pStyle w:val="Heading2"/>
@@ -13305,7 +13245,7 @@
         <w:t xml:space="preserve">动态缓存管理技术</w:t>
       </w:r>
     </w:p>
-    <w:bookmarkStart w:id="54" w:name="基于lru的动态缓存管理技术"/>
+    <w:bookmarkStart w:id="48" w:name="基于lru的动态缓存管理技术"/>
     <w:p>
       <w:pPr>
         <w:pStyle w:val="Heading3"/>
@@ -13320,7 +13260,7 @@
         <w:t xml:space="preserve">基于LRU的动态缓存管理技术</w:t>
       </w:r>
     </w:p>
-    <w:bookmarkStart w:id="52" w:name="加权lru算法设计"/>
+    <w:bookmarkStart w:id="46" w:name="加权lru算法设计"/>
     <w:p>
       <w:pPr>
         <w:pStyle w:val="Heading4"/>
@@ -17962,8 +17902,8 @@
         <w:t xml:space="preserve">};</w:t>
       </w:r>
     </w:p>
-    <w:bookmarkEnd w:id="52"/>
-    <w:bookmarkStart w:id="53" w:name="lru性能优化技术"/>
+    <w:bookmarkEnd w:id="46"/>
+    <w:bookmarkStart w:id="47" w:name="lru性能优化技术"/>
     <w:p>
       <w:pPr>
         <w:pStyle w:val="Heading4"/>
@@ -19350,9 +19290,9 @@
         <w:t xml:space="preserve">};</w:t>
       </w:r>
     </w:p>
-    <w:bookmarkEnd w:id="53"/>
-    <w:bookmarkEnd w:id="54"/>
-    <w:bookmarkStart w:id="56" w:name="基于时间策略的动态缓存管理技术"/>
+    <w:bookmarkEnd w:id="47"/>
+    <w:bookmarkEnd w:id="48"/>
+    <w:bookmarkStart w:id="50" w:name="基于时间策略的动态缓存管理技术"/>
     <w:p>
       <w:pPr>
         <w:pStyle w:val="Heading3"/>
@@ -19367,7 +19307,7 @@
         <w:t xml:space="preserve">基于时间策略的动态缓存管理技术</w:t>
       </w:r>
     </w:p>
-    <w:bookmarkStart w:id="55" w:name="自适应ttl算法"/>
+    <w:bookmarkStart w:id="49" w:name="自适应ttl算法"/>
     <w:p>
       <w:pPr>
         <w:pStyle w:val="Heading4"/>
@@ -24039,9 +23979,9 @@
         <w:t xml:space="preserve">};</w:t>
       </w:r>
     </w:p>
-    <w:bookmarkEnd w:id="55"/>
-    <w:bookmarkEnd w:id="56"/>
-    <w:bookmarkStart w:id="58" w:name="混合策略的动态缓存管理技术"/>
+    <w:bookmarkEnd w:id="49"/>
+    <w:bookmarkEnd w:id="50"/>
+    <w:bookmarkStart w:id="52" w:name="混合策略的动态缓存管理技术"/>
     <w:p>
       <w:pPr>
         <w:pStyle w:val="Heading3"/>
@@ -24056,7 +23996,7 @@
         <w:t xml:space="preserve">混合策略的动态缓存管理技术</w:t>
       </w:r>
     </w:p>
-    <w:bookmarkStart w:id="57" w:name="多策略融合框架"/>
+    <w:bookmarkStart w:id="51" w:name="多策略融合框架"/>
     <w:p>
       <w:pPr>
         <w:pStyle w:val="Heading4"/>
@@ -28809,9 +28749,9 @@
         <w:t xml:space="preserve">};</w:t>
       </w:r>
     </w:p>
-    <w:bookmarkEnd w:id="57"/>
-    <w:bookmarkEnd w:id="58"/>
-    <w:bookmarkStart w:id="60" w:name="基于机器学习策略的动态缓存管理技术"/>
+    <w:bookmarkEnd w:id="51"/>
+    <w:bookmarkEnd w:id="52"/>
+    <w:bookmarkStart w:id="54" w:name="基于机器学习策略的动态缓存管理技术"/>
     <w:p>
       <w:pPr>
         <w:pStyle w:val="Heading3"/>
@@ -28826,7 +28766,7 @@
         <w:t xml:space="preserve">基于机器学习策略的动态缓存管理技术</w:t>
       </w:r>
     </w:p>
-    <w:bookmarkStart w:id="59" w:name="深度强化学习缓存管理"/>
+    <w:bookmarkStart w:id="53" w:name="深度强化学习缓存管理"/>
     <w:p>
       <w:pPr>
         <w:pStyle w:val="Heading4"/>
@@ -35088,10 +35028,10 @@
         <w:t xml:space="preserve">};</w:t>
       </w:r>
     </w:p>
-    <w:bookmarkEnd w:id="59"/>
-    <w:bookmarkEnd w:id="60"/>
-    <w:bookmarkEnd w:id="61"/>
-    <w:bookmarkStart w:id="65" w:name="本章小结"/>
+    <w:bookmarkEnd w:id="53"/>
+    <w:bookmarkEnd w:id="54"/>
+    <w:bookmarkEnd w:id="55"/>
+    <w:bookmarkStart w:id="59" w:name="本章小结"/>
     <w:p>
       <w:pPr>
         <w:pStyle w:val="Heading2"/>
@@ -35117,7 +35057,7 @@
         <w:t xml:space="preserve">本章详细阐述了动态缓存更新技术与持久化技术的完整设计与实现。通过多项关键技术创新，系统在缓存管理的智能化、持久化的高效性和一致性维护等方面都取得了显著突破。</w:t>
       </w:r>
     </w:p>
-    <w:bookmarkStart w:id="62" w:name="核心技术创新总结"/>
+    <w:bookmarkStart w:id="56" w:name="核心技术创新总结"/>
     <w:p>
       <w:pPr>
         <w:pStyle w:val="Heading3"/>
@@ -35220,8 +35160,8 @@
         <w:t xml:space="preserve">：基于DQN算法实现智能缓存管理，通过在线学习不断优化缓存策略，在复杂工作负载下性能提升30-50%。</w:t>
       </w:r>
     </w:p>
-    <w:bookmarkEnd w:id="62"/>
-    <w:bookmarkStart w:id="63" w:name="系统性能表现"/>
+    <w:bookmarkEnd w:id="56"/>
+    <w:bookmarkStart w:id="57" w:name="系统性能表现"/>
     <w:p>
       <w:pPr>
         <w:pStyle w:val="Heading3"/>
@@ -35328,8 +35268,8 @@
         <w:t xml:space="preserve">：整体系统吞吐量提升40-70%，特别是在高并发场景下表现突出</w:t>
       </w:r>
     </w:p>
-    <w:bookmarkEnd w:id="63"/>
-    <w:bookmarkStart w:id="64" w:name="技术优势与应用价值"/>
+    <w:bookmarkEnd w:id="57"/>
+    <w:bookmarkStart w:id="58" w:name="技术优势与应用价值"/>
     <w:p>
       <w:pPr>
         <w:pStyle w:val="Heading3"/>
@@ -35414,9 +35354,9 @@
         <w:t xml:space="preserve">通过本章介绍的技术方案，现代数据库系统可以实现真正的智能化缓存管理，为构建下一代高性能数据库系统奠定了坚实的技术基础。</w:t>
       </w:r>
     </w:p>
-    <w:bookmarkEnd w:id="64"/>
-    <w:bookmarkEnd w:id="65"/>
-    <w:bookmarkStart w:id="67" w:name="参考文献"/>
+    <w:bookmarkEnd w:id="58"/>
+    <w:bookmarkEnd w:id="59"/>
+    <w:bookmarkStart w:id="61" w:name="参考文献"/>
     <w:p>
       <w:pPr>
         <w:pStyle w:val="Heading2"/>
@@ -35438,7 +35378,7 @@
         </w:rPr>
         <w:t xml:space="preserve">本章引用的参考文献请参见</w:t>
       </w:r>
-      <w:hyperlink r:id="rId66">
+      <w:hyperlink r:id="rId60">
         <w:r>
           <w:rPr>
             <w:rStyle w:val="Hyperlink"/>
@@ -36016,8 +35956,8 @@
         <w:t xml:space="preserve">END</w:t>
       </w:r>
     </w:p>
-    <w:bookmarkEnd w:id="67"/>
-    <w:bookmarkStart w:id="77" w:name="动态缓存管理技术-1"/>
+    <w:bookmarkEnd w:id="61"/>
+    <w:bookmarkStart w:id="71" w:name="动态缓存管理技术-1"/>
     <w:p>
       <w:pPr>
         <w:pStyle w:val="Heading2"/>
@@ -36032,7 +35972,7 @@
         <w:t xml:space="preserve">动态缓存管理技术</w:t>
       </w:r>
     </w:p>
-    <w:bookmarkStart w:id="70" w:name="基于lru的动态缓存管理技术-1"/>
+    <w:bookmarkStart w:id="64" w:name="基于lru的动态缓存管理技术-1"/>
     <w:p>
       <w:pPr>
         <w:pStyle w:val="Heading3"/>
@@ -36047,7 +35987,7 @@
         <w:t xml:space="preserve">基于LRU的动态缓存管理技术</w:t>
       </w:r>
     </w:p>
-    <w:bookmarkStart w:id="68" w:name="加权lru算法设计-1"/>
+    <w:bookmarkStart w:id="62" w:name="加权lru算法设计-1"/>
     <w:p>
       <w:pPr>
         <w:pStyle w:val="Heading4"/>
@@ -40689,8 +40629,8 @@
         <w:t xml:space="preserve">};</w:t>
       </w:r>
     </w:p>
-    <w:bookmarkEnd w:id="68"/>
-    <w:bookmarkStart w:id="69" w:name="lru性能优化技术-1"/>
+    <w:bookmarkEnd w:id="62"/>
+    <w:bookmarkStart w:id="63" w:name="lru性能优化技术-1"/>
     <w:p>
       <w:pPr>
         <w:pStyle w:val="Heading4"/>
@@ -42077,9 +42017,9 @@
         <w:t xml:space="preserve">};</w:t>
       </w:r>
     </w:p>
-    <w:bookmarkEnd w:id="69"/>
-    <w:bookmarkEnd w:id="70"/>
-    <w:bookmarkStart w:id="72" w:name="基于时间策略的动态缓存管理技术-1"/>
+    <w:bookmarkEnd w:id="63"/>
+    <w:bookmarkEnd w:id="64"/>
+    <w:bookmarkStart w:id="66" w:name="基于时间策略的动态缓存管理技术-1"/>
     <w:p>
       <w:pPr>
         <w:pStyle w:val="Heading3"/>
@@ -42094,7 +42034,7 @@
         <w:t xml:space="preserve">基于时间策略的动态缓存管理技术</w:t>
       </w:r>
     </w:p>
-    <w:bookmarkStart w:id="71" w:name="自适应ttl算法-1"/>
+    <w:bookmarkStart w:id="65" w:name="自适应ttl算法-1"/>
     <w:p>
       <w:pPr>
         <w:pStyle w:val="Heading4"/>
@@ -46766,9 +46706,9 @@
         <w:t xml:space="preserve">};</w:t>
       </w:r>
     </w:p>
-    <w:bookmarkEnd w:id="71"/>
-    <w:bookmarkEnd w:id="72"/>
-    <w:bookmarkStart w:id="74" w:name="混合策略的动态缓存管理技术-1"/>
+    <w:bookmarkEnd w:id="65"/>
+    <w:bookmarkEnd w:id="66"/>
+    <w:bookmarkStart w:id="68" w:name="混合策略的动态缓存管理技术-1"/>
     <w:p>
       <w:pPr>
         <w:pStyle w:val="Heading3"/>
@@ -46783,7 +46723,7 @@
         <w:t xml:space="preserve">混合策略的动态缓存管理技术</w:t>
       </w:r>
     </w:p>
-    <w:bookmarkStart w:id="73" w:name="多策略融合框架-1"/>
+    <w:bookmarkStart w:id="67" w:name="多策略融合框架-1"/>
     <w:p>
       <w:pPr>
         <w:pStyle w:val="Heading4"/>
@@ -51536,9 +51476,9 @@
         <w:t xml:space="preserve">};</w:t>
       </w:r>
     </w:p>
-    <w:bookmarkEnd w:id="73"/>
-    <w:bookmarkEnd w:id="74"/>
-    <w:bookmarkStart w:id="76" w:name="基于机器学习策略的动态缓存管理技术-1"/>
+    <w:bookmarkEnd w:id="67"/>
+    <w:bookmarkEnd w:id="68"/>
+    <w:bookmarkStart w:id="70" w:name="基于机器学习策略的动态缓存管理技术-1"/>
     <w:p>
       <w:pPr>
         <w:pStyle w:val="Heading3"/>
@@ -51553,7 +51493,7 @@
         <w:t xml:space="preserve">基于机器学习策略的动态缓存管理技术</w:t>
       </w:r>
     </w:p>
-    <w:bookmarkStart w:id="75" w:name="深度强化学习缓存管理-1"/>
+    <w:bookmarkStart w:id="69" w:name="深度强化学习缓存管理-1"/>
     <w:p>
       <w:pPr>
         <w:pStyle w:val="Heading4"/>
@@ -57815,10 +57755,10 @@
         <w:t xml:space="preserve">};</w:t>
       </w:r>
     </w:p>
-    <w:bookmarkEnd w:id="75"/>
-    <w:bookmarkEnd w:id="76"/>
-    <w:bookmarkEnd w:id="77"/>
-    <w:bookmarkStart w:id="81" w:name="本章小结-1"/>
+    <w:bookmarkEnd w:id="69"/>
+    <w:bookmarkEnd w:id="70"/>
+    <w:bookmarkEnd w:id="71"/>
+    <w:bookmarkStart w:id="75" w:name="本章小结-1"/>
     <w:p>
       <w:pPr>
         <w:pStyle w:val="Heading2"/>
@@ -57844,7 +57784,7 @@
         <w:t xml:space="preserve">本章详细阐述了动态缓存更新技术与持久化技术的完整设计与实现。通过多项关键技术创新，系统在缓存管理的智能化、持久化的高效性和一致性维护等方面都取得了显著突破。</w:t>
       </w:r>
     </w:p>
-    <w:bookmarkStart w:id="78" w:name="核心技术创新总结-1"/>
+    <w:bookmarkStart w:id="72" w:name="核心技术创新总结-1"/>
     <w:p>
       <w:pPr>
         <w:pStyle w:val="Heading3"/>
@@ -57947,8 +57887,8 @@
         <w:t xml:space="preserve">：基于DQN算法实现智能缓存管理，通过在线学习不断优化缓存策略，在复杂工作负载下性能提升30-50%。</w:t>
       </w:r>
     </w:p>
-    <w:bookmarkEnd w:id="78"/>
-    <w:bookmarkStart w:id="79" w:name="系统性能表现-1"/>
+    <w:bookmarkEnd w:id="72"/>
+    <w:bookmarkStart w:id="73" w:name="系统性能表现-1"/>
     <w:p>
       <w:pPr>
         <w:pStyle w:val="Heading3"/>
@@ -58055,8 +57995,8 @@
         <w:t xml:space="preserve">：整体系统吞吐量提升40-70%，特别是在高并发场景下表现突出</w:t>
       </w:r>
     </w:p>
-    <w:bookmarkEnd w:id="79"/>
-    <w:bookmarkStart w:id="80" w:name="技术优势与应用价值-1"/>
+    <w:bookmarkEnd w:id="73"/>
+    <w:bookmarkStart w:id="74" w:name="技术优势与应用价值-1"/>
     <w:p>
       <w:pPr>
         <w:pStyle w:val="Heading3"/>
@@ -58141,22 +58081,9 @@
         <w:t xml:space="preserve">通过本章介绍的技术方案，现代数据库系统可以实现真正的智能化缓存管理，为构建下一代高性能数据库系统奠定了坚实的技术基础。</w:t>
       </w:r>
     </w:p>
-    <w:bookmarkEnd w:id="80"/>
-    <w:bookmarkEnd w:id="81"/>
-    <w:bookmarkStart w:id="82" w:name="参考文献-1"/>
-    <w:p>
-      <w:pPr>
-        <w:pStyle w:val="Heading2"/>
-      </w:pPr>
-      <w:r>
-        <w:rPr>
-          <w:rFonts w:hint="eastAsia"/>
-        </w:rPr>
-        <w:t xml:space="preserve">参考文献</w:t>
-      </w:r>
-    </w:p>
-    <w:bookmarkEnd w:id="82"/>
-    <w:bookmarkEnd w:id="83"/>
+    <w:bookmarkEnd w:id="74"/>
+    <w:bookmarkEnd w:id="75"/>
+    <w:bookmarkEnd w:id="76"/>
     <w:sectPr>
       <w:footnotePr>
         <w:numRestart w:val="eachSect"/>
@@ -58183,120 +58110,6 @@
     <w:p>
       <w:r>
         <w:separator/>
-      </w:r>
-    </w:p>
-  </w:footnote>
-  <w:footnote w:id="9">
-    <w:p>
-      <w:pPr>
-        <w:pStyle w:val="FootnoteText"/>
-      </w:pPr>
-      <w:r>
-        <w:rPr>
-          <w:rStyle w:val="FootnoteReference"/>
-        </w:rPr>
-        <w:footnoteRef/>
-      </w:r>
-      <w:r>
-        <w:t xml:space="preserve"> </w:t>
-      </w:r>
-      <w:r>
-        <w:t xml:space="preserve">Brewer E A. Towards robust distributed systems[C]//PODC. 2000, 7: 1-7.</w:t>
-      </w:r>
-    </w:p>
-  </w:footnote>
-  <w:footnote w:id="10">
-    <w:p>
-      <w:pPr>
-        <w:pStyle w:val="FootnoteText"/>
-      </w:pPr>
-      <w:r>
-        <w:rPr>
-          <w:rStyle w:val="FootnoteReference"/>
-        </w:rPr>
-        <w:footnoteRef/>
-      </w:r>
-      <w:r>
-        <w:t xml:space="preserve"> </w:t>
-      </w:r>
-      <w:r>
-        <w:t xml:space="preserve">Lamport L. Time, clocks, and the ordering of events in a distributed system[J]. Communications of the ACM, 1978, 21(7): 558-565.</w:t>
-      </w:r>
-    </w:p>
-  </w:footnote>
-  <w:footnote w:id="15">
-    <w:p>
-      <w:pPr>
-        <w:pStyle w:val="FootnoteText"/>
-      </w:pPr>
-      <w:r>
-        <w:rPr>
-          <w:rStyle w:val="FootnoteReference"/>
-        </w:rPr>
-        <w:footnoteRef/>
-      </w:r>
-      <w:r>
-        <w:t xml:space="preserve"> </w:t>
-      </w:r>
-      <w:r>
-        <w:t xml:space="preserve">O’Neil P, Cheng E, Gawlick D, et al. The log-structured merge-tree (LSM-tree)[J]. Acta Informatica, 1996, 33(4): 351-385.</w:t>
-      </w:r>
-    </w:p>
-  </w:footnote>
-  <w:footnote w:id="16">
-    <w:p>
-      <w:pPr>
-        <w:pStyle w:val="FootnoteText"/>
-      </w:pPr>
-      <w:r>
-        <w:rPr>
-          <w:rStyle w:val="FootnoteReference"/>
-        </w:rPr>
-        <w:footnoteRef/>
-      </w:r>
-      <w:r>
-        <w:t xml:space="preserve"> </w:t>
-      </w:r>
-      <w:r>
-        <w:t xml:space="preserve">Little J D C. A proof for the queuing formula: L= λW[J]. Operations research, 1961, 9(3): 383-387.</w:t>
-      </w:r>
-    </w:p>
-  </w:footnote>
-  <w:footnote w:id="18">
-    <w:p>
-      <w:pPr>
-        <w:pStyle w:val="FootnoteText"/>
-      </w:pPr>
-      <w:r>
-        <w:rPr>
-          <w:rStyle w:val="FootnoteReference"/>
-        </w:rPr>
-        <w:footnoteRef/>
-      </w:r>
-      <w:r>
-        <w:t xml:space="preserve"> </w:t>
-      </w:r>
-      <w:r>
-        <w:t xml:space="preserve">Cesa-Bianchi N, Lugosi G. Prediction, learning, and games[M]. Cambridge university press, 2006.</w:t>
-      </w:r>
-    </w:p>
-  </w:footnote>
-  <w:footnote w:id="19">
-    <w:p>
-      <w:pPr>
-        <w:pStyle w:val="FootnoteText"/>
-      </w:pPr>
-      <w:r>
-        <w:rPr>
-          <w:rStyle w:val="FootnoteReference"/>
-        </w:rPr>
-        <w:footnoteRef/>
-      </w:r>
-      <w:r>
-        <w:t xml:space="preserve"> </w:t>
-      </w:r>
-      <w:r>
-        <w:t xml:space="preserve">Sutton R S, Barto A G. Reinforcement learning: An introduction[M]. MIT press, 2018.</w:t>
       </w:r>
     </w:p>
   </w:footnote>

--- a/md/_integrated_docx_out/第四章-动态缓存更新技术与持久化技术.docx
+++ b/md/_integrated_docx_out/第四章-动态缓存更新技术与持久化技术.docx
@@ -2,7 +2,7 @@
 <file path=word/document.xml><?xml version="1.0" encoding="utf-8"?>
 <w:document xmlns:w="http://schemas.openxmlformats.org/wordprocessingml/2006/main" xmlns:m="http://schemas.openxmlformats.org/officeDocument/2006/math" xmlns:r="http://schemas.openxmlformats.org/officeDocument/2006/relationships" xmlns:o="urn:schemas-microsoft-com:office:office" xmlns:v="urn:schemas-microsoft-com:vml" xmlns:w10="urn:schemas-microsoft-com:office:word" xmlns:a="http://schemas.openxmlformats.org/drawingml/2006/main" xmlns:pic="http://schemas.openxmlformats.org/drawingml/2006/picture" xmlns:wp="http://schemas.openxmlformats.org/drawingml/2006/wordprocessingDrawing">
   <w:body>
-    <w:bookmarkStart w:id="54" w:name="第四章-基于多策略融合的缓存更新与持久化技术"/>
+    <w:bookmarkStart w:id="65" w:name="第四章-动态缓存更新策略"/>
     <w:p>
       <w:pPr>
         <w:pStyle w:val="Heading1"/>
@@ -20,7 +20,7 @@
         <w:rPr>
           <w:rFonts w:hint="eastAsia"/>
         </w:rPr>
-        <w:t xml:space="preserve">基于多策略融合的缓存更新与持久化技术</w:t>
+        <w:t xml:space="preserve">动态缓存更新策略</w:t>
       </w:r>
     </w:p>
     <w:p>
@@ -31,10 +31,10 @@
         <w:rPr>
           <w:rFonts w:hint="eastAsia"/>
         </w:rPr>
-        <w:t xml:space="preserve">为了实现高效灵活的缓存管理和数据持久化，本章将介绍一种基于多策略融合的缓存更新技术和多模式持久化方案。接下来将从设计思想、数据结构、操作流程等方面介绍该方法，最后通过示例直观地说明了整个流程的操作逻辑与适用场景。</w:t>
+        <w:t xml:space="preserve">本章详细介绍了动态缓存更新策略的设计与实现，作为第三章动态缓存管理系统的重要组成部分。该策略系统基于DuckDB的缓存持久化框架实现，通过多种更新策略的协调配合，实现了高效的缓存管理和数据持久化。系统主要包括基于LRU的动态缓存管理、基于时间策略的管理、混合策略管理以及基于机器学习的智能管理等核心技术。</w:t>
       </w:r>
     </w:p>
-    <w:bookmarkStart w:id="13" w:name="设计概述"/>
+    <w:bookmarkStart w:id="15" w:name="设计概要"/>
     <w:p>
       <w:pPr>
         <w:pStyle w:val="Heading2"/>
@@ -46,7 +46,22 @@
         <w:rPr>
           <w:rFonts w:hint="eastAsia"/>
         </w:rPr>
-        <w:t xml:space="preserve">设计概述</w:t>
+        <w:t xml:space="preserve">设计概要</w:t>
+      </w:r>
+    </w:p>
+    <w:bookmarkStart w:id="9" w:name="系统架构设计"/>
+    <w:p>
+      <w:pPr>
+        <w:pStyle w:val="Heading3"/>
+      </w:pPr>
+      <w:r>
+        <w:t xml:space="preserve">4.1.1 </w:t>
+      </w:r>
+      <w:r>
+        <w:rPr>
+          <w:rFonts w:hint="eastAsia"/>
+        </w:rPr>
+        <w:t xml:space="preserve">系统架构设计</w:t>
       </w:r>
     </w:p>
     <w:p>
@@ -57,7 +72,7 @@
         <w:rPr>
           <w:rFonts w:hint="eastAsia"/>
         </w:rPr>
-        <w:t xml:space="preserve">通过引入基于多策略融合的缓存管理机制，本文提出的缓存更新技术可以克服传统缓存策略在复杂场景中的局限性。基于多策略融合的设计允许动态表示不同策略之间的协作关系，使其支持灵活的策略组合和更高效的缓存管理。相比于传统的单一策略或简单组合，多策略融合更适合处理复杂的查询访问模式。此外，多策略融合的自适应特性确保系统能够以低开销管理不同场景下的缓存需求，从而在多变环境下实现高效、灵活的缓存管理。</w:t>
+        <w:t xml:space="preserve">动态缓存更新策略系统基于第三章介绍的QueryCache框架，通过CacheEvictionStrategy枚举定义了多种更新策略类型，包括TTL_BASED、LRU_BASED和ML_BASED三种核心策略。系统采用策略模式设计，支持运行时动态切换和组合不同的更新策略。</w:t>
       </w:r>
     </w:p>
     <w:p>
@@ -67,8 +82,16 @@
       <w:r>
         <w:rPr>
           <w:rFonts w:hint="eastAsia"/>
-        </w:rPr>
-        <w:t xml:space="preserve">尽管基于多策略融合的设计能够有效应对复杂场景中的许多挑战，但它仍然面临一些关键问题。为了确保系统的高效性和一致性，本文提出了以下解决方案：</w:t>
+          <w:b/>
+          <w:bCs/>
+        </w:rPr>
+        <w:t xml:space="preserve">策略协调机制</w:t>
+      </w:r>
+      <w:r>
+        <w:rPr>
+          <w:rFonts w:hint="eastAsia"/>
+        </w:rPr>
+        <w:t xml:space="preserve">：系统通过SetEvictionStrategy()方法实现策略的动态切换，每种策略都有独立的评估机制和执行逻辑。EvictIfNeeded()方法作为统一入口，根据当前配置的策略类型调用相应的淘汰算法。</w:t>
       </w:r>
     </w:p>
     <w:p>
@@ -78,8 +101,51 @@
       <w:r>
         <w:rPr>
           <w:rFonts w:hint="eastAsia"/>
-        </w:rPr>
-        <w:t xml:space="preserve">第一，高效的策略协调：在多策略系统中，多个策略竞争同一个缓存资源可能导致决策冲突问题。为此，本文将每个策略视为独立的决策单元，并为每个策略维护独立的评估机制，以有效管理策略之间的协作关系。这种设计提升了系统的决策效率，减少了策略冲突带来的性能瓶颈。</w:t>
+          <w:b/>
+          <w:bCs/>
+        </w:rPr>
+        <w:t xml:space="preserve">持久化集成</w:t>
+      </w:r>
+      <w:r>
+        <w:rPr>
+          <w:rFonts w:hint="eastAsia"/>
+        </w:rPr>
+        <w:t xml:space="preserve">：更新策略与持久化系统紧密集成，通过CachePersistenceInterface接口支持多种持久化模式。系统根据数据的访问模式和重要性，自动选择最优的存储策略。</w:t>
+      </w:r>
+    </w:p>
+    <w:bookmarkEnd w:id="9"/>
+    <w:bookmarkStart w:id="13" w:name="核心设计理念"/>
+    <w:p>
+      <w:pPr>
+        <w:pStyle w:val="Heading3"/>
+      </w:pPr>
+      <w:r>
+        <w:t xml:space="preserve">4.1.2 </w:t>
+      </w:r>
+      <w:r>
+        <w:rPr>
+          <w:rFonts w:hint="eastAsia"/>
+        </w:rPr>
+        <w:t xml:space="preserve">核心设计理念</w:t>
+      </w:r>
+    </w:p>
+    <w:p>
+      <w:pPr>
+        <w:pStyle w:val="FirstParagraph"/>
+      </w:pPr>
+      <w:r>
+        <w:rPr>
+          <w:rFonts w:hint="eastAsia"/>
+          <w:b/>
+          <w:bCs/>
+        </w:rPr>
+        <w:t xml:space="preserve">多策略融合</w:t>
+      </w:r>
+      <w:r>
+        <w:rPr>
+          <w:rFonts w:hint="eastAsia"/>
+        </w:rPr>
+        <w:t xml:space="preserve">：系统支持TTL、LRU和机器学习三种策略的动态组合，每种策略都有其适用场景。TTL策略适用于有明确时效性要求的数据，LRU策略适用于访问模式相对稳定的场景，ML策略则能够适应复杂多变的访问模式。</w:t>
       </w:r>
     </w:p>
     <w:p>
@@ -89,8 +155,16 @@
       <w:r>
         <w:rPr>
           <w:rFonts w:hint="eastAsia"/>
-        </w:rPr>
-        <w:t xml:space="preserve">第二，确保决策一致性与避免冲突：不同策略维护各自的评估标准可能导致决策不一致，甚至引发资源竞争。为了避免这些问题，本文引入了全局协调机制来管理策略融合过程，从而确保多策略环境中的决策一致性和系统稳定性，避免资源冲突的发生。</w:t>
+          <w:b/>
+          <w:bCs/>
+        </w:rPr>
+        <w:t xml:space="preserve">自适应优化</w:t>
+      </w:r>
+      <w:r>
+        <w:rPr>
+          <w:rFonts w:hint="eastAsia"/>
+        </w:rPr>
+        <w:t xml:space="preserve">：通过MLCachePredictor实现自学习能力，系统能够根据历史访问模式动态调整预测模型，提高缓存命中率和资源利用效率。</w:t>
       </w:r>
     </w:p>
     <w:p>
@@ -100,8 +174,16 @@
       <w:r>
         <w:rPr>
           <w:rFonts w:hint="eastAsia"/>
-        </w:rPr>
-        <w:t xml:space="preserve">通过这些解决方案，本文的多策略融合方案在确保高效缓存管理的同时，也能保证系统的一致性与稳定性。</w:t>
+          <w:b/>
+          <w:bCs/>
+        </w:rPr>
+        <w:t xml:space="preserve">持久化策略</w:t>
+      </w:r>
+      <w:r>
+        <w:rPr>
+          <w:rFonts w:hint="eastAsia"/>
+        </w:rPr>
+        <w:t xml:space="preserve">：基于CachePersistenceStrategy枚举，系统提供四种持久化模式：MEMORY_ONLY（纯内存）、WAL_FORMAT（预写日志）、MATERIALIZED_VIEW（物化视图）和HYBRID（混合模式），满足不同应用场景的需求。</w:t>
       </w:r>
     </w:p>
     <w:p>
@@ -113,18 +195,18 @@
           <wp:inline>
             <wp:extent cx="5334000" cy="5349416"/>
             <wp:effectExtent b="0" l="0" r="0" t="0"/>
-            <wp:docPr descr="图片" title="" id="10" name="Picture"/>
+            <wp:docPr descr="图片" title="" id="11" name="Picture"/>
             <a:graphic>
               <a:graphicData uri="http://schemas.openxmlformats.org/drawingml/2006/picture">
                 <pic:pic>
                   <pic:nvPicPr>
-                    <pic:cNvPr descr="/Users/max/src/duckdb/md/images/4.1_动态缓存更新与持久化系统架构.png" id="11" name="Picture"/>
+                    <pic:cNvPr descr="/Users/max/src/duckdb/md/images/4.1_动态缓存更新与持久化系统架构.png" id="12" name="Picture"/>
                     <pic:cNvPicPr>
                       <a:picLocks noChangeArrowheads="1" noChangeAspect="1"/>
                     </pic:cNvPicPr>
                   </pic:nvPicPr>
                   <pic:blipFill>
-                    <a:blip r:embed="rId9"/>
+                    <a:blip r:embed="rId10"/>
                     <a:stretch>
                       <a:fillRect/>
                     </a:stretch>
@@ -190,7 +272,8 @@
         <w:t xml:space="preserve">动态缓存更新与持久化系统架构</w:t>
       </w:r>
     </w:p>
-    <w:bookmarkStart w:id="12" w:name="核心设计理念"/>
+    <w:bookmarkEnd w:id="13"/>
+    <w:bookmarkStart w:id="14" w:name="核心设计理念-1"/>
     <w:p>
       <w:pPr>
         <w:pStyle w:val="Heading3"/>
@@ -528,8 +611,8 @@
         <w:t xml:space="preserve">：基于性能反馈自动切换最优策略</w:t>
       </w:r>
     </w:p>
-    <w:bookmarkEnd w:id="12"/>
-    <w:bookmarkEnd w:id="13"/>
+    <w:bookmarkEnd w:id="14"/>
+    <w:bookmarkEnd w:id="15"/>
     <w:bookmarkStart w:id="17" w:name="数据结构设计"/>
     <w:p>
       <w:pPr>
@@ -545,7 +628,7 @@
         <w:t xml:space="preserve">数据结构设计</w:t>
       </w:r>
     </w:p>
-    <w:bookmarkStart w:id="14" w:name="缓存更新策略结构"/>
+    <w:bookmarkStart w:id="16" w:name="缓存更新策略结构"/>
     <w:p>
       <w:pPr>
         <w:pStyle w:val="Heading3"/>
@@ -558,6 +641,1185 @@
           <w:rFonts w:hint="eastAsia"/>
         </w:rPr>
         <w:t xml:space="preserve">缓存更新策略结构</w:t>
+      </w:r>
+    </w:p>
+    <w:p>
+      <w:pPr>
+        <w:pStyle w:val="FirstParagraph"/>
+      </w:pPr>
+      <w:r>
+        <w:rPr>
+          <w:rFonts w:hint="eastAsia"/>
+        </w:rPr>
+        <w:t xml:space="preserve">缓存更新策略的数据结构基于QueryCacheConfig类实现，该类定义了缓存系统的核心配置参数：</w:t>
+      </w:r>
+    </w:p>
+    <w:p>
+      <w:pPr>
+        <w:pStyle w:val="BodyText"/>
+      </w:pPr>
+      <w:r>
+        <w:rPr>
+          <w:rFonts w:hint="eastAsia"/>
+          <w:b/>
+          <w:bCs/>
+        </w:rPr>
+        <w:t xml:space="preserve">策略类型定义</w:t>
+      </w:r>
+      <w:r>
+        <w:rPr>
+          <w:rFonts w:hint="eastAsia"/>
+        </w:rPr>
+        <w:t xml:space="preserve">：通过CacheEvictionStrategy枚举定义三种主要策略类型，每种策略都有其特定的配置参数和执行逻辑。</w:t>
+      </w:r>
+    </w:p>
+    <w:p>
+      <w:pPr>
+        <w:pStyle w:val="BodyText"/>
+      </w:pPr>
+      <w:r>
+        <w:rPr>
+          <w:rFonts w:hint="eastAsia"/>
+          <w:b/>
+          <w:bCs/>
+        </w:rPr>
+        <w:t xml:space="preserve">配置参数管理</w:t>
+      </w:r>
+      <w:r>
+        <w:rPr>
+          <w:rFonts w:hint="eastAsia"/>
+        </w:rPr>
+        <w:t xml:space="preserve">：QueryCacheConfig结构包含最大条目数(max_entries)、最大内存使用量(max_memory_bytes)、TTL时间(ttl_seconds)等关键参数，以及机器学习相关的学习率(ml_learning_rate)和衰减因子(ml_decay_factor)等高级参数。</w:t>
+      </w:r>
+    </w:p>
+    <w:p>
+      <w:pPr>
+        <w:pStyle w:val="BodyText"/>
+      </w:pPr>
+      <w:r>
+        <w:rPr>
+          <w:rFonts w:hint="eastAsia"/>
+          <w:b/>
+          <w:bCs/>
+        </w:rPr>
+        <w:t xml:space="preserve">统计信息维护</w:t>
+      </w:r>
+      <w:r>
+        <w:rPr>
+          <w:rFonts w:hint="eastAsia"/>
+        </w:rPr>
+        <w:t xml:space="preserve">：CacheStats结构维护各种统计信息，包括总命中数(total_hits)、总未命中数(total_misses)、各策略的淘汰次数(ttl_evictions、lru_evictions、ml_evictions)等，为性能监控和策略优化提供数据支持。</w:t>
+      </w:r>
+    </w:p>
+    <w:p>
+      <w:pPr>
+        <w:pStyle w:val="BodyText"/>
+      </w:pPr>
+      <w:r>
+        <w:rPr>
+          <w:rFonts w:hint="eastAsia"/>
+          <w:b/>
+          <w:bCs/>
+        </w:rPr>
+        <w:t xml:space="preserve">持久化配置</w:t>
+      </w:r>
+      <w:r>
+        <w:rPr>
+          <w:rFonts w:hint="eastAsia"/>
+        </w:rPr>
+        <w:t xml:space="preserve">：CachePersistenceConfig结构定义持久化相关参数，包括持久化策略类型、存储路径、内存阈值、WAL缓冲区大小等，支持灵活的持久化配置。</w:t>
+      </w:r>
+    </w:p>
+    <w:bookmarkEnd w:id="16"/>
+    <w:bookmarkEnd w:id="17"/>
+    <w:bookmarkStart w:id="21" w:name="操作流程设计"/>
+    <w:p>
+      <w:pPr>
+        <w:pStyle w:val="Heading2"/>
+      </w:pPr>
+      <w:r>
+        <w:t xml:space="preserve">4.3 </w:t>
+      </w:r>
+      <w:r>
+        <w:rPr>
+          <w:rFonts w:hint="eastAsia"/>
+        </w:rPr>
+        <w:t xml:space="preserve">操作流程设计</w:t>
+      </w:r>
+    </w:p>
+    <w:bookmarkStart w:id="18" w:name="缓存淘汰流程"/>
+    <w:p>
+      <w:pPr>
+        <w:pStyle w:val="Heading3"/>
+      </w:pPr>
+      <w:r>
+        <w:t xml:space="preserve">4.3.1 </w:t>
+      </w:r>
+      <w:r>
+        <w:rPr>
+          <w:rFonts w:hint="eastAsia"/>
+        </w:rPr>
+        <w:t xml:space="preserve">缓存淘汰流程</w:t>
+      </w:r>
+    </w:p>
+    <w:p>
+      <w:pPr>
+        <w:pStyle w:val="FirstParagraph"/>
+      </w:pPr>
+      <w:r>
+        <w:rPr>
+          <w:rFonts w:hint="eastAsia"/>
+        </w:rPr>
+        <w:t xml:space="preserve">缓存淘汰流程通过QueryCache::EvictIfNeeded()方法实现，根据配置的策略类型调用相应的淘汰算法：</w:t>
+      </w:r>
+    </w:p>
+    <w:p>
+      <w:pPr>
+        <w:pStyle w:val="BodyText"/>
+      </w:pPr>
+      <w:r>
+        <w:rPr>
+          <w:rFonts w:hint="eastAsia"/>
+          <w:b/>
+          <w:bCs/>
+        </w:rPr>
+        <w:t xml:space="preserve">容量检查</w:t>
+      </w:r>
+      <w:r>
+        <w:rPr>
+          <w:rFonts w:hint="eastAsia"/>
+        </w:rPr>
+        <w:t xml:space="preserve">：系统持续监控当前缓存使用量，包括条目数量(cache.size())和内存使用量(CalculateMemoryUsage())，当超过配置的阈值时触发淘汰操作。</w:t>
+      </w:r>
+    </w:p>
+    <w:p>
+      <w:pPr>
+        <w:pStyle w:val="BodyText"/>
+      </w:pPr>
+      <w:r>
+        <w:rPr>
+          <w:rFonts w:hint="eastAsia"/>
+          <w:b/>
+          <w:bCs/>
+        </w:rPr>
+        <w:t xml:space="preserve">策略选择</w:t>
+      </w:r>
+      <w:r>
+        <w:rPr>
+          <w:rFonts w:hint="eastAsia"/>
+        </w:rPr>
+        <w:t xml:space="preserve">：根据QueryCacheConfig中的eviction_strategy配置，系统调用相应的淘汰方法：</w:t>
+      </w:r>
+      <w:r>
+        <w:t xml:space="preserve"> </w:t>
+      </w:r>
+      <w:r>
+        <w:t xml:space="preserve">- </w:t>
+      </w:r>
+      <w:r>
+        <w:rPr>
+          <w:rFonts w:hint="eastAsia"/>
+        </w:rPr>
+        <w:t xml:space="preserve">TTL策略：调用EvictByTTL()方法，检查条目的创建时间和过期时间</w:t>
+      </w:r>
+      <w:r>
+        <w:t xml:space="preserve"> </w:t>
+      </w:r>
+      <w:r>
+        <w:t xml:space="preserve">- </w:t>
+      </w:r>
+      <w:r>
+        <w:rPr>
+          <w:rFonts w:hint="eastAsia"/>
+        </w:rPr>
+        <w:t xml:space="preserve">LRU策略：调用EvictByLRU()方法，根据last_accessed时间排序淘汰</w:t>
+      </w:r>
+      <w:r>
+        <w:t xml:space="preserve"> </w:t>
+      </w:r>
+      <w:r>
+        <w:t xml:space="preserve">- </w:t>
+      </w:r>
+      <w:r>
+        <w:rPr>
+          <w:rFonts w:hint="eastAsia"/>
+        </w:rPr>
+        <w:t xml:space="preserve">ML策略：调用EvictByML()方法，使用机器学习模型预测条目价值</w:t>
+      </w:r>
+    </w:p>
+    <w:p>
+      <w:pPr>
+        <w:pStyle w:val="BodyText"/>
+      </w:pPr>
+      <w:r>
+        <w:rPr>
+          <w:rFonts w:hint="eastAsia"/>
+          <w:b/>
+          <w:bCs/>
+        </w:rPr>
+        <w:t xml:space="preserve">批量淘汰</w:t>
+      </w:r>
+      <w:r>
+        <w:rPr>
+          <w:rFonts w:hint="eastAsia"/>
+        </w:rPr>
+        <w:t xml:space="preserve">：为提高效率，系统采用批量淘汰策略，一次性处理多个条目，减少锁竞争和内存碎片。</w:t>
+      </w:r>
+    </w:p>
+    <w:p>
+      <w:pPr>
+        <w:pStyle w:val="BodyText"/>
+      </w:pPr>
+      <w:r>
+        <w:rPr>
+          <w:rFonts w:hint="eastAsia"/>
+          <w:b/>
+          <w:bCs/>
+        </w:rPr>
+        <w:t xml:space="preserve">统计更新</w:t>
+      </w:r>
+      <w:r>
+        <w:rPr>
+          <w:rFonts w:hint="eastAsia"/>
+        </w:rPr>
+        <w:t xml:space="preserve">：淘汰完成后，系统更新相应的统计计数器(ttl_evictions、lru_evictions、ml_evictions)，为性能监控提供数据支持。</w:t>
+      </w:r>
+    </w:p>
+    <w:bookmarkEnd w:id="18"/>
+    <w:bookmarkStart w:id="19" w:name="持久化操作流程"/>
+    <w:p>
+      <w:pPr>
+        <w:pStyle w:val="Heading3"/>
+      </w:pPr>
+      <w:r>
+        <w:t xml:space="preserve">4.3.2 </w:t>
+      </w:r>
+      <w:r>
+        <w:rPr>
+          <w:rFonts w:hint="eastAsia"/>
+        </w:rPr>
+        <w:t xml:space="preserve">持久化操作流程</w:t>
+      </w:r>
+    </w:p>
+    <w:p>
+      <w:pPr>
+        <w:pStyle w:val="FirstParagraph"/>
+      </w:pPr>
+      <w:r>
+        <w:rPr>
+          <w:rFonts w:hint="eastAsia"/>
+        </w:rPr>
+        <w:t xml:space="preserve">持久化操作通过CachePersistenceInterface接口实现，支持多种持久化策略：</w:t>
+      </w:r>
+    </w:p>
+    <w:p>
+      <w:pPr>
+        <w:pStyle w:val="BodyText"/>
+      </w:pPr>
+      <w:r>
+        <w:rPr>
+          <w:rFonts w:hint="eastAsia"/>
+          <w:b/>
+          <w:bCs/>
+        </w:rPr>
+        <w:t xml:space="preserve">策略选择</w:t>
+      </w:r>
+      <w:r>
+        <w:rPr>
+          <w:rFonts w:hint="eastAsia"/>
+        </w:rPr>
+        <w:t xml:space="preserve">：根据CachePersistenceConfig中的strategy配置，系统创建相应的持久化实现：</w:t>
+      </w:r>
+      <w:r>
+        <w:t xml:space="preserve"> </w:t>
+      </w:r>
+      <w:r>
+        <w:t xml:space="preserve">- </w:t>
+      </w:r>
+      <w:r>
+        <w:rPr>
+          <w:rFonts w:hint="eastAsia"/>
+        </w:rPr>
+        <w:t xml:space="preserve">MEMORY_ONLY：使用MemoryOnlyPersistence，数据仅保存在内存中</w:t>
+      </w:r>
+      <w:r>
+        <w:t xml:space="preserve"> </w:t>
+      </w:r>
+      <w:r>
+        <w:t xml:space="preserve">- </w:t>
+      </w:r>
+      <w:r>
+        <w:rPr>
+          <w:rFonts w:hint="eastAsia"/>
+        </w:rPr>
+        <w:t xml:space="preserve">WAL_FORMAT：使用WALFormatPersistence，通过预写日志实现持久化</w:t>
+      </w:r>
+      <w:r>
+        <w:t xml:space="preserve"> </w:t>
+      </w:r>
+      <w:r>
+        <w:t xml:space="preserve">- </w:t>
+      </w:r>
+      <w:r>
+        <w:rPr>
+          <w:rFonts w:hint="eastAsia"/>
+        </w:rPr>
+        <w:t xml:space="preserve">MATERIALIZED_VIEW：使用MaterializedViewPersistence，利用数据库物化视图</w:t>
+      </w:r>
+      <w:r>
+        <w:t xml:space="preserve"> </w:t>
+      </w:r>
+      <w:r>
+        <w:t xml:space="preserve">- </w:t>
+      </w:r>
+      <w:r>
+        <w:rPr>
+          <w:rFonts w:hint="eastAsia"/>
+        </w:rPr>
+        <w:t xml:space="preserve">HYBRID：使用HybridPersistence，根据数据特征动态选择存储方式</w:t>
+      </w:r>
+    </w:p>
+    <w:p>
+      <w:pPr>
+        <w:pStyle w:val="BodyText"/>
+      </w:pPr>
+      <w:r>
+        <w:rPr>
+          <w:rFonts w:hint="eastAsia"/>
+          <w:b/>
+          <w:bCs/>
+        </w:rPr>
+        <w:t xml:space="preserve">异步持久化</w:t>
+      </w:r>
+      <w:r>
+        <w:rPr>
+          <w:rFonts w:hint="eastAsia"/>
+        </w:rPr>
+        <w:t xml:space="preserve">：系统采用异步持久化策略，通过PersistEntry()方法将缓存条目写入持久化存储，避免阻塞主查询流程。</w:t>
+      </w:r>
+    </w:p>
+    <w:p>
+      <w:pPr>
+        <w:pStyle w:val="BodyText"/>
+      </w:pPr>
+      <w:r>
+        <w:rPr>
+          <w:rFonts w:hint="eastAsia"/>
+          <w:b/>
+          <w:bCs/>
+        </w:rPr>
+        <w:t xml:space="preserve">数据恢复</w:t>
+      </w:r>
+      <w:r>
+        <w:rPr>
+          <w:rFonts w:hint="eastAsia"/>
+        </w:rPr>
+        <w:t xml:space="preserve">：系统启动时通过LoadFromPersistentStorage()方法从持久化存储中恢复缓存数据，确保缓存的连续性。</w:t>
+      </w:r>
+    </w:p>
+    <w:bookmarkEnd w:id="19"/>
+    <w:bookmarkStart w:id="20" w:name="机器学习模型更新流程"/>
+    <w:p>
+      <w:pPr>
+        <w:pStyle w:val="Heading3"/>
+      </w:pPr>
+      <w:r>
+        <w:t xml:space="preserve">4.3.3 </w:t>
+      </w:r>
+      <w:r>
+        <w:rPr>
+          <w:rFonts w:hint="eastAsia"/>
+        </w:rPr>
+        <w:t xml:space="preserve">机器学习模型更新流程</w:t>
+      </w:r>
+    </w:p>
+    <w:p>
+      <w:pPr>
+        <w:pStyle w:val="FirstParagraph"/>
+      </w:pPr>
+      <w:r>
+        <w:rPr>
+          <w:rFonts w:hint="eastAsia"/>
+        </w:rPr>
+        <w:t xml:space="preserve">机器学习模型更新通过MLCachePredictor类实现：</w:t>
+      </w:r>
+    </w:p>
+    <w:p>
+      <w:pPr>
+        <w:pStyle w:val="BodyText"/>
+      </w:pPr>
+      <w:r>
+        <w:rPr>
+          <w:rFonts w:hint="eastAsia"/>
+          <w:b/>
+          <w:bCs/>
+        </w:rPr>
+        <w:t xml:space="preserve">特征收集</w:t>
+      </w:r>
+      <w:r>
+        <w:rPr>
+          <w:rFonts w:hint="eastAsia"/>
+        </w:rPr>
+        <w:t xml:space="preserve">：系统通过RecordAccess()方法收集访问模式数据，包括查询特征、访问时间、命中情况等信息。</w:t>
+      </w:r>
+    </w:p>
+    <w:p>
+      <w:pPr>
+        <w:pStyle w:val="BodyText"/>
+      </w:pPr>
+      <w:r>
+        <w:rPr>
+          <w:rFonts w:hint="eastAsia"/>
+          <w:b/>
+          <w:bCs/>
+        </w:rPr>
+        <w:t xml:space="preserve">在线学习</w:t>
+      </w:r>
+      <w:r>
+        <w:rPr>
+          <w:rFonts w:hint="eastAsia"/>
+        </w:rPr>
+        <w:t xml:space="preserve">：MLCachePredictor使用Update()方法进行在线学习，根据实际的缓存效果调整模型参数。学习过程采用随机梯度下降算法，支持实时适应访问模式的变化。</w:t>
+      </w:r>
+    </w:p>
+    <w:p>
+      <w:pPr>
+        <w:pStyle w:val="BodyText"/>
+      </w:pPr>
+      <w:r>
+        <w:rPr>
+          <w:rFonts w:hint="eastAsia"/>
+          <w:b/>
+          <w:bCs/>
+        </w:rPr>
+        <w:t xml:space="preserve">预测评估</w:t>
+      </w:r>
+      <w:r>
+        <w:rPr>
+          <w:rFonts w:hint="eastAsia"/>
+        </w:rPr>
+        <w:t xml:space="preserve">：通过Predict()方法对新的查询进行缓存价值预测，预测结果用于指导缓存决策和淘汰策略。</w:t>
+      </w:r>
+    </w:p>
+    <w:bookmarkEnd w:id="20"/>
+    <w:bookmarkEnd w:id="21"/>
+    <w:bookmarkStart w:id="26" w:name="动态缓存管理技术"/>
+    <w:p>
+      <w:pPr>
+        <w:pStyle w:val="Heading2"/>
+      </w:pPr>
+      <w:r>
+        <w:t xml:space="preserve">4.4 </w:t>
+      </w:r>
+      <w:r>
+        <w:rPr>
+          <w:rFonts w:hint="eastAsia"/>
+        </w:rPr>
+        <w:t xml:space="preserve">动态缓存管理技术</w:t>
+      </w:r>
+    </w:p>
+    <w:bookmarkStart w:id="22" w:name="基于lru的动态缓存管理技术"/>
+    <w:p>
+      <w:pPr>
+        <w:pStyle w:val="Heading3"/>
+      </w:pPr>
+      <w:r>
+        <w:t xml:space="preserve">4.4.1 </w:t>
+      </w:r>
+      <w:r>
+        <w:rPr>
+          <w:rFonts w:hint="eastAsia"/>
+        </w:rPr>
+        <w:t xml:space="preserve">基于LRU的动态缓存管理技术</w:t>
+      </w:r>
+    </w:p>
+    <w:p>
+      <w:pPr>
+        <w:pStyle w:val="FirstParagraph"/>
+      </w:pPr>
+      <w:r>
+        <w:rPr>
+          <w:rFonts w:hint="eastAsia"/>
+        </w:rPr>
+        <w:t xml:space="preserve">LRU策略基于时间局部性原理，通过EvictByLRU()方法实现：</w:t>
+      </w:r>
+    </w:p>
+    <w:p>
+      <w:pPr>
+        <w:pStyle w:val="BodyText"/>
+      </w:pPr>
+      <w:r>
+        <w:rPr>
+          <w:rFonts w:hint="eastAsia"/>
+          <w:b/>
+          <w:bCs/>
+        </w:rPr>
+        <w:t xml:space="preserve">访问时间跟踪</w:t>
+      </w:r>
+      <w:r>
+        <w:rPr>
+          <w:rFonts w:hint="eastAsia"/>
+        </w:rPr>
+        <w:t xml:space="preserve">：系统为每个缓存条目维护last_accessed时间戳，使用std::chrono::steady_clock确保高精度时间测量。</w:t>
+      </w:r>
+    </w:p>
+    <w:p>
+      <w:pPr>
+        <w:pStyle w:val="BodyText"/>
+      </w:pPr>
+      <w:r>
+        <w:rPr>
+          <w:rFonts w:hint="eastAsia"/>
+          <w:b/>
+          <w:bCs/>
+        </w:rPr>
+        <w:t xml:space="preserve">排序淘汰</w:t>
+      </w:r>
+      <w:r>
+        <w:rPr>
+          <w:rFonts w:hint="eastAsia"/>
+        </w:rPr>
+        <w:t xml:space="preserve">：当需要淘汰时，系统根据last_accessed时间对所有条目进行排序，优先淘汰最久未访问的条目。</w:t>
+      </w:r>
+    </w:p>
+    <w:p>
+      <w:pPr>
+        <w:pStyle w:val="BodyText"/>
+      </w:pPr>
+      <w:r>
+        <w:rPr>
+          <w:rFonts w:hint="eastAsia"/>
+          <w:b/>
+          <w:bCs/>
+        </w:rPr>
+        <w:t xml:space="preserve">访问更新</w:t>
+      </w:r>
+      <w:r>
+        <w:rPr>
+          <w:rFonts w:hint="eastAsia"/>
+        </w:rPr>
+        <w:t xml:space="preserve">：每次缓存命中时，系统更新条目的last_accessed时间和access_count计数器，确保访问统计的准确性。</w:t>
+      </w:r>
+    </w:p>
+    <w:p>
+      <w:pPr>
+        <w:pStyle w:val="BodyText"/>
+      </w:pPr>
+      <w:r>
+        <w:rPr>
+          <w:rFonts w:hint="eastAsia"/>
+          <w:b/>
+          <w:bCs/>
+        </w:rPr>
+        <w:t xml:space="preserve">内存优化</w:t>
+      </w:r>
+      <w:r>
+        <w:rPr>
+          <w:rFonts w:hint="eastAsia"/>
+        </w:rPr>
+        <w:t xml:space="preserve">：系统采用高效的数据结构和算法，避免频繁的排序操作，通过增量更新和批量处理提高性能。</w:t>
+      </w:r>
+    </w:p>
+    <w:bookmarkEnd w:id="22"/>
+    <w:bookmarkStart w:id="23" w:name="基于时间策略的动态缓存管理技术"/>
+    <w:p>
+      <w:pPr>
+        <w:pStyle w:val="Heading3"/>
+      </w:pPr>
+      <w:r>
+        <w:t xml:space="preserve">4.4.2 </w:t>
+      </w:r>
+      <w:r>
+        <w:rPr>
+          <w:rFonts w:hint="eastAsia"/>
+        </w:rPr>
+        <w:t xml:space="preserve">基于时间策略的动态缓存管理技术</w:t>
+      </w:r>
+    </w:p>
+    <w:p>
+      <w:pPr>
+        <w:pStyle w:val="FirstParagraph"/>
+      </w:pPr>
+      <w:r>
+        <w:rPr>
+          <w:rFonts w:hint="eastAsia"/>
+        </w:rPr>
+        <w:t xml:space="preserve">时间策略通过TTL机制实现缓存条目的自动过期：</w:t>
+      </w:r>
+    </w:p>
+    <w:p>
+      <w:pPr>
+        <w:pStyle w:val="BodyText"/>
+      </w:pPr>
+      <w:r>
+        <w:rPr>
+          <w:rFonts w:hint="eastAsia"/>
+          <w:b/>
+          <w:bCs/>
+        </w:rPr>
+        <w:t xml:space="preserve">TTL计算</w:t>
+      </w:r>
+      <w:r>
+        <w:rPr>
+          <w:rFonts w:hint="eastAsia"/>
+        </w:rPr>
+        <w:t xml:space="preserve">：系统根据查询特征和历史访问模式动态计算TTL值，复杂查询和高价值查询获得更长的TTL。</w:t>
+      </w:r>
+    </w:p>
+    <w:p>
+      <w:pPr>
+        <w:pStyle w:val="BodyText"/>
+      </w:pPr>
+      <w:r>
+        <w:rPr>
+          <w:rFonts w:hint="eastAsia"/>
+          <w:b/>
+          <w:bCs/>
+        </w:rPr>
+        <w:t xml:space="preserve">过期检查</w:t>
+      </w:r>
+      <w:r>
+        <w:rPr>
+          <w:rFonts w:hint="eastAsia"/>
+        </w:rPr>
+        <w:t xml:space="preserve">：IsExpired()方法检查条目是否超过生存时间，过期条目在下次访问时被自动清理。</w:t>
+      </w:r>
+    </w:p>
+    <w:p>
+      <w:pPr>
+        <w:pStyle w:val="BodyText"/>
+      </w:pPr>
+      <w:r>
+        <w:rPr>
+          <w:rFonts w:hint="eastAsia"/>
+          <w:b/>
+          <w:bCs/>
+        </w:rPr>
+        <w:t xml:space="preserve">分层TTL</w:t>
+      </w:r>
+      <w:r>
+        <w:rPr>
+          <w:rFonts w:hint="eastAsia"/>
+        </w:rPr>
+        <w:t xml:space="preserve">：系统支持分层TTL管理，根据数据的重要性和访问频率设置不同的过期时间。</w:t>
+      </w:r>
+    </w:p>
+    <w:p>
+      <w:pPr>
+        <w:pStyle w:val="BodyText"/>
+      </w:pPr>
+      <w:r>
+        <w:rPr>
+          <w:rFonts w:hint="eastAsia"/>
+          <w:b/>
+          <w:bCs/>
+        </w:rPr>
+        <w:t xml:space="preserve">自适应调整</w:t>
+      </w:r>
+      <w:r>
+        <w:rPr>
+          <w:rFonts w:hint="eastAsia"/>
+        </w:rPr>
+        <w:t xml:space="preserve">：系统根据缓存命中率和内存压力动态调整TTL参数，实现最优的缓存效果。</w:t>
+      </w:r>
+    </w:p>
+    <w:bookmarkEnd w:id="23"/>
+    <w:bookmarkStart w:id="24" w:name="混合策略的动态缓存管理技术"/>
+    <w:p>
+      <w:pPr>
+        <w:pStyle w:val="Heading3"/>
+      </w:pPr>
+      <w:r>
+        <w:t xml:space="preserve">4.4.3 </w:t>
+      </w:r>
+      <w:r>
+        <w:rPr>
+          <w:rFonts w:hint="eastAsia"/>
+        </w:rPr>
+        <w:t xml:space="preserve">混合策略的动态缓存管理技术</w:t>
+      </w:r>
+    </w:p>
+    <w:p>
+      <w:pPr>
+        <w:pStyle w:val="FirstParagraph"/>
+      </w:pPr>
+      <w:r>
+        <w:rPr>
+          <w:rFonts w:hint="eastAsia"/>
+        </w:rPr>
+        <w:t xml:space="preserve">混合策略结合多种淘汰算法的优势：</w:t>
+      </w:r>
+    </w:p>
+    <w:p>
+      <w:pPr>
+        <w:pStyle w:val="BodyText"/>
+      </w:pPr>
+      <w:r>
+        <w:rPr>
+          <w:rFonts w:hint="eastAsia"/>
+          <w:b/>
+          <w:bCs/>
+        </w:rPr>
+        <w:t xml:space="preserve">策略权重</w:t>
+      </w:r>
+      <w:r>
+        <w:rPr>
+          <w:rFonts w:hint="eastAsia"/>
+        </w:rPr>
+        <w:t xml:space="preserve">：系统为不同策略分配权重，根据当前工作负载特征动态调整权重分配。</w:t>
+      </w:r>
+    </w:p>
+    <w:p>
+      <w:pPr>
+        <w:pStyle w:val="BodyText"/>
+      </w:pPr>
+      <w:r>
+        <w:rPr>
+          <w:rFonts w:hint="eastAsia"/>
+          <w:b/>
+          <w:bCs/>
+        </w:rPr>
+        <w:t xml:space="preserve">决策融合</w:t>
+      </w:r>
+      <w:r>
+        <w:rPr>
+          <w:rFonts w:hint="eastAsia"/>
+        </w:rPr>
+        <w:t xml:space="preserve">：通过加权投票或机器学习模型融合多个策略的决策结果，选择最优的淘汰候选。</w:t>
+      </w:r>
+    </w:p>
+    <w:p>
+      <w:pPr>
+        <w:pStyle w:val="BodyText"/>
+      </w:pPr>
+      <w:r>
+        <w:rPr>
+          <w:rFonts w:hint="eastAsia"/>
+          <w:b/>
+          <w:bCs/>
+        </w:rPr>
+        <w:t xml:space="preserve">性能监控</w:t>
+      </w:r>
+      <w:r>
+        <w:rPr>
+          <w:rFonts w:hint="eastAsia"/>
+        </w:rPr>
+        <w:t xml:space="preserve">：系统持续监控各策略的性能表现，根据实际效果调整策略组合。</w:t>
+      </w:r>
+    </w:p>
+    <w:p>
+      <w:pPr>
+        <w:pStyle w:val="BodyText"/>
+      </w:pPr>
+      <w:r>
+        <w:rPr>
+          <w:rFonts w:hint="eastAsia"/>
+          <w:b/>
+          <w:bCs/>
+        </w:rPr>
+        <w:t xml:space="preserve">自适应切换</w:t>
+      </w:r>
+      <w:r>
+        <w:rPr>
+          <w:rFonts w:hint="eastAsia"/>
+        </w:rPr>
+        <w:t xml:space="preserve">：根据系统负载和访问模式的变化，自动切换到最适合的策略组合。</w:t>
+      </w:r>
+    </w:p>
+    <w:bookmarkEnd w:id="24"/>
+    <w:bookmarkStart w:id="25" w:name="基于机器学习策略的动态缓存管理技术"/>
+    <w:p>
+      <w:pPr>
+        <w:pStyle w:val="Heading3"/>
+      </w:pPr>
+      <w:r>
+        <w:t xml:space="preserve">4.4.4 </w:t>
+      </w:r>
+      <w:r>
+        <w:rPr>
+          <w:rFonts w:hint="eastAsia"/>
+        </w:rPr>
+        <w:t xml:space="preserve">基于机器学习策略的动态缓存管理技术</w:t>
+      </w:r>
+    </w:p>
+    <w:p>
+      <w:pPr>
+        <w:pStyle w:val="FirstParagraph"/>
+      </w:pPr>
+      <w:r>
+        <w:rPr>
+          <w:rFonts w:hint="eastAsia"/>
+        </w:rPr>
+        <w:t xml:space="preserve">机器学习策略通过MLCachePredictor实现智能缓存管理：</w:t>
+      </w:r>
+    </w:p>
+    <w:p>
+      <w:pPr>
+        <w:pStyle w:val="BodyText"/>
+      </w:pPr>
+      <w:r>
+        <w:rPr>
+          <w:rFonts w:hint="eastAsia"/>
+          <w:b/>
+          <w:bCs/>
+        </w:rPr>
+        <w:t xml:space="preserve">特征工程</w:t>
+      </w:r>
+      <w:r>
+        <w:rPr>
+          <w:rFonts w:hint="eastAsia"/>
+        </w:rPr>
+        <w:t xml:space="preserve">：系统从查询语句、执行统计、访问模式等多个维度提取特征，形成高维特征向量。</w:t>
+      </w:r>
+    </w:p>
+    <w:p>
+      <w:pPr>
+        <w:pStyle w:val="BodyText"/>
+      </w:pPr>
+      <w:r>
+        <w:rPr>
+          <w:rFonts w:hint="eastAsia"/>
+          <w:b/>
+          <w:bCs/>
+        </w:rPr>
+        <w:t xml:space="preserve">模型训练</w:t>
+      </w:r>
+      <w:r>
+        <w:rPr>
+          <w:rFonts w:hint="eastAsia"/>
+        </w:rPr>
+        <w:t xml:space="preserve">：采用线性回归模型进行缓存价值预测，支持在线学习和增量更新。</w:t>
+      </w:r>
+    </w:p>
+    <w:p>
+      <w:pPr>
+        <w:pStyle w:val="BodyText"/>
+      </w:pPr>
+      <w:r>
+        <w:rPr>
+          <w:rFonts w:hint="eastAsia"/>
+          <w:b/>
+          <w:bCs/>
+        </w:rPr>
+        <w:t xml:space="preserve">预测决策</w:t>
+      </w:r>
+      <w:r>
+        <w:rPr>
+          <w:rFonts w:hint="eastAsia"/>
+        </w:rPr>
+        <w:t xml:space="preserve">：根据模型预测结果计算缓存条目的价值评分，指导缓存插入和淘汰决策。</w:t>
+      </w:r>
+    </w:p>
+    <w:p>
+      <w:pPr>
+        <w:pStyle w:val="BodyText"/>
+      </w:pPr>
+      <w:r>
+        <w:rPr>
+          <w:rFonts w:hint="eastAsia"/>
+          <w:b/>
+          <w:bCs/>
+        </w:rPr>
+        <w:t xml:space="preserve">模型优化</w:t>
+      </w:r>
+      <w:r>
+        <w:rPr>
+          <w:rFonts w:hint="eastAsia"/>
+        </w:rPr>
+        <w:t xml:space="preserve">：系统采用Adam优化器和学习率衰减等技术，提高模型的收敛速度和预测准确性。</w:t>
+      </w:r>
+    </w:p>
+    <w:p>
+      <w:pPr>
+        <w:pStyle w:val="BodyText"/>
+      </w:pPr>
+      <w:r>
+        <w:rPr>
+          <w:rFonts w:hint="eastAsia"/>
+          <w:b/>
+          <w:bCs/>
+        </w:rPr>
+        <w:t xml:space="preserve">反馈学习</w:t>
+      </w:r>
+      <w:r>
+        <w:rPr>
+          <w:rFonts w:hint="eastAsia"/>
+        </w:rPr>
+        <w:t xml:space="preserve">：通过实际的缓存效果反馈，持续优化模型参数，适应工作负载的变化。</w:t>
+      </w:r>
+    </w:p>
+    <w:bookmarkEnd w:id="25"/>
+    <w:bookmarkEnd w:id="26"/>
+    <w:bookmarkStart w:id="28" w:name="本章小结"/>
+    <w:p>
+      <w:pPr>
+        <w:pStyle w:val="Heading2"/>
+      </w:pPr>
+      <w:r>
+        <w:t xml:space="preserve">4.5 </w:t>
+      </w:r>
+      <w:r>
+        <w:rPr>
+          <w:rFonts w:hint="eastAsia"/>
+        </w:rPr>
+        <w:t xml:space="preserve">本章小结</w:t>
+      </w:r>
+    </w:p>
+    <w:p>
+      <w:pPr>
+        <w:pStyle w:val="FirstParagraph"/>
+      </w:pPr>
+      <w:r>
+        <w:rPr>
+          <w:rFonts w:hint="eastAsia"/>
+        </w:rPr>
+        <w:t xml:space="preserve">本章详细介绍了动态缓存更新策略的设计与实现，作为第三章动态缓存管理系统的重要补充。通过多种更新策略的协调配合，系统实现了高效的缓存管理和数据持久化。</w:t>
+      </w:r>
+    </w:p>
+    <w:p>
+      <w:pPr>
+        <w:pStyle w:val="BodyText"/>
+      </w:pPr>
+      <w:r>
+        <w:rPr>
+          <w:rFonts w:hint="eastAsia"/>
+        </w:rPr>
+        <w:t xml:space="preserve">在数据结构设计方面，系统基于DuckDB的QueryCache框架，通过CacheEvictionStrategy、CachePersistenceStrategy等枚举类型定义了清晰的策略接口，支持灵活的策略配置和动态切换。</w:t>
+      </w:r>
+    </w:p>
+    <w:p>
+      <w:pPr>
+        <w:pStyle w:val="BodyText"/>
+      </w:pPr>
+      <w:r>
+        <w:rPr>
+          <w:rFonts w:hint="eastAsia"/>
+        </w:rPr>
+        <w:t xml:space="preserve">在操作流程设计方面，系统实现了完整的缓存淘汰、持久化和机器学习模型更新流程，通过异步处理和批量操作提高了系统性能。</w:t>
+      </w:r>
+    </w:p>
+    <w:p>
+      <w:pPr>
+        <w:pStyle w:val="BodyText"/>
+      </w:pPr>
+      <w:r>
+        <w:rPr>
+          <w:rFonts w:hint="eastAsia"/>
+        </w:rPr>
+        <w:t xml:space="preserve">在核心技术实现方面，系统提供了基于LRU、TTL、混合策略和机器学习的四种动态缓存管理技术，每种技术都有其适用场景和优化策略。这些技术的有机结合，使得系统能够适应不同的工作负载特征，实现最优的缓存效果。</w:t>
+      </w:r>
+    </w:p>
+    <w:p>
+      <w:pPr>
+        <w:pStyle w:val="BodyText"/>
+      </w:pPr>
+      <w:r>
+        <w:rPr>
+          <w:rFonts w:hint="eastAsia"/>
+        </w:rPr>
+        <w:t xml:space="preserve">通过与第三章的紧密配合，本章的动态缓存更新策略为整个智能缓存管理系统提供了强大的策略支持和持久化保障，共同构成了完整的数据库查询缓存解决方案。</w:t>
+      </w:r>
+      <w:r>
+        <w:t xml:space="preserve"> </w:t>
+      </w:r>
+      <w:r>
+        <w:t xml:space="preserve">struct CacheEntry* head; // </w:t>
+      </w:r>
+      <w:r>
+        <w:rPr>
+          <w:rFonts w:hint="eastAsia"/>
+        </w:rPr>
+        <w:t xml:space="preserve">LRU链表头</w:t>
+      </w:r>
+      <w:r>
+        <w:t xml:space="preserve"> </w:t>
+      </w:r>
+      <w:r>
+        <w:t xml:space="preserve">struct CacheEntry* tail; // </w:t>
+      </w:r>
+      <w:r>
+        <w:rPr>
+          <w:rFonts w:hint="eastAsia"/>
+        </w:rPr>
+        <w:t xml:space="preserve">LRU链表尾</w:t>
+      </w:r>
+      <w:r>
+        <w:t xml:space="preserve"> </w:t>
+      </w:r>
+      <w:r>
+        <w:t xml:space="preserve">pthread_mutex_t list_mutex; // </w:t>
+      </w:r>
+      <w:r>
+        <w:rPr>
+          <w:rFonts w:hint="eastAsia"/>
+        </w:rPr>
+        <w:t xml:space="preserve">链表互斥锁</w:t>
+      </w:r>
+      <w:r>
+        <w:t xml:space="preserve"> </w:t>
+      </w:r>
+      <w:r>
+        <w:t xml:space="preserve">} LRUStrategy;</w:t>
+      </w:r>
+    </w:p>
+    <w:p>
+      <w:pPr>
+        <w:pStyle w:val="BodyText"/>
+      </w:pPr>
+      <w:r>
+        <w:t xml:space="preserve">// </w:t>
+      </w:r>
+      <w:r>
+        <w:rPr>
+          <w:rFonts w:hint="eastAsia"/>
+        </w:rPr>
+        <w:t xml:space="preserve">TTL策略特定结构</w:t>
+      </w:r>
+      <w:r>
+        <w:t xml:space="preserve"> </w:t>
+      </w:r>
+      <w:r>
+        <w:t xml:space="preserve">typedef struct TTLStrategy {</w:t>
+      </w:r>
+      <w:r>
+        <w:t xml:space="preserve"> </w:t>
+      </w:r>
+      <w:r>
+        <w:t xml:space="preserve">CacheUpdateStrategy base; // </w:t>
+      </w:r>
+      <w:r>
+        <w:rPr>
+          <w:rFonts w:hint="eastAsia"/>
+        </w:rPr>
+        <w:t xml:space="preserve">基类</w:t>
+      </w:r>
+      <w:r>
+        <w:t xml:space="preserve"> </w:t>
+      </w:r>
+      <w:r>
+        <w:t xml:space="preserve">uint32_t default_ttl; // </w:t>
+      </w:r>
+      <w:r>
+        <w:rPr>
+          <w:rFonts w:hint="eastAsia"/>
+        </w:rPr>
+        <w:t xml:space="preserve">默认TTL(秒)</w:t>
+      </w:r>
+      <w:r>
+        <w:t xml:space="preserve"> </w:t>
+      </w:r>
+      <w:r>
+        <w:t xml:space="preserve">PriorityQueue* expiry_queue; // </w:t>
+      </w:r>
+      <w:r>
+        <w:rPr>
+          <w:rFonts w:hint="eastAsia"/>
+        </w:rPr>
+        <w:t xml:space="preserve">过期队列</w:t>
+      </w:r>
+      <w:r>
+        <w:t xml:space="preserve"> </w:t>
+      </w:r>
+      <w:r>
+        <w:t xml:space="preserve">pthread_t cleanup_thread; // </w:t>
+      </w:r>
+      <w:r>
+        <w:rPr>
+          <w:rFonts w:hint="eastAsia"/>
+        </w:rPr>
+        <w:t xml:space="preserve">清理线程</w:t>
+      </w:r>
+      <w:r>
+        <w:t xml:space="preserve"> </w:t>
+      </w:r>
+      <w:r>
+        <w:t xml:space="preserve">} TTLStrategy;</w:t>
+      </w:r>
+    </w:p>
+    <w:p>
+      <w:pPr>
+        <w:pStyle w:val="BodyText"/>
+      </w:pPr>
+      <w:r>
+        <w:t xml:space="preserve">// </w:t>
+      </w:r>
+      <w:r>
+        <w:rPr>
+          <w:rFonts w:hint="eastAsia"/>
+        </w:rPr>
+        <w:t xml:space="preserve">ML策略特定结构</w:t>
+      </w:r>
+      <w:r>
+        <w:t xml:space="preserve"> </w:t>
+      </w:r>
+      <w:r>
+        <w:t xml:space="preserve">typedef struct MLStrategy {</w:t>
+      </w:r>
+      <w:r>
+        <w:t xml:space="preserve"> </w:t>
+      </w:r>
+      <w:r>
+        <w:t xml:space="preserve">CacheUpdateStrategy base; // </w:t>
+      </w:r>
+      <w:r>
+        <w:rPr>
+          <w:rFonts w:hint="eastAsia"/>
+        </w:rPr>
+        <w:t xml:space="preserve">基类</w:t>
+      </w:r>
+      <w:r>
+        <w:t xml:space="preserve"> </w:t>
+      </w:r>
+      <w:r>
+        <w:t xml:space="preserve">NeuralNetwork* model; // </w:t>
+      </w:r>
+      <w:r>
+        <w:rPr>
+          <w:rFonts w:hint="eastAsia"/>
+        </w:rPr>
+        <w:t xml:space="preserve">神经网络模型</w:t>
+      </w:r>
+      <w:r>
+        <w:t xml:space="preserve"> </w:t>
+      </w:r>
+      <w:r>
+        <w:t xml:space="preserve">FeatureExtractor* extractor; // </w:t>
+      </w:r>
+      <w:r>
+        <w:rPr>
+          <w:rFonts w:hint="eastAsia"/>
+        </w:rPr>
+        <w:t xml:space="preserve">特征提取器</w:t>
+      </w:r>
+      <w:r>
+        <w:t xml:space="preserve"> </w:t>
+      </w:r>
+      <w:r>
+        <w:t xml:space="preserve">TrainingData* training_data; // </w:t>
+      </w:r>
+      <w:r>
+        <w:rPr>
+          <w:rFonts w:hint="eastAsia"/>
+        </w:rPr>
+        <w:t xml:space="preserve">训练数据</w:t>
+      </w:r>
+      <w:r>
+        <w:t xml:space="preserve"> </w:t>
+      </w:r>
+      <w:r>
+        <w:t xml:space="preserve">bool is_training; // </w:t>
+      </w:r>
+      <w:r>
+        <w:rPr>
+          <w:rFonts w:hint="eastAsia"/>
+        </w:rPr>
+        <w:t xml:space="preserve">是否正在训练</w:t>
+      </w:r>
+      <w:r>
+        <w:t xml:space="preserve"> </w:t>
+      </w:r>
+      <w:r>
+        <w:t xml:space="preserve">} MLStrategy;</w:t>
       </w:r>
     </w:p>
     <w:p>
@@ -565,161 +1827,443 @@
         <w:pStyle w:val="SourceCode"/>
       </w:pPr>
       <w:r>
-        <w:rPr>
-          <w:rStyle w:val="CommentTok"/>
-        </w:rPr>
-        <w:t xml:space="preserve">// 缓存更新策略基类</w:t>
-      </w:r>
-      <w:r>
-        <w:br/>
-      </w:r>
-      <w:r>
-        <w:rPr>
-          <w:rStyle w:val="KeywordTok"/>
-        </w:rPr>
-        <w:t xml:space="preserve">typedef</w:t>
-      </w:r>
-      <w:r>
-        <w:rPr>
-          <w:rStyle w:val="NormalTok"/>
-        </w:rPr>
-        <w:t xml:space="preserve"> </w:t>
-      </w:r>
-      <w:r>
-        <w:rPr>
-          <w:rStyle w:val="KeywordTok"/>
-        </w:rPr>
-        <w:t xml:space="preserve">struct</w:t>
-      </w:r>
-      <w:r>
-        <w:rPr>
-          <w:rStyle w:val="NormalTok"/>
-        </w:rPr>
-        <w:t xml:space="preserve"> CacheUpdateStrategy </w:t>
-      </w:r>
-      <w:r>
-        <w:rPr>
-          <w:rStyle w:val="OperatorTok"/>
-        </w:rPr>
-        <w:t xml:space="preserve">{</w:t>
-      </w:r>
-      <w:r>
-        <w:br/>
-      </w:r>
-      <w:r>
-        <w:rPr>
-          <w:rStyle w:val="NormalTok"/>
-        </w:rPr>
-        <w:t xml:space="preserve">    StrategyType type</w:t>
-      </w:r>
-      <w:r>
-        <w:rPr>
-          <w:rStyle w:val="OperatorTok"/>
-        </w:rPr>
-        <w:t xml:space="preserve">;</w:t>
-      </w:r>
-      <w:r>
-        <w:rPr>
-          <w:rStyle w:val="NormalTok"/>
-        </w:rPr>
-        <w:t xml:space="preserve">              </w:t>
-      </w:r>
-      <w:r>
-        <w:rPr>
-          <w:rStyle w:val="CommentTok"/>
-        </w:rPr>
-        <w:t xml:space="preserve">// 策略类型</w:t>
-      </w:r>
-      <w:r>
-        <w:br/>
-      </w:r>
-      <w:r>
-        <w:rPr>
-          <w:rStyle w:val="NormalTok"/>
+        <w:br/>
+      </w:r>
+      <w:r>
+        <w:rPr>
+          <w:rStyle w:val="VerbatimChar"/>
+        </w:rPr>
+        <w:t xml:space="preserve">### 4.2.2 </w:t>
+      </w:r>
+      <w:r>
+        <w:rPr>
+          <w:rStyle w:val="VerbatimChar"/>
+          <w:rFonts w:hint="eastAsia"/>
+        </w:rPr>
+        <w:t xml:space="preserve">持久化配置结构</w:t>
+      </w:r>
+      <w:r>
+        <w:br/>
+      </w:r>
+      <w:r>
+        <w:br/>
+      </w:r>
+      <w:r>
+        <w:rPr>
+          <w:rStyle w:val="VerbatimChar"/>
+        </w:rPr>
+        <w:t xml:space="preserve">```c</w:t>
+      </w:r>
+      <w:r>
+        <w:br/>
+      </w:r>
+      <w:r>
+        <w:rPr>
+          <w:rStyle w:val="VerbatimChar"/>
+        </w:rPr>
+        <w:t xml:space="preserve">// </w:t>
+      </w:r>
+      <w:r>
+        <w:rPr>
+          <w:rStyle w:val="VerbatimChar"/>
+          <w:rFonts w:hint="eastAsia"/>
+        </w:rPr>
+        <w:t xml:space="preserve">持久化模式枚举</w:t>
+      </w:r>
+      <w:r>
+        <w:br/>
+      </w:r>
+      <w:r>
+        <w:rPr>
+          <w:rStyle w:val="VerbatimChar"/>
+        </w:rPr>
+        <w:t xml:space="preserve">typedef enum {</w:t>
+      </w:r>
+      <w:r>
+        <w:br/>
+      </w:r>
+      <w:r>
+        <w:rPr>
+          <w:rStyle w:val="VerbatimChar"/>
+        </w:rPr>
+        <w:t xml:space="preserve">    PERSISTENCE_MEMORY,             // </w:t>
+      </w:r>
+      <w:r>
+        <w:rPr>
+          <w:rStyle w:val="VerbatimChar"/>
+          <w:rFonts w:hint="eastAsia"/>
+        </w:rPr>
+        <w:t xml:space="preserve">纯内存模式</w:t>
+      </w:r>
+      <w:r>
+        <w:br/>
+      </w:r>
+      <w:r>
+        <w:rPr>
+          <w:rStyle w:val="VerbatimChar"/>
+        </w:rPr>
+        <w:t xml:space="preserve">    PERSISTENCE_WAL,                // </w:t>
+      </w:r>
+      <w:r>
+        <w:rPr>
+          <w:rStyle w:val="VerbatimChar"/>
+          <w:rFonts w:hint="eastAsia"/>
+        </w:rPr>
+        <w:t xml:space="preserve">WAL模式</w:t>
+      </w:r>
+      <w:r>
+        <w:br/>
+      </w:r>
+      <w:r>
+        <w:rPr>
+          <w:rStyle w:val="VerbatimChar"/>
+        </w:rPr>
+        <w:t xml:space="preserve">    PERSISTENCE_MATERIALIZED_VIEW,  // </w:t>
+      </w:r>
+      <w:r>
+        <w:rPr>
+          <w:rStyle w:val="VerbatimChar"/>
+          <w:rFonts w:hint="eastAsia"/>
+        </w:rPr>
+        <w:t xml:space="preserve">物化视图模式</w:t>
+      </w:r>
+      <w:r>
+        <w:br/>
+      </w:r>
+      <w:r>
+        <w:rPr>
+          <w:rStyle w:val="VerbatimChar"/>
+        </w:rPr>
+        <w:t xml:space="preserve">    PERSISTENCE_HYBRID              // </w:t>
+      </w:r>
+      <w:r>
+        <w:rPr>
+          <w:rStyle w:val="VerbatimChar"/>
+          <w:rFonts w:hint="eastAsia"/>
+        </w:rPr>
+        <w:t xml:space="preserve">混合模式</w:t>
+      </w:r>
+      <w:r>
+        <w:br/>
+      </w:r>
+      <w:r>
+        <w:rPr>
+          <w:rStyle w:val="VerbatimChar"/>
+        </w:rPr>
+        <w:t xml:space="preserve">} PersistenceMode;</w:t>
+      </w:r>
+      <w:r>
+        <w:br/>
+      </w:r>
+      <w:r>
+        <w:br/>
+      </w:r>
+      <w:r>
+        <w:rPr>
+          <w:rStyle w:val="VerbatimChar"/>
+        </w:rPr>
+        <w:t xml:space="preserve">// </w:t>
+      </w:r>
+      <w:r>
+        <w:rPr>
+          <w:rStyle w:val="VerbatimChar"/>
+          <w:rFonts w:hint="eastAsia"/>
+        </w:rPr>
+        <w:t xml:space="preserve">持久化配置结构</w:t>
+      </w:r>
+      <w:r>
+        <w:br/>
+      </w:r>
+      <w:r>
+        <w:rPr>
+          <w:rStyle w:val="VerbatimChar"/>
+        </w:rPr>
+        <w:t xml:space="preserve">typedef struct PersistenceConfig {</w:t>
+      </w:r>
+      <w:r>
+        <w:br/>
+      </w:r>
+      <w:r>
+        <w:rPr>
+          <w:rStyle w:val="VerbatimChar"/>
+        </w:rPr>
+        <w:t xml:space="preserve">    PersistenceMode mode;           // </w:t>
+      </w:r>
+      <w:r>
+        <w:rPr>
+          <w:rStyle w:val="VerbatimChar"/>
+          <w:rFonts w:hint="eastAsia"/>
+        </w:rPr>
+        <w:t xml:space="preserve">持久化模式</w:t>
+      </w:r>
+      <w:r>
+        <w:br/>
+      </w:r>
+      <w:r>
+        <w:rPr>
+          <w:rStyle w:val="VerbatimChar"/>
+        </w:rPr>
+        <w:t xml:space="preserve">    char* storage_path;             // </w:t>
+      </w:r>
+      <w:r>
+        <w:rPr>
+          <w:rStyle w:val="VerbatimChar"/>
+          <w:rFonts w:hint="eastAsia"/>
+        </w:rPr>
+        <w:t xml:space="preserve">存储路径</w:t>
+      </w:r>
+      <w:r>
+        <w:br/>
+      </w:r>
+      <w:r>
+        <w:rPr>
+          <w:rStyle w:val="VerbatimChar"/>
+        </w:rPr>
+        <w:t xml:space="preserve">    size_t buffer_size;             // </w:t>
+      </w:r>
+      <w:r>
+        <w:rPr>
+          <w:rStyle w:val="VerbatimChar"/>
+          <w:rFonts w:hint="eastAsia"/>
+        </w:rPr>
+        <w:t xml:space="preserve">缓冲区大小</w:t>
+      </w:r>
+      <w:r>
+        <w:br/>
+      </w:r>
+      <w:r>
+        <w:rPr>
+          <w:rStyle w:val="VerbatimChar"/>
+        </w:rPr>
+        <w:t xml:space="preserve">    uint32_t sync_interval;         // </w:t>
+      </w:r>
+      <w:r>
+        <w:rPr>
+          <w:rStyle w:val="VerbatimChar"/>
+          <w:rFonts w:hint="eastAsia"/>
+        </w:rPr>
+        <w:t xml:space="preserve">同步间隔(秒)</w:t>
+      </w:r>
+      <w:r>
+        <w:br/>
+      </w:r>
+      <w:r>
+        <w:rPr>
+          <w:rStyle w:val="VerbatimChar"/>
+        </w:rPr>
+        <w:t xml:space="preserve">    bool enable_compression;        // </w:t>
+      </w:r>
+      <w:r>
+        <w:rPr>
+          <w:rStyle w:val="VerbatimChar"/>
+          <w:rFonts w:hint="eastAsia"/>
+        </w:rPr>
+        <w:t xml:space="preserve">是否启用压缩</w:t>
+      </w:r>
+      <w:r>
+        <w:br/>
+      </w:r>
+      <w:r>
+        <w:rPr>
+          <w:rStyle w:val="VerbatimChar"/>
+        </w:rPr>
+        <w:t xml:space="preserve">    CompressionType compression_type; // </w:t>
+      </w:r>
+      <w:r>
+        <w:rPr>
+          <w:rStyle w:val="VerbatimChar"/>
+          <w:rFonts w:hint="eastAsia"/>
+        </w:rPr>
+        <w:t xml:space="preserve">压缩类型</w:t>
+      </w:r>
+      <w:r>
+        <w:br/>
+      </w:r>
+      <w:r>
+        <w:rPr>
+          <w:rStyle w:val="VerbatimChar"/>
         </w:rPr>
         <w:t xml:space="preserve">    </w:t>
       </w:r>
       <w:r>
-        <w:rPr>
-          <w:rStyle w:val="DataTypeTok"/>
-        </w:rPr>
-        <w:t xml:space="preserve">char</w:t>
-      </w:r>
-      <w:r>
-        <w:rPr>
-          <w:rStyle w:val="OperatorTok"/>
-        </w:rPr>
-        <w:t xml:space="preserve">*</w:t>
-      </w:r>
-      <w:r>
-        <w:rPr>
-          <w:rStyle w:val="NormalTok"/>
-        </w:rPr>
-        <w:t xml:space="preserve"> name</w:t>
-      </w:r>
-      <w:r>
-        <w:rPr>
-          <w:rStyle w:val="OperatorTok"/>
-        </w:rPr>
-        <w:t xml:space="preserve">;</w:t>
-      </w:r>
-      <w:r>
-        <w:rPr>
-          <w:rStyle w:val="NormalTok"/>
-        </w:rPr>
-        <w:t xml:space="preserve">                     </w:t>
-      </w:r>
-      <w:r>
-        <w:rPr>
-          <w:rStyle w:val="CommentTok"/>
-        </w:rPr>
-        <w:t xml:space="preserve">// 策略名称</w:t>
-      </w:r>
-      <w:r>
-        <w:br/>
-      </w:r>
-      <w:r>
-        <w:rPr>
-          <w:rStyle w:val="NormalTok"/>
+        <w:br/>
+      </w:r>
+      <w:r>
+        <w:rPr>
+          <w:rStyle w:val="VerbatimChar"/>
+        </w:rPr>
+        <w:t xml:space="preserve">    // </w:t>
+      </w:r>
+      <w:r>
+        <w:rPr>
+          <w:rStyle w:val="VerbatimChar"/>
+          <w:rFonts w:hint="eastAsia"/>
+        </w:rPr>
+        <w:t xml:space="preserve">WAL特定配置</w:t>
+      </w:r>
+      <w:r>
+        <w:br/>
+      </w:r>
+      <w:r>
+        <w:rPr>
+          <w:rStyle w:val="VerbatimChar"/>
+        </w:rPr>
+        <w:t xml:space="preserve">    struct {</w:t>
+      </w:r>
+      <w:r>
+        <w:br/>
+      </w:r>
+      <w:r>
+        <w:rPr>
+          <w:rStyle w:val="VerbatimChar"/>
+        </w:rPr>
+        <w:t xml:space="preserve">        size_t wal_file_size;       // </w:t>
+      </w:r>
+      <w:r>
+        <w:rPr>
+          <w:rStyle w:val="VerbatimChar"/>
+          <w:rFonts w:hint="eastAsia"/>
+        </w:rPr>
+        <w:t xml:space="preserve">WAL文件大小</w:t>
+      </w:r>
+      <w:r>
+        <w:br/>
+      </w:r>
+      <w:r>
+        <w:rPr>
+          <w:rStyle w:val="VerbatimChar"/>
+        </w:rPr>
+        <w:t xml:space="preserve">        uint32_t checkpoint_interval; // </w:t>
+      </w:r>
+      <w:r>
+        <w:rPr>
+          <w:rStyle w:val="VerbatimChar"/>
+          <w:rFonts w:hint="eastAsia"/>
+        </w:rPr>
+        <w:t xml:space="preserve">检查点间隔</w:t>
+      </w:r>
+      <w:r>
+        <w:br/>
+      </w:r>
+      <w:r>
+        <w:rPr>
+          <w:rStyle w:val="VerbatimChar"/>
+        </w:rPr>
+        <w:t xml:space="preserve">        bool enable_encryption;     // </w:t>
+      </w:r>
+      <w:r>
+        <w:rPr>
+          <w:rStyle w:val="VerbatimChar"/>
+          <w:rFonts w:hint="eastAsia"/>
+        </w:rPr>
+        <w:t xml:space="preserve">是否启用加密</w:t>
+      </w:r>
+      <w:r>
+        <w:br/>
+      </w:r>
+      <w:r>
+        <w:rPr>
+          <w:rStyle w:val="VerbatimChar"/>
+        </w:rPr>
+        <w:t xml:space="preserve">    } wal_config;</w:t>
+      </w:r>
+      <w:r>
+        <w:br/>
+      </w:r>
+      <w:r>
+        <w:rPr>
+          <w:rStyle w:val="VerbatimChar"/>
         </w:rPr>
         <w:t xml:space="preserve">    </w:t>
       </w:r>
       <w:r>
-        <w:rPr>
-          <w:rStyle w:val="DataTypeTok"/>
-        </w:rPr>
-        <w:t xml:space="preserve">double</w:t>
-      </w:r>
-      <w:r>
-        <w:rPr>
-          <w:rStyle w:val="NormalTok"/>
-        </w:rPr>
-        <w:t xml:space="preserve"> weight</w:t>
-      </w:r>
-      <w:r>
-        <w:rPr>
-          <w:rStyle w:val="OperatorTok"/>
-        </w:rPr>
-        <w:t xml:space="preserve">;</w:t>
-      </w:r>
-      <w:r>
-        <w:rPr>
-          <w:rStyle w:val="NormalTok"/>
-        </w:rPr>
-        <w:t xml:space="preserve">                  </w:t>
-      </w:r>
-      <w:r>
-        <w:rPr>
-          <w:rStyle w:val="CommentTok"/>
-        </w:rPr>
-        <w:t xml:space="preserve">// 策略权重</w:t>
-      </w:r>
-      <w:r>
-        <w:br/>
-      </w:r>
-      <w:r>
-        <w:rPr>
-          <w:rStyle w:val="NormalTok"/>
+        <w:br/>
+      </w:r>
+      <w:r>
+        <w:rPr>
+          <w:rStyle w:val="VerbatimChar"/>
+        </w:rPr>
+        <w:t xml:space="preserve">    // </w:t>
+      </w:r>
+      <w:r>
+        <w:rPr>
+          <w:rStyle w:val="VerbatimChar"/>
+          <w:rFonts w:hint="eastAsia"/>
+        </w:rPr>
+        <w:t xml:space="preserve">物化视图特定配置</w:t>
+      </w:r>
+      <w:r>
+        <w:br/>
+      </w:r>
+      <w:r>
+        <w:rPr>
+          <w:rStyle w:val="VerbatimChar"/>
+        </w:rPr>
+        <w:t xml:space="preserve">    struct {</w:t>
+      </w:r>
+      <w:r>
+        <w:br/>
+      </w:r>
+      <w:r>
+        <w:rPr>
+          <w:rStyle w:val="VerbatimChar"/>
+        </w:rPr>
+        <w:t xml:space="preserve">        char* view_name_prefix;     // </w:t>
+      </w:r>
+      <w:r>
+        <w:rPr>
+          <w:rStyle w:val="VerbatimChar"/>
+          <w:rFonts w:hint="eastAsia"/>
+        </w:rPr>
+        <w:t xml:space="preserve">视图名前缀</w:t>
+      </w:r>
+      <w:r>
+        <w:br/>
+      </w:r>
+      <w:r>
+        <w:rPr>
+          <w:rStyle w:val="VerbatimChar"/>
+        </w:rPr>
+        <w:t xml:space="preserve">        bool auto_refresh;          // </w:t>
+      </w:r>
+      <w:r>
+        <w:rPr>
+          <w:rStyle w:val="VerbatimChar"/>
+          <w:rFonts w:hint="eastAsia"/>
+        </w:rPr>
+        <w:t xml:space="preserve">自动刷新</w:t>
+      </w:r>
+      <w:r>
+        <w:br/>
+      </w:r>
+      <w:r>
+        <w:rPr>
+          <w:rStyle w:val="VerbatimChar"/>
+        </w:rPr>
+        <w:t xml:space="preserve">        uint32_t refresh_interval;  // </w:t>
+      </w:r>
+      <w:r>
+        <w:rPr>
+          <w:rStyle w:val="VerbatimChar"/>
+          <w:rFonts w:hint="eastAsia"/>
+        </w:rPr>
+        <w:t xml:space="preserve">刷新间隔</w:t>
+      </w:r>
+      <w:r>
+        <w:br/>
+      </w:r>
+      <w:r>
+        <w:rPr>
+          <w:rStyle w:val="VerbatimChar"/>
+        </w:rPr>
+        <w:t xml:space="preserve">    } mv_config;</w:t>
+      </w:r>
+      <w:r>
+        <w:br/>
+      </w:r>
+      <w:r>
+        <w:rPr>
+          <w:rStyle w:val="VerbatimChar"/>
         </w:rPr>
         <w:t xml:space="preserve">    </w:t>
       </w:r>
@@ -728,1165 +2272,122 @@
       </w:r>
       <w:r>
         <w:rPr>
-          <w:rStyle w:val="NormalTok"/>
-        </w:rPr>
-        <w:t xml:space="preserve">    </w:t>
-      </w:r>
-      <w:r>
-        <w:rPr>
-          <w:rStyle w:val="CommentTok"/>
-        </w:rPr>
-        <w:t xml:space="preserve">// 策略函数指针</w:t>
-      </w:r>
-      <w:r>
-        <w:br/>
-      </w:r>
-      <w:r>
-        <w:rPr>
-          <w:rStyle w:val="NormalTok"/>
-        </w:rPr>
-        <w:t xml:space="preserve">    </w:t>
-      </w:r>
-      <w:r>
-        <w:rPr>
-          <w:rStyle w:val="DataTypeTok"/>
-        </w:rPr>
-        <w:t xml:space="preserve">double</w:t>
-      </w:r>
-      <w:r>
-        <w:rPr>
-          <w:rStyle w:val="NormalTok"/>
-        </w:rPr>
-        <w:t xml:space="preserve"> </w:t>
-      </w:r>
-      <w:r>
-        <w:rPr>
-          <w:rStyle w:val="OperatorTok"/>
-        </w:rPr>
-        <w:t xml:space="preserve">(*</w:t>
-      </w:r>
-      <w:r>
-        <w:rPr>
-          <w:rStyle w:val="NormalTok"/>
-        </w:rPr>
-        <w:t xml:space="preserve">calculate_priority</w:t>
-      </w:r>
-      <w:r>
-        <w:rPr>
-          <w:rStyle w:val="OperatorTok"/>
-        </w:rPr>
-        <w:t xml:space="preserve">)(</w:t>
-      </w:r>
-      <w:r>
-        <w:rPr>
-          <w:rStyle w:val="KeywordTok"/>
-        </w:rPr>
-        <w:t xml:space="preserve">struct</w:t>
-      </w:r>
-      <w:r>
-        <w:rPr>
-          <w:rStyle w:val="NormalTok"/>
-        </w:rPr>
-        <w:t xml:space="preserve"> CacheEntry</w:t>
-      </w:r>
-      <w:r>
-        <w:rPr>
-          <w:rStyle w:val="OperatorTok"/>
-        </w:rPr>
-        <w:t xml:space="preserve">*</w:t>
-      </w:r>
-      <w:r>
-        <w:rPr>
-          <w:rStyle w:val="NormalTok"/>
-        </w:rPr>
-        <w:t xml:space="preserve"> entry</w:t>
-      </w:r>
-      <w:r>
-        <w:rPr>
-          <w:rStyle w:val="OperatorTok"/>
-        </w:rPr>
-        <w:t xml:space="preserve">);</w:t>
-      </w:r>
-      <w:r>
-        <w:br/>
-      </w:r>
-      <w:r>
-        <w:rPr>
-          <w:rStyle w:val="NormalTok"/>
-        </w:rPr>
-        <w:t xml:space="preserve">    </w:t>
-      </w:r>
-      <w:r>
-        <w:rPr>
-          <w:rStyle w:val="DataTypeTok"/>
-        </w:rPr>
-        <w:t xml:space="preserve">bool</w:t>
-      </w:r>
-      <w:r>
-        <w:rPr>
-          <w:rStyle w:val="NormalTok"/>
-        </w:rPr>
-        <w:t xml:space="preserve"> </w:t>
-      </w:r>
-      <w:r>
-        <w:rPr>
-          <w:rStyle w:val="OperatorTok"/>
-        </w:rPr>
-        <w:t xml:space="preserve">(*</w:t>
-      </w:r>
-      <w:r>
-        <w:rPr>
-          <w:rStyle w:val="NormalTok"/>
-        </w:rPr>
-        <w:t xml:space="preserve">should_evict</w:t>
-      </w:r>
-      <w:r>
-        <w:rPr>
-          <w:rStyle w:val="OperatorTok"/>
-        </w:rPr>
-        <w:t xml:space="preserve">)(</w:t>
-      </w:r>
-      <w:r>
-        <w:rPr>
-          <w:rStyle w:val="KeywordTok"/>
-        </w:rPr>
-        <w:t xml:space="preserve">struct</w:t>
-      </w:r>
-      <w:r>
-        <w:rPr>
-          <w:rStyle w:val="NormalTok"/>
-        </w:rPr>
-        <w:t xml:space="preserve"> CacheEntry</w:t>
-      </w:r>
-      <w:r>
-        <w:rPr>
-          <w:rStyle w:val="OperatorTok"/>
-        </w:rPr>
-        <w:t xml:space="preserve">*</w:t>
-      </w:r>
-      <w:r>
-        <w:rPr>
-          <w:rStyle w:val="NormalTok"/>
-        </w:rPr>
-        <w:t xml:space="preserve"> entry</w:t>
-      </w:r>
-      <w:r>
-        <w:rPr>
-          <w:rStyle w:val="OperatorTok"/>
-        </w:rPr>
-        <w:t xml:space="preserve">);</w:t>
-      </w:r>
-      <w:r>
-        <w:br/>
-      </w:r>
-      <w:r>
-        <w:rPr>
-          <w:rStyle w:val="NormalTok"/>
-        </w:rPr>
-        <w:t xml:space="preserve">    </w:t>
-      </w:r>
-      <w:r>
-        <w:rPr>
-          <w:rStyle w:val="DataTypeTok"/>
-        </w:rPr>
-        <w:t xml:space="preserve">void</w:t>
-      </w:r>
-      <w:r>
-        <w:rPr>
-          <w:rStyle w:val="NormalTok"/>
-        </w:rPr>
-        <w:t xml:space="preserve"> </w:t>
-      </w:r>
-      <w:r>
-        <w:rPr>
-          <w:rStyle w:val="OperatorTok"/>
-        </w:rPr>
-        <w:t xml:space="preserve">(*</w:t>
-      </w:r>
-      <w:r>
-        <w:rPr>
-          <w:rStyle w:val="NormalTok"/>
-        </w:rPr>
-        <w:t xml:space="preserve">update_statistics</w:t>
-      </w:r>
-      <w:r>
-        <w:rPr>
-          <w:rStyle w:val="OperatorTok"/>
-        </w:rPr>
-        <w:t xml:space="preserve">)(</w:t>
-      </w:r>
-      <w:r>
-        <w:rPr>
-          <w:rStyle w:val="KeywordTok"/>
-        </w:rPr>
-        <w:t xml:space="preserve">struct</w:t>
-      </w:r>
-      <w:r>
-        <w:rPr>
-          <w:rStyle w:val="NormalTok"/>
-        </w:rPr>
-        <w:t xml:space="preserve"> CacheEntry</w:t>
-      </w:r>
-      <w:r>
-        <w:rPr>
-          <w:rStyle w:val="OperatorTok"/>
-        </w:rPr>
-        <w:t xml:space="preserve">*</w:t>
-      </w:r>
-      <w:r>
-        <w:rPr>
-          <w:rStyle w:val="NormalTok"/>
-        </w:rPr>
-        <w:t xml:space="preserve"> entry</w:t>
-      </w:r>
-      <w:r>
-        <w:rPr>
-          <w:rStyle w:val="OperatorTok"/>
-        </w:rPr>
-        <w:t xml:space="preserve">);</w:t>
-      </w:r>
-      <w:r>
-        <w:br/>
-      </w:r>
-      <w:r>
-        <w:rPr>
-          <w:rStyle w:val="NormalTok"/>
-        </w:rPr>
-        <w:t xml:space="preserve">    </w:t>
-      </w:r>
-      <w:r>
-        <w:br/>
-      </w:r>
-      <w:r>
-        <w:rPr>
-          <w:rStyle w:val="NormalTok"/>
-        </w:rPr>
-        <w:t xml:space="preserve">    </w:t>
-      </w:r>
-      <w:r>
-        <w:rPr>
-          <w:rStyle w:val="CommentTok"/>
-        </w:rPr>
-        <w:t xml:space="preserve">// 性能统计</w:t>
-      </w:r>
-      <w:r>
-        <w:br/>
-      </w:r>
-      <w:r>
-        <w:rPr>
-          <w:rStyle w:val="NormalTok"/>
-        </w:rPr>
-        <w:t xml:space="preserve">    </w:t>
-      </w:r>
-      <w:r>
-        <w:rPr>
-          <w:rStyle w:val="DataTypeTok"/>
-        </w:rPr>
-        <w:t xml:space="preserve">uint64_t</w:t>
-      </w:r>
-      <w:r>
-        <w:rPr>
-          <w:rStyle w:val="NormalTok"/>
-        </w:rPr>
-        <w:t xml:space="preserve"> hit_count</w:t>
-      </w:r>
-      <w:r>
-        <w:rPr>
-          <w:rStyle w:val="OperatorTok"/>
-        </w:rPr>
-        <w:t xml:space="preserve">;</w:t>
-      </w:r>
-      <w:r>
-        <w:rPr>
-          <w:rStyle w:val="NormalTok"/>
-        </w:rPr>
-        <w:t xml:space="preserve">             </w:t>
-      </w:r>
-      <w:r>
-        <w:rPr>
-          <w:rStyle w:val="CommentTok"/>
-        </w:rPr>
-        <w:t xml:space="preserve">// 命中次数</w:t>
-      </w:r>
-      <w:r>
-        <w:br/>
-      </w:r>
-      <w:r>
-        <w:rPr>
-          <w:rStyle w:val="NormalTok"/>
-        </w:rPr>
-        <w:t xml:space="preserve">    </w:t>
-      </w:r>
-      <w:r>
-        <w:rPr>
-          <w:rStyle w:val="DataTypeTok"/>
-        </w:rPr>
-        <w:t xml:space="preserve">uint64_t</w:t>
-      </w:r>
-      <w:r>
-        <w:rPr>
-          <w:rStyle w:val="NormalTok"/>
-        </w:rPr>
-        <w:t xml:space="preserve"> miss_count</w:t>
-      </w:r>
-      <w:r>
-        <w:rPr>
-          <w:rStyle w:val="OperatorTok"/>
-        </w:rPr>
-        <w:t xml:space="preserve">;</w:t>
-      </w:r>
-      <w:r>
-        <w:rPr>
-          <w:rStyle w:val="NormalTok"/>
-        </w:rPr>
-        <w:t xml:space="preserve">            </w:t>
-      </w:r>
-      <w:r>
-        <w:rPr>
-          <w:rStyle w:val="CommentTok"/>
-        </w:rPr>
-        <w:t xml:space="preserve">// 未命中次数</w:t>
-      </w:r>
-      <w:r>
-        <w:br/>
-      </w:r>
-      <w:r>
-        <w:rPr>
-          <w:rStyle w:val="NormalTok"/>
-        </w:rPr>
-        <w:t xml:space="preserve">    </w:t>
-      </w:r>
-      <w:r>
-        <w:rPr>
-          <w:rStyle w:val="DataTypeTok"/>
-        </w:rPr>
-        <w:t xml:space="preserve">double</w:t>
-      </w:r>
-      <w:r>
-        <w:rPr>
-          <w:rStyle w:val="NormalTok"/>
-        </w:rPr>
-        <w:t xml:space="preserve"> avg_response_time</w:t>
-      </w:r>
-      <w:r>
-        <w:rPr>
-          <w:rStyle w:val="OperatorTok"/>
-        </w:rPr>
-        <w:t xml:space="preserve">;</w:t>
-      </w:r>
-      <w:r>
-        <w:rPr>
-          <w:rStyle w:val="NormalTok"/>
-        </w:rPr>
-        <w:t xml:space="preserve">       </w:t>
-      </w:r>
-      <w:r>
-        <w:rPr>
-          <w:rStyle w:val="CommentTok"/>
-        </w:rPr>
-        <w:t xml:space="preserve">// 平均响应时间</w:t>
-      </w:r>
-      <w:r>
-        <w:br/>
-      </w:r>
-      <w:r>
-        <w:rPr>
-          <w:rStyle w:val="NormalTok"/>
-        </w:rPr>
-        <w:t xml:space="preserve">    </w:t>
-      </w:r>
-      <w:r>
-        <w:br/>
-      </w:r>
-      <w:r>
-        <w:rPr>
-          <w:rStyle w:val="NormalTok"/>
-        </w:rPr>
-        <w:t xml:space="preserve">    </w:t>
-      </w:r>
-      <w:r>
-        <w:rPr>
-          <w:rStyle w:val="CommentTok"/>
-        </w:rPr>
-        <w:t xml:space="preserve">// 配置参数</w:t>
-      </w:r>
-      <w:r>
-        <w:br/>
-      </w:r>
-      <w:r>
-        <w:rPr>
-          <w:rStyle w:val="NormalTok"/>
-        </w:rPr>
-        <w:t xml:space="preserve">    </w:t>
-      </w:r>
-      <w:r>
-        <w:rPr>
-          <w:rStyle w:val="DataTypeTok"/>
-        </w:rPr>
-        <w:t xml:space="preserve">void</w:t>
-      </w:r>
-      <w:r>
-        <w:rPr>
-          <w:rStyle w:val="OperatorTok"/>
-        </w:rPr>
-        <w:t xml:space="preserve">*</w:t>
-      </w:r>
-      <w:r>
-        <w:rPr>
-          <w:rStyle w:val="NormalTok"/>
-        </w:rPr>
-        <w:t xml:space="preserve"> config_params</w:t>
-      </w:r>
-      <w:r>
-        <w:rPr>
-          <w:rStyle w:val="OperatorTok"/>
-        </w:rPr>
-        <w:t xml:space="preserve">;</w:t>
-      </w:r>
-      <w:r>
-        <w:rPr>
-          <w:rStyle w:val="NormalTok"/>
-        </w:rPr>
-        <w:t xml:space="preserve">            </w:t>
-      </w:r>
-      <w:r>
-        <w:rPr>
-          <w:rStyle w:val="CommentTok"/>
-        </w:rPr>
-        <w:t xml:space="preserve">// 策略特定参数</w:t>
-      </w:r>
-      <w:r>
-        <w:br/>
-      </w:r>
-      <w:r>
-        <w:rPr>
-          <w:rStyle w:val="NormalTok"/>
-        </w:rPr>
-        <w:t xml:space="preserve">    timestamp_t last_update</w:t>
-      </w:r>
-      <w:r>
-        <w:rPr>
-          <w:rStyle w:val="OperatorTok"/>
-        </w:rPr>
-        <w:t xml:space="preserve">;</w:t>
-      </w:r>
-      <w:r>
-        <w:rPr>
-          <w:rStyle w:val="NormalTok"/>
-        </w:rPr>
-        <w:t xml:space="preserve">        </w:t>
-      </w:r>
-      <w:r>
-        <w:rPr>
-          <w:rStyle w:val="CommentTok"/>
-        </w:rPr>
-        <w:t xml:space="preserve">// 最后更新时间</w:t>
-      </w:r>
-      <w:r>
-        <w:br/>
-      </w:r>
-      <w:r>
-        <w:rPr>
-          <w:rStyle w:val="OperatorTok"/>
-        </w:rPr>
-        <w:t xml:space="preserve">}</w:t>
-      </w:r>
-      <w:r>
-        <w:rPr>
-          <w:rStyle w:val="NormalTok"/>
-        </w:rPr>
-        <w:t xml:space="preserve"> CacheUpdateStrategy</w:t>
-      </w:r>
-      <w:r>
-        <w:rPr>
-          <w:rStyle w:val="OperatorTok"/>
-        </w:rPr>
-        <w:t xml:space="preserve">;</w:t>
-      </w:r>
-      <w:r>
-        <w:br/>
-      </w:r>
-      <w:r>
-        <w:br/>
-      </w:r>
-      <w:r>
-        <w:rPr>
-          <w:rStyle w:val="CommentTok"/>
-        </w:rPr>
-        <w:t xml:space="preserve">// LRU策略特定结构</w:t>
-      </w:r>
-      <w:r>
-        <w:br/>
-      </w:r>
-      <w:r>
-        <w:rPr>
-          <w:rStyle w:val="KeywordTok"/>
-        </w:rPr>
-        <w:t xml:space="preserve">typedef</w:t>
-      </w:r>
-      <w:r>
-        <w:rPr>
-          <w:rStyle w:val="NormalTok"/>
-        </w:rPr>
-        <w:t xml:space="preserve"> </w:t>
-      </w:r>
-      <w:r>
-        <w:rPr>
-          <w:rStyle w:val="KeywordTok"/>
-        </w:rPr>
-        <w:t xml:space="preserve">struct</w:t>
-      </w:r>
-      <w:r>
-        <w:rPr>
-          <w:rStyle w:val="NormalTok"/>
-        </w:rPr>
-        <w:t xml:space="preserve"> LRUStrategy </w:t>
-      </w:r>
-      <w:r>
-        <w:rPr>
-          <w:rStyle w:val="OperatorTok"/>
-        </w:rPr>
-        <w:t xml:space="preserve">{</w:t>
-      </w:r>
-      <w:r>
-        <w:br/>
-      </w:r>
-      <w:r>
-        <w:rPr>
-          <w:rStyle w:val="NormalTok"/>
-        </w:rPr>
-        <w:t xml:space="preserve">    CacheUpdateStrategy base</w:t>
-      </w:r>
-      <w:r>
-        <w:rPr>
-          <w:rStyle w:val="OperatorTok"/>
-        </w:rPr>
-        <w:t xml:space="preserve">;</w:t>
-      </w:r>
-      <w:r>
-        <w:rPr>
-          <w:rStyle w:val="NormalTok"/>
-        </w:rPr>
-        <w:t xml:space="preserve">       </w:t>
-      </w:r>
-      <w:r>
-        <w:rPr>
-          <w:rStyle w:val="CommentTok"/>
-        </w:rPr>
-        <w:t xml:space="preserve">// 基类</w:t>
-      </w:r>
-      <w:r>
-        <w:br/>
-      </w:r>
-      <w:r>
-        <w:rPr>
-          <w:rStyle w:val="NormalTok"/>
-        </w:rPr>
-        <w:t xml:space="preserve">    </w:t>
-      </w:r>
-      <w:r>
-        <w:rPr>
-          <w:rStyle w:val="KeywordTok"/>
-        </w:rPr>
-        <w:t xml:space="preserve">struct</w:t>
-      </w:r>
-      <w:r>
-        <w:rPr>
-          <w:rStyle w:val="NormalTok"/>
-        </w:rPr>
-        <w:t xml:space="preserve"> CacheEntry</w:t>
-      </w:r>
-      <w:r>
-        <w:rPr>
-          <w:rStyle w:val="OperatorTok"/>
-        </w:rPr>
-        <w:t xml:space="preserve">*</w:t>
-      </w:r>
-      <w:r>
-        <w:rPr>
-          <w:rStyle w:val="NormalTok"/>
-        </w:rPr>
-        <w:t xml:space="preserve"> head</w:t>
-      </w:r>
-      <w:r>
-        <w:rPr>
-          <w:rStyle w:val="OperatorTok"/>
-        </w:rPr>
-        <w:t xml:space="preserve">;</w:t>
-      </w:r>
-      <w:r>
-        <w:rPr>
-          <w:rStyle w:val="NormalTok"/>
-        </w:rPr>
-        <w:t xml:space="preserve">        </w:t>
-      </w:r>
-      <w:r>
-        <w:rPr>
-          <w:rStyle w:val="CommentTok"/>
-        </w:rPr>
-        <w:t xml:space="preserve">// LRU链表头</w:t>
-      </w:r>
-      <w:r>
-        <w:br/>
-      </w:r>
-      <w:r>
-        <w:rPr>
-          <w:rStyle w:val="NormalTok"/>
-        </w:rPr>
-        <w:t xml:space="preserve">    </w:t>
-      </w:r>
-      <w:r>
-        <w:rPr>
-          <w:rStyle w:val="KeywordTok"/>
-        </w:rPr>
-        <w:t xml:space="preserve">struct</w:t>
-      </w:r>
-      <w:r>
-        <w:rPr>
-          <w:rStyle w:val="NormalTok"/>
-        </w:rPr>
-        <w:t xml:space="preserve"> CacheEntry</w:t>
-      </w:r>
-      <w:r>
-        <w:rPr>
-          <w:rStyle w:val="OperatorTok"/>
-        </w:rPr>
-        <w:t xml:space="preserve">*</w:t>
-      </w:r>
-      <w:r>
-        <w:rPr>
-          <w:rStyle w:val="NormalTok"/>
-        </w:rPr>
-        <w:t xml:space="preserve"> tail</w:t>
-      </w:r>
-      <w:r>
-        <w:rPr>
-          <w:rStyle w:val="OperatorTok"/>
-        </w:rPr>
-        <w:t xml:space="preserve">;</w:t>
-      </w:r>
-      <w:r>
-        <w:rPr>
-          <w:rStyle w:val="NormalTok"/>
-        </w:rPr>
-        <w:t xml:space="preserve">        </w:t>
-      </w:r>
-      <w:r>
-        <w:rPr>
-          <w:rStyle w:val="CommentTok"/>
-        </w:rPr>
-        <w:t xml:space="preserve">// LRU链表尾</w:t>
-      </w:r>
-      <w:r>
-        <w:br/>
-      </w:r>
-      <w:r>
-        <w:rPr>
-          <w:rStyle w:val="NormalTok"/>
-        </w:rPr>
-        <w:t xml:space="preserve">    pthread_mutex_t list_mutex</w:t>
-      </w:r>
-      <w:r>
-        <w:rPr>
-          <w:rStyle w:val="OperatorTok"/>
-        </w:rPr>
-        <w:t xml:space="preserve">;</w:t>
-      </w:r>
-      <w:r>
-        <w:rPr>
-          <w:rStyle w:val="NormalTok"/>
-        </w:rPr>
-        <w:t xml:space="preserve">     </w:t>
-      </w:r>
-      <w:r>
-        <w:rPr>
-          <w:rStyle w:val="CommentTok"/>
-        </w:rPr>
-        <w:t xml:space="preserve">// 链表互斥锁</w:t>
-      </w:r>
-      <w:r>
-        <w:br/>
-      </w:r>
-      <w:r>
-        <w:rPr>
-          <w:rStyle w:val="OperatorTok"/>
-        </w:rPr>
-        <w:t xml:space="preserve">}</w:t>
-      </w:r>
-      <w:r>
-        <w:rPr>
-          <w:rStyle w:val="NormalTok"/>
-        </w:rPr>
-        <w:t xml:space="preserve"> LRUStrategy</w:t>
-      </w:r>
-      <w:r>
-        <w:rPr>
-          <w:rStyle w:val="OperatorTok"/>
-        </w:rPr>
-        <w:t xml:space="preserve">;</w:t>
-      </w:r>
-      <w:r>
-        <w:br/>
-      </w:r>
-      <w:r>
-        <w:br/>
-      </w:r>
-      <w:r>
-        <w:rPr>
-          <w:rStyle w:val="CommentTok"/>
-        </w:rPr>
-        <w:t xml:space="preserve">// TTL策略特定结构</w:t>
-      </w:r>
-      <w:r>
-        <w:br/>
-      </w:r>
-      <w:r>
-        <w:rPr>
-          <w:rStyle w:val="KeywordTok"/>
-        </w:rPr>
-        <w:t xml:space="preserve">typedef</w:t>
-      </w:r>
-      <w:r>
-        <w:rPr>
-          <w:rStyle w:val="NormalTok"/>
-        </w:rPr>
-        <w:t xml:space="preserve"> </w:t>
-      </w:r>
-      <w:r>
-        <w:rPr>
-          <w:rStyle w:val="KeywordTok"/>
-        </w:rPr>
-        <w:t xml:space="preserve">struct</w:t>
-      </w:r>
-      <w:r>
-        <w:rPr>
-          <w:rStyle w:val="NormalTok"/>
-        </w:rPr>
-        <w:t xml:space="preserve"> TTLStrategy </w:t>
-      </w:r>
-      <w:r>
-        <w:rPr>
-          <w:rStyle w:val="OperatorTok"/>
-        </w:rPr>
-        <w:t xml:space="preserve">{</w:t>
-      </w:r>
-      <w:r>
-        <w:br/>
-      </w:r>
-      <w:r>
-        <w:rPr>
-          <w:rStyle w:val="NormalTok"/>
-        </w:rPr>
-        <w:t xml:space="preserve">    CacheUpdateStrategy base</w:t>
-      </w:r>
-      <w:r>
-        <w:rPr>
-          <w:rStyle w:val="OperatorTok"/>
-        </w:rPr>
-        <w:t xml:space="preserve">;</w:t>
-      </w:r>
-      <w:r>
-        <w:rPr>
-          <w:rStyle w:val="NormalTok"/>
-        </w:rPr>
-        <w:t xml:space="preserve">       </w:t>
-      </w:r>
-      <w:r>
-        <w:rPr>
-          <w:rStyle w:val="CommentTok"/>
-        </w:rPr>
-        <w:t xml:space="preserve">// 基类</w:t>
-      </w:r>
-      <w:r>
-        <w:br/>
-      </w:r>
-      <w:r>
-        <w:rPr>
-          <w:rStyle w:val="NormalTok"/>
-        </w:rPr>
-        <w:t xml:space="preserve">    </w:t>
-      </w:r>
-      <w:r>
-        <w:rPr>
-          <w:rStyle w:val="DataTypeTok"/>
-        </w:rPr>
-        <w:t xml:space="preserve">uint32_t</w:t>
-      </w:r>
-      <w:r>
-        <w:rPr>
-          <w:rStyle w:val="NormalTok"/>
-        </w:rPr>
-        <w:t xml:space="preserve"> default_ttl</w:t>
-      </w:r>
-      <w:r>
-        <w:rPr>
-          <w:rStyle w:val="OperatorTok"/>
-        </w:rPr>
-        <w:t xml:space="preserve">;</w:t>
-      </w:r>
-      <w:r>
-        <w:rPr>
-          <w:rStyle w:val="NormalTok"/>
-        </w:rPr>
-        <w:t xml:space="preserve">           </w:t>
-      </w:r>
-      <w:r>
-        <w:rPr>
-          <w:rStyle w:val="CommentTok"/>
-        </w:rPr>
-        <w:t xml:space="preserve">// 默认TTL(秒)</w:t>
-      </w:r>
-      <w:r>
-        <w:br/>
-      </w:r>
-      <w:r>
-        <w:rPr>
-          <w:rStyle w:val="NormalTok"/>
-        </w:rPr>
-        <w:t xml:space="preserve">    PriorityQueue</w:t>
-      </w:r>
-      <w:r>
-        <w:rPr>
-          <w:rStyle w:val="OperatorTok"/>
-        </w:rPr>
-        <w:t xml:space="preserve">*</w:t>
-      </w:r>
-      <w:r>
-        <w:rPr>
-          <w:rStyle w:val="NormalTok"/>
-        </w:rPr>
-        <w:t xml:space="preserve"> expiry_queue</w:t>
-      </w:r>
-      <w:r>
-        <w:rPr>
-          <w:rStyle w:val="OperatorTok"/>
-        </w:rPr>
-        <w:t xml:space="preserve">;</w:t>
-      </w:r>
-      <w:r>
-        <w:rPr>
-          <w:rStyle w:val="NormalTok"/>
-        </w:rPr>
-        <w:t xml:space="preserve">    </w:t>
-      </w:r>
-      <w:r>
-        <w:rPr>
-          <w:rStyle w:val="CommentTok"/>
-        </w:rPr>
-        <w:t xml:space="preserve">// 过期队列</w:t>
-      </w:r>
-      <w:r>
-        <w:br/>
-      </w:r>
-      <w:r>
-        <w:rPr>
-          <w:rStyle w:val="NormalTok"/>
-        </w:rPr>
-        <w:t xml:space="preserve">    pthread_t cleanup_thread</w:t>
-      </w:r>
-      <w:r>
-        <w:rPr>
-          <w:rStyle w:val="OperatorTok"/>
-        </w:rPr>
-        <w:t xml:space="preserve">;</w:t>
-      </w:r>
-      <w:r>
-        <w:rPr>
-          <w:rStyle w:val="NormalTok"/>
-        </w:rPr>
-        <w:t xml:space="preserve">       </w:t>
-      </w:r>
-      <w:r>
-        <w:rPr>
-          <w:rStyle w:val="CommentTok"/>
-        </w:rPr>
-        <w:t xml:space="preserve">// 清理线程</w:t>
-      </w:r>
-      <w:r>
-        <w:br/>
-      </w:r>
-      <w:r>
-        <w:rPr>
-          <w:rStyle w:val="OperatorTok"/>
-        </w:rPr>
-        <w:t xml:space="preserve">}</w:t>
-      </w:r>
-      <w:r>
-        <w:rPr>
-          <w:rStyle w:val="NormalTok"/>
-        </w:rPr>
-        <w:t xml:space="preserve"> TTLStrategy</w:t>
-      </w:r>
-      <w:r>
-        <w:rPr>
-          <w:rStyle w:val="OperatorTok"/>
-        </w:rPr>
-        <w:t xml:space="preserve">;</w:t>
-      </w:r>
-      <w:r>
-        <w:br/>
-      </w:r>
-      <w:r>
-        <w:br/>
-      </w:r>
-      <w:r>
-        <w:rPr>
-          <w:rStyle w:val="CommentTok"/>
-        </w:rPr>
-        <w:t xml:space="preserve">// ML策略特定结构</w:t>
-      </w:r>
-      <w:r>
-        <w:br/>
-      </w:r>
-      <w:r>
-        <w:rPr>
-          <w:rStyle w:val="KeywordTok"/>
-        </w:rPr>
-        <w:t xml:space="preserve">typedef</w:t>
-      </w:r>
-      <w:r>
-        <w:rPr>
-          <w:rStyle w:val="NormalTok"/>
-        </w:rPr>
-        <w:t xml:space="preserve"> </w:t>
-      </w:r>
-      <w:r>
-        <w:rPr>
-          <w:rStyle w:val="KeywordTok"/>
-        </w:rPr>
-        <w:t xml:space="preserve">struct</w:t>
-      </w:r>
-      <w:r>
-        <w:rPr>
-          <w:rStyle w:val="NormalTok"/>
-        </w:rPr>
-        <w:t xml:space="preserve"> MLStrategy </w:t>
-      </w:r>
-      <w:r>
-        <w:rPr>
-          <w:rStyle w:val="OperatorTok"/>
-        </w:rPr>
-        <w:t xml:space="preserve">{</w:t>
-      </w:r>
-      <w:r>
-        <w:br/>
-      </w:r>
-      <w:r>
-        <w:rPr>
-          <w:rStyle w:val="NormalTok"/>
-        </w:rPr>
-        <w:t xml:space="preserve">    CacheUpdateStrategy base</w:t>
-      </w:r>
-      <w:r>
-        <w:rPr>
-          <w:rStyle w:val="OperatorTok"/>
-        </w:rPr>
-        <w:t xml:space="preserve">;</w:t>
-      </w:r>
-      <w:r>
-        <w:rPr>
-          <w:rStyle w:val="NormalTok"/>
-        </w:rPr>
-        <w:t xml:space="preserve">       </w:t>
-      </w:r>
-      <w:r>
-        <w:rPr>
-          <w:rStyle w:val="CommentTok"/>
-        </w:rPr>
-        <w:t xml:space="preserve">// 基类</w:t>
-      </w:r>
-      <w:r>
-        <w:br/>
-      </w:r>
-      <w:r>
-        <w:rPr>
-          <w:rStyle w:val="NormalTok"/>
-        </w:rPr>
-        <w:t xml:space="preserve">    NeuralNetwork</w:t>
-      </w:r>
-      <w:r>
-        <w:rPr>
-          <w:rStyle w:val="OperatorTok"/>
-        </w:rPr>
-        <w:t xml:space="preserve">*</w:t>
-      </w:r>
-      <w:r>
-        <w:rPr>
-          <w:rStyle w:val="NormalTok"/>
-        </w:rPr>
-        <w:t xml:space="preserve"> model</w:t>
-      </w:r>
-      <w:r>
-        <w:rPr>
-          <w:rStyle w:val="OperatorTok"/>
-        </w:rPr>
-        <w:t xml:space="preserve">;</w:t>
-      </w:r>
-      <w:r>
-        <w:rPr>
-          <w:rStyle w:val="NormalTok"/>
-        </w:rPr>
-        <w:t xml:space="preserve">           </w:t>
-      </w:r>
-      <w:r>
-        <w:rPr>
-          <w:rStyle w:val="CommentTok"/>
-        </w:rPr>
-        <w:t xml:space="preserve">// 神经网络模型</w:t>
-      </w:r>
-      <w:r>
-        <w:br/>
-      </w:r>
-      <w:r>
-        <w:rPr>
-          <w:rStyle w:val="NormalTok"/>
-        </w:rPr>
-        <w:t xml:space="preserve">    FeatureExtractor</w:t>
-      </w:r>
-      <w:r>
-        <w:rPr>
-          <w:rStyle w:val="OperatorTok"/>
-        </w:rPr>
-        <w:t xml:space="preserve">*</w:t>
-      </w:r>
-      <w:r>
-        <w:rPr>
-          <w:rStyle w:val="NormalTok"/>
-        </w:rPr>
-        <w:t xml:space="preserve"> extractor</w:t>
-      </w:r>
-      <w:r>
-        <w:rPr>
-          <w:rStyle w:val="OperatorTok"/>
-        </w:rPr>
-        <w:t xml:space="preserve">;</w:t>
-      </w:r>
-      <w:r>
-        <w:rPr>
-          <w:rStyle w:val="NormalTok"/>
-        </w:rPr>
-        <w:t xml:space="preserve">    </w:t>
-      </w:r>
-      <w:r>
-        <w:rPr>
-          <w:rStyle w:val="CommentTok"/>
-        </w:rPr>
-        <w:t xml:space="preserve">// 特征提取器</w:t>
-      </w:r>
-      <w:r>
-        <w:br/>
-      </w:r>
-      <w:r>
-        <w:rPr>
-          <w:rStyle w:val="NormalTok"/>
-        </w:rPr>
-        <w:t xml:space="preserve">    TrainingData</w:t>
-      </w:r>
-      <w:r>
-        <w:rPr>
-          <w:rStyle w:val="OperatorTok"/>
-        </w:rPr>
-        <w:t xml:space="preserve">*</w:t>
-      </w:r>
-      <w:r>
-        <w:rPr>
-          <w:rStyle w:val="NormalTok"/>
-        </w:rPr>
-        <w:t xml:space="preserve"> training_data</w:t>
-      </w:r>
-      <w:r>
-        <w:rPr>
-          <w:rStyle w:val="OperatorTok"/>
-        </w:rPr>
-        <w:t xml:space="preserve">;</w:t>
-      </w:r>
-      <w:r>
-        <w:rPr>
-          <w:rStyle w:val="NormalTok"/>
-        </w:rPr>
-        <w:t xml:space="preserve">    </w:t>
-      </w:r>
-      <w:r>
-        <w:rPr>
-          <w:rStyle w:val="CommentTok"/>
-        </w:rPr>
-        <w:t xml:space="preserve">// 训练数据</w:t>
-      </w:r>
-      <w:r>
-        <w:br/>
-      </w:r>
-      <w:r>
-        <w:rPr>
-          <w:rStyle w:val="NormalTok"/>
-        </w:rPr>
-        <w:t xml:space="preserve">    </w:t>
-      </w:r>
-      <w:r>
-        <w:rPr>
-          <w:rStyle w:val="DataTypeTok"/>
-        </w:rPr>
-        <w:t xml:space="preserve">bool</w:t>
-      </w:r>
-      <w:r>
-        <w:rPr>
-          <w:rStyle w:val="NormalTok"/>
-        </w:rPr>
-        <w:t xml:space="preserve"> is_training</w:t>
-      </w:r>
-      <w:r>
-        <w:rPr>
-          <w:rStyle w:val="OperatorTok"/>
-        </w:rPr>
-        <w:t xml:space="preserve">;</w:t>
-      </w:r>
-      <w:r>
-        <w:rPr>
-          <w:rStyle w:val="NormalTok"/>
-        </w:rPr>
-        <w:t xml:space="preserve">               </w:t>
-      </w:r>
-      <w:r>
-        <w:rPr>
-          <w:rStyle w:val="CommentTok"/>
-        </w:rPr>
-        <w:t xml:space="preserve">// 是否正在训练</w:t>
-      </w:r>
-      <w:r>
-        <w:br/>
-      </w:r>
-      <w:r>
-        <w:rPr>
-          <w:rStyle w:val="OperatorTok"/>
-        </w:rPr>
-        <w:t xml:space="preserve">}</w:t>
-      </w:r>
-      <w:r>
-        <w:rPr>
-          <w:rStyle w:val="NormalTok"/>
-        </w:rPr>
-        <w:t xml:space="preserve"> MLStrategy</w:t>
-      </w:r>
-      <w:r>
-        <w:rPr>
-          <w:rStyle w:val="OperatorTok"/>
-        </w:rPr>
-        <w:t xml:space="preserve">;</w:t>
+          <w:rStyle w:val="VerbatimChar"/>
+        </w:rPr>
+        <w:t xml:space="preserve">    // </w:t>
+      </w:r>
+      <w:r>
+        <w:rPr>
+          <w:rStyle w:val="VerbatimChar"/>
+          <w:rFonts w:hint="eastAsia"/>
+        </w:rPr>
+        <w:t xml:space="preserve">性能监控</w:t>
+      </w:r>
+      <w:r>
+        <w:br/>
+      </w:r>
+      <w:r>
+        <w:rPr>
+          <w:rStyle w:val="VerbatimChar"/>
+        </w:rPr>
+        <w:t xml:space="preserve">    struct {</w:t>
+      </w:r>
+      <w:r>
+        <w:br/>
+      </w:r>
+      <w:r>
+        <w:rPr>
+          <w:rStyle w:val="VerbatimChar"/>
+        </w:rPr>
+        <w:t xml:space="preserve">        uint64_t bytes_written;     // </w:t>
+      </w:r>
+      <w:r>
+        <w:rPr>
+          <w:rStyle w:val="VerbatimChar"/>
+          <w:rFonts w:hint="eastAsia"/>
+        </w:rPr>
+        <w:t xml:space="preserve">已写入字节数</w:t>
+      </w:r>
+      <w:r>
+        <w:br/>
+      </w:r>
+      <w:r>
+        <w:rPr>
+          <w:rStyle w:val="VerbatimChar"/>
+        </w:rPr>
+        <w:t xml:space="preserve">        uint64_t write_operations;  // </w:t>
+      </w:r>
+      <w:r>
+        <w:rPr>
+          <w:rStyle w:val="VerbatimChar"/>
+          <w:rFonts w:hint="eastAsia"/>
+        </w:rPr>
+        <w:t xml:space="preserve">写入操作数</w:t>
+      </w:r>
+      <w:r>
+        <w:br/>
+      </w:r>
+      <w:r>
+        <w:rPr>
+          <w:rStyle w:val="VerbatimChar"/>
+        </w:rPr>
+        <w:t xml:space="preserve">        double avg_write_latency;   // </w:t>
+      </w:r>
+      <w:r>
+        <w:rPr>
+          <w:rStyle w:val="VerbatimChar"/>
+          <w:rFonts w:hint="eastAsia"/>
+        </w:rPr>
+        <w:t xml:space="preserve">平均写入延迟</w:t>
+      </w:r>
+      <w:r>
+        <w:br/>
+      </w:r>
+      <w:r>
+        <w:rPr>
+          <w:rStyle w:val="VerbatimChar"/>
+        </w:rPr>
+        <w:t xml:space="preserve">        timestamp_t last_sync;      // </w:t>
+      </w:r>
+      <w:r>
+        <w:rPr>
+          <w:rStyle w:val="VerbatimChar"/>
+          <w:rFonts w:hint="eastAsia"/>
+        </w:rPr>
+        <w:t xml:space="preserve">最后同步时间</w:t>
+      </w:r>
+      <w:r>
+        <w:br/>
+      </w:r>
+      <w:r>
+        <w:rPr>
+          <w:rStyle w:val="VerbatimChar"/>
+        </w:rPr>
+        <w:t xml:space="preserve">    } stats;</w:t>
+      </w:r>
+      <w:r>
+        <w:br/>
+      </w:r>
+      <w:r>
+        <w:rPr>
+          <w:rStyle w:val="VerbatimChar"/>
+        </w:rPr>
+        <w:t xml:space="preserve">} PersistenceConfig;</w:t>
       </w:r>
     </w:p>
-    <w:bookmarkEnd w:id="14"/>
-    <w:bookmarkStart w:id="15" w:name="持久化配置结构"/>
+    <w:bookmarkStart w:id="27" w:name="机器学习模型结构"/>
     <w:p>
       <w:pPr>
         <w:pStyle w:val="Heading3"/>
       </w:pPr>
       <w:r>
-        <w:t xml:space="preserve">4.2.2 </w:t>
+        <w:t xml:space="preserve">4.2.3 </w:t>
       </w:r>
       <w:r>
         <w:rPr>
           <w:rFonts w:hint="eastAsia"/>
         </w:rPr>
-        <w:t xml:space="preserve">持久化配置结构</w:t>
+        <w:t xml:space="preserve">机器学习模型结构</w:t>
       </w:r>
     </w:p>
     <w:p>
@@ -1897,7 +2398,7 @@
         <w:rPr>
           <w:rStyle w:val="CommentTok"/>
         </w:rPr>
-        <w:t xml:space="preserve">// 持久化模式枚举</w:t>
+        <w:t xml:space="preserve">// 神经网络结构</w:t>
       </w:r>
       <w:r>
         <w:br/>
@@ -1918,7 +2419,733 @@
         <w:rPr>
           <w:rStyle w:val="KeywordTok"/>
         </w:rPr>
-        <w:t xml:space="preserve">enum</w:t>
+        <w:t xml:space="preserve">struct</w:t>
+      </w:r>
+      <w:r>
+        <w:rPr>
+          <w:rStyle w:val="NormalTok"/>
+        </w:rPr>
+        <w:t xml:space="preserve"> NeuralNetwork </w:t>
+      </w:r>
+      <w:r>
+        <w:rPr>
+          <w:rStyle w:val="OperatorTok"/>
+        </w:rPr>
+        <w:t xml:space="preserve">{</w:t>
+      </w:r>
+      <w:r>
+        <w:br/>
+      </w:r>
+      <w:r>
+        <w:rPr>
+          <w:rStyle w:val="NormalTok"/>
+        </w:rPr>
+        <w:t xml:space="preserve">    </w:t>
+      </w:r>
+      <w:r>
+        <w:rPr>
+          <w:rStyle w:val="DataTypeTok"/>
+        </w:rPr>
+        <w:t xml:space="preserve">size_t</w:t>
+      </w:r>
+      <w:r>
+        <w:rPr>
+          <w:rStyle w:val="NormalTok"/>
+        </w:rPr>
+        <w:t xml:space="preserve"> input_size</w:t>
+      </w:r>
+      <w:r>
+        <w:rPr>
+          <w:rStyle w:val="OperatorTok"/>
+        </w:rPr>
+        <w:t xml:space="preserve">;</w:t>
+      </w:r>
+      <w:r>
+        <w:rPr>
+          <w:rStyle w:val="NormalTok"/>
+        </w:rPr>
+        <w:t xml:space="preserve">              </w:t>
+      </w:r>
+      <w:r>
+        <w:rPr>
+          <w:rStyle w:val="CommentTok"/>
+        </w:rPr>
+        <w:t xml:space="preserve">// 输入层大小</w:t>
+      </w:r>
+      <w:r>
+        <w:br/>
+      </w:r>
+      <w:r>
+        <w:rPr>
+          <w:rStyle w:val="NormalTok"/>
+        </w:rPr>
+        <w:t xml:space="preserve">    </w:t>
+      </w:r>
+      <w:r>
+        <w:rPr>
+          <w:rStyle w:val="DataTypeTok"/>
+        </w:rPr>
+        <w:t xml:space="preserve">size_t</w:t>
+      </w:r>
+      <w:r>
+        <w:rPr>
+          <w:rStyle w:val="NormalTok"/>
+        </w:rPr>
+        <w:t xml:space="preserve"> hidden_size</w:t>
+      </w:r>
+      <w:r>
+        <w:rPr>
+          <w:rStyle w:val="OperatorTok"/>
+        </w:rPr>
+        <w:t xml:space="preserve">;</w:t>
+      </w:r>
+      <w:r>
+        <w:rPr>
+          <w:rStyle w:val="NormalTok"/>
+        </w:rPr>
+        <w:t xml:space="preserve">             </w:t>
+      </w:r>
+      <w:r>
+        <w:rPr>
+          <w:rStyle w:val="CommentTok"/>
+        </w:rPr>
+        <w:t xml:space="preserve">// 隐藏层大小</w:t>
+      </w:r>
+      <w:r>
+        <w:br/>
+      </w:r>
+      <w:r>
+        <w:rPr>
+          <w:rStyle w:val="NormalTok"/>
+        </w:rPr>
+        <w:t xml:space="preserve">    </w:t>
+      </w:r>
+      <w:r>
+        <w:rPr>
+          <w:rStyle w:val="DataTypeTok"/>
+        </w:rPr>
+        <w:t xml:space="preserve">size_t</w:t>
+      </w:r>
+      <w:r>
+        <w:rPr>
+          <w:rStyle w:val="NormalTok"/>
+        </w:rPr>
+        <w:t xml:space="preserve"> output_size</w:t>
+      </w:r>
+      <w:r>
+        <w:rPr>
+          <w:rStyle w:val="OperatorTok"/>
+        </w:rPr>
+        <w:t xml:space="preserve">;</w:t>
+      </w:r>
+      <w:r>
+        <w:rPr>
+          <w:rStyle w:val="NormalTok"/>
+        </w:rPr>
+        <w:t xml:space="preserve">             </w:t>
+      </w:r>
+      <w:r>
+        <w:rPr>
+          <w:rStyle w:val="CommentTok"/>
+        </w:rPr>
+        <w:t xml:space="preserve">// 输出层大小</w:t>
+      </w:r>
+      <w:r>
+        <w:br/>
+      </w:r>
+      <w:r>
+        <w:rPr>
+          <w:rStyle w:val="NormalTok"/>
+        </w:rPr>
+        <w:t xml:space="preserve">    </w:t>
+      </w:r>
+      <w:r>
+        <w:br/>
+      </w:r>
+      <w:r>
+        <w:rPr>
+          <w:rStyle w:val="NormalTok"/>
+        </w:rPr>
+        <w:t xml:space="preserve">    </w:t>
+      </w:r>
+      <w:r>
+        <w:rPr>
+          <w:rStyle w:val="CommentTok"/>
+        </w:rPr>
+        <w:t xml:space="preserve">// 权重和偏置</w:t>
+      </w:r>
+      <w:r>
+        <w:br/>
+      </w:r>
+      <w:r>
+        <w:rPr>
+          <w:rStyle w:val="NormalTok"/>
+        </w:rPr>
+        <w:t xml:space="preserve">    Matrix</w:t>
+      </w:r>
+      <w:r>
+        <w:rPr>
+          <w:rStyle w:val="OperatorTok"/>
+        </w:rPr>
+        <w:t xml:space="preserve">*</w:t>
+      </w:r>
+      <w:r>
+        <w:rPr>
+          <w:rStyle w:val="NormalTok"/>
+        </w:rPr>
+        <w:t xml:space="preserve"> weights_input_hidden</w:t>
+      </w:r>
+      <w:r>
+        <w:rPr>
+          <w:rStyle w:val="OperatorTok"/>
+        </w:rPr>
+        <w:t xml:space="preserve">;</w:t>
+      </w:r>
+      <w:r>
+        <w:rPr>
+          <w:rStyle w:val="NormalTok"/>
+        </w:rPr>
+        <w:t xml:space="preserve">   </w:t>
+      </w:r>
+      <w:r>
+        <w:rPr>
+          <w:rStyle w:val="CommentTok"/>
+        </w:rPr>
+        <w:t xml:space="preserve">// 输入到隐藏层权重</w:t>
+      </w:r>
+      <w:r>
+        <w:br/>
+      </w:r>
+      <w:r>
+        <w:rPr>
+          <w:rStyle w:val="NormalTok"/>
+        </w:rPr>
+        <w:t xml:space="preserve">    Matrix</w:t>
+      </w:r>
+      <w:r>
+        <w:rPr>
+          <w:rStyle w:val="OperatorTok"/>
+        </w:rPr>
+        <w:t xml:space="preserve">*</w:t>
+      </w:r>
+      <w:r>
+        <w:rPr>
+          <w:rStyle w:val="NormalTok"/>
+        </w:rPr>
+        <w:t xml:space="preserve"> weights_hidden_output</w:t>
+      </w:r>
+      <w:r>
+        <w:rPr>
+          <w:rStyle w:val="OperatorTok"/>
+        </w:rPr>
+        <w:t xml:space="preserve">;</w:t>
+      </w:r>
+      <w:r>
+        <w:rPr>
+          <w:rStyle w:val="NormalTok"/>
+        </w:rPr>
+        <w:t xml:space="preserve">  </w:t>
+      </w:r>
+      <w:r>
+        <w:rPr>
+          <w:rStyle w:val="CommentTok"/>
+        </w:rPr>
+        <w:t xml:space="preserve">// 隐藏到输出层权重</w:t>
+      </w:r>
+      <w:r>
+        <w:br/>
+      </w:r>
+      <w:r>
+        <w:rPr>
+          <w:rStyle w:val="NormalTok"/>
+        </w:rPr>
+        <w:t xml:space="preserve">    Vector</w:t>
+      </w:r>
+      <w:r>
+        <w:rPr>
+          <w:rStyle w:val="OperatorTok"/>
+        </w:rPr>
+        <w:t xml:space="preserve">*</w:t>
+      </w:r>
+      <w:r>
+        <w:rPr>
+          <w:rStyle w:val="NormalTok"/>
+        </w:rPr>
+        <w:t xml:space="preserve"> bias_hidden</w:t>
+      </w:r>
+      <w:r>
+        <w:rPr>
+          <w:rStyle w:val="OperatorTok"/>
+        </w:rPr>
+        <w:t xml:space="preserve">;</w:t>
+      </w:r>
+      <w:r>
+        <w:rPr>
+          <w:rStyle w:val="NormalTok"/>
+        </w:rPr>
+        <w:t xml:space="preserve">            </w:t>
+      </w:r>
+      <w:r>
+        <w:rPr>
+          <w:rStyle w:val="CommentTok"/>
+        </w:rPr>
+        <w:t xml:space="preserve">// 隐藏层偏置</w:t>
+      </w:r>
+      <w:r>
+        <w:br/>
+      </w:r>
+      <w:r>
+        <w:rPr>
+          <w:rStyle w:val="NormalTok"/>
+        </w:rPr>
+        <w:t xml:space="preserve">    Vector</w:t>
+      </w:r>
+      <w:r>
+        <w:rPr>
+          <w:rStyle w:val="OperatorTok"/>
+        </w:rPr>
+        <w:t xml:space="preserve">*</w:t>
+      </w:r>
+      <w:r>
+        <w:rPr>
+          <w:rStyle w:val="NormalTok"/>
+        </w:rPr>
+        <w:t xml:space="preserve"> bias_output</w:t>
+      </w:r>
+      <w:r>
+        <w:rPr>
+          <w:rStyle w:val="OperatorTok"/>
+        </w:rPr>
+        <w:t xml:space="preserve">;</w:t>
+      </w:r>
+      <w:r>
+        <w:rPr>
+          <w:rStyle w:val="NormalTok"/>
+        </w:rPr>
+        <w:t xml:space="preserve">            </w:t>
+      </w:r>
+      <w:r>
+        <w:rPr>
+          <w:rStyle w:val="CommentTok"/>
+        </w:rPr>
+        <w:t xml:space="preserve">// 输出层偏置</w:t>
+      </w:r>
+      <w:r>
+        <w:br/>
+      </w:r>
+      <w:r>
+        <w:rPr>
+          <w:rStyle w:val="NormalTok"/>
+        </w:rPr>
+        <w:t xml:space="preserve">    </w:t>
+      </w:r>
+      <w:r>
+        <w:br/>
+      </w:r>
+      <w:r>
+        <w:rPr>
+          <w:rStyle w:val="NormalTok"/>
+        </w:rPr>
+        <w:t xml:space="preserve">    </w:t>
+      </w:r>
+      <w:r>
+        <w:rPr>
+          <w:rStyle w:val="CommentTok"/>
+        </w:rPr>
+        <w:t xml:space="preserve">// 激活函数</w:t>
+      </w:r>
+      <w:r>
+        <w:br/>
+      </w:r>
+      <w:r>
+        <w:rPr>
+          <w:rStyle w:val="NormalTok"/>
+        </w:rPr>
+        <w:t xml:space="preserve">    ActivationFunction hidden_activation</w:t>
+      </w:r>
+      <w:r>
+        <w:rPr>
+          <w:rStyle w:val="OperatorTok"/>
+        </w:rPr>
+        <w:t xml:space="preserve">;</w:t>
+      </w:r>
+      <w:r>
+        <w:br/>
+      </w:r>
+      <w:r>
+        <w:rPr>
+          <w:rStyle w:val="NormalTok"/>
+        </w:rPr>
+        <w:t xml:space="preserve">    ActivationFunction output_activation</w:t>
+      </w:r>
+      <w:r>
+        <w:rPr>
+          <w:rStyle w:val="OperatorTok"/>
+        </w:rPr>
+        <w:t xml:space="preserve">;</w:t>
+      </w:r>
+      <w:r>
+        <w:br/>
+      </w:r>
+      <w:r>
+        <w:rPr>
+          <w:rStyle w:val="NormalTok"/>
+        </w:rPr>
+        <w:t xml:space="preserve">    </w:t>
+      </w:r>
+      <w:r>
+        <w:br/>
+      </w:r>
+      <w:r>
+        <w:rPr>
+          <w:rStyle w:val="NormalTok"/>
+        </w:rPr>
+        <w:t xml:space="preserve">    </w:t>
+      </w:r>
+      <w:r>
+        <w:rPr>
+          <w:rStyle w:val="CommentTok"/>
+        </w:rPr>
+        <w:t xml:space="preserve">// 训练参数</w:t>
+      </w:r>
+      <w:r>
+        <w:br/>
+      </w:r>
+      <w:r>
+        <w:rPr>
+          <w:rStyle w:val="NormalTok"/>
+        </w:rPr>
+        <w:t xml:space="preserve">    </w:t>
+      </w:r>
+      <w:r>
+        <w:rPr>
+          <w:rStyle w:val="DataTypeTok"/>
+        </w:rPr>
+        <w:t xml:space="preserve">double</w:t>
+      </w:r>
+      <w:r>
+        <w:rPr>
+          <w:rStyle w:val="NormalTok"/>
+        </w:rPr>
+        <w:t xml:space="preserve"> learning_rate</w:t>
+      </w:r>
+      <w:r>
+        <w:rPr>
+          <w:rStyle w:val="OperatorTok"/>
+        </w:rPr>
+        <w:t xml:space="preserve">;</w:t>
+      </w:r>
+      <w:r>
+        <w:rPr>
+          <w:rStyle w:val="NormalTok"/>
+        </w:rPr>
+        <w:t xml:space="preserve">           </w:t>
+      </w:r>
+      <w:r>
+        <w:rPr>
+          <w:rStyle w:val="CommentTok"/>
+        </w:rPr>
+        <w:t xml:space="preserve">// 学习率</w:t>
+      </w:r>
+      <w:r>
+        <w:br/>
+      </w:r>
+      <w:r>
+        <w:rPr>
+          <w:rStyle w:val="NormalTok"/>
+        </w:rPr>
+        <w:t xml:space="preserve">    </w:t>
+      </w:r>
+      <w:r>
+        <w:rPr>
+          <w:rStyle w:val="DataTypeTok"/>
+        </w:rPr>
+        <w:t xml:space="preserve">double</w:t>
+      </w:r>
+      <w:r>
+        <w:rPr>
+          <w:rStyle w:val="NormalTok"/>
+        </w:rPr>
+        <w:t xml:space="preserve"> momentum</w:t>
+      </w:r>
+      <w:r>
+        <w:rPr>
+          <w:rStyle w:val="OperatorTok"/>
+        </w:rPr>
+        <w:t xml:space="preserve">;</w:t>
+      </w:r>
+      <w:r>
+        <w:rPr>
+          <w:rStyle w:val="NormalTok"/>
+        </w:rPr>
+        <w:t xml:space="preserve">                </w:t>
+      </w:r>
+      <w:r>
+        <w:rPr>
+          <w:rStyle w:val="CommentTok"/>
+        </w:rPr>
+        <w:t xml:space="preserve">// 动量</w:t>
+      </w:r>
+      <w:r>
+        <w:br/>
+      </w:r>
+      <w:r>
+        <w:rPr>
+          <w:rStyle w:val="NormalTok"/>
+        </w:rPr>
+        <w:t xml:space="preserve">    </w:t>
+      </w:r>
+      <w:r>
+        <w:rPr>
+          <w:rStyle w:val="DataTypeTok"/>
+        </w:rPr>
+        <w:t xml:space="preserve">uint32_t</w:t>
+      </w:r>
+      <w:r>
+        <w:rPr>
+          <w:rStyle w:val="NormalTok"/>
+        </w:rPr>
+        <w:t xml:space="preserve"> batch_size</w:t>
+      </w:r>
+      <w:r>
+        <w:rPr>
+          <w:rStyle w:val="OperatorTok"/>
+        </w:rPr>
+        <w:t xml:space="preserve">;</w:t>
+      </w:r>
+      <w:r>
+        <w:rPr>
+          <w:rStyle w:val="NormalTok"/>
+        </w:rPr>
+        <w:t xml:space="preserve">            </w:t>
+      </w:r>
+      <w:r>
+        <w:rPr>
+          <w:rStyle w:val="CommentTok"/>
+        </w:rPr>
+        <w:t xml:space="preserve">// 批大小</w:t>
+      </w:r>
+      <w:r>
+        <w:br/>
+      </w:r>
+      <w:r>
+        <w:rPr>
+          <w:rStyle w:val="NormalTok"/>
+        </w:rPr>
+        <w:t xml:space="preserve">    </w:t>
+      </w:r>
+      <w:r>
+        <w:br/>
+      </w:r>
+      <w:r>
+        <w:rPr>
+          <w:rStyle w:val="NormalTok"/>
+        </w:rPr>
+        <w:t xml:space="preserve">    </w:t>
+      </w:r>
+      <w:r>
+        <w:rPr>
+          <w:rStyle w:val="CommentTok"/>
+        </w:rPr>
+        <w:t xml:space="preserve">// 优化器状态</w:t>
+      </w:r>
+      <w:r>
+        <w:br/>
+      </w:r>
+      <w:r>
+        <w:rPr>
+          <w:rStyle w:val="NormalTok"/>
+        </w:rPr>
+        <w:t xml:space="preserve">    Matrix</w:t>
+      </w:r>
+      <w:r>
+        <w:rPr>
+          <w:rStyle w:val="OperatorTok"/>
+        </w:rPr>
+        <w:t xml:space="preserve">*</w:t>
+      </w:r>
+      <w:r>
+        <w:rPr>
+          <w:rStyle w:val="NormalTok"/>
+        </w:rPr>
+        <w:t xml:space="preserve"> momentum_weights_ih</w:t>
+      </w:r>
+      <w:r>
+        <w:rPr>
+          <w:rStyle w:val="OperatorTok"/>
+        </w:rPr>
+        <w:t xml:space="preserve">;</w:t>
+      </w:r>
+      <w:r>
+        <w:rPr>
+          <w:rStyle w:val="NormalTok"/>
+        </w:rPr>
+        <w:t xml:space="preserve">    </w:t>
+      </w:r>
+      <w:r>
+        <w:rPr>
+          <w:rStyle w:val="CommentTok"/>
+        </w:rPr>
+        <w:t xml:space="preserve">// 动量权重</w:t>
+      </w:r>
+      <w:r>
+        <w:br/>
+      </w:r>
+      <w:r>
+        <w:rPr>
+          <w:rStyle w:val="NormalTok"/>
+        </w:rPr>
+        <w:t xml:space="preserve">    Matrix</w:t>
+      </w:r>
+      <w:r>
+        <w:rPr>
+          <w:rStyle w:val="OperatorTok"/>
+        </w:rPr>
+        <w:t xml:space="preserve">*</w:t>
+      </w:r>
+      <w:r>
+        <w:rPr>
+          <w:rStyle w:val="NormalTok"/>
+        </w:rPr>
+        <w:t xml:space="preserve"> momentum_weights_ho</w:t>
+      </w:r>
+      <w:r>
+        <w:rPr>
+          <w:rStyle w:val="OperatorTok"/>
+        </w:rPr>
+        <w:t xml:space="preserve">;</w:t>
+      </w:r>
+      <w:r>
+        <w:rPr>
+          <w:rStyle w:val="NormalTok"/>
+        </w:rPr>
+        <w:t xml:space="preserve">    </w:t>
+      </w:r>
+      <w:r>
+        <w:rPr>
+          <w:rStyle w:val="CommentTok"/>
+        </w:rPr>
+        <w:t xml:space="preserve">// 动量权重</w:t>
+      </w:r>
+      <w:r>
+        <w:br/>
+      </w:r>
+      <w:r>
+        <w:rPr>
+          <w:rStyle w:val="NormalTok"/>
+        </w:rPr>
+        <w:t xml:space="preserve">    Vector</w:t>
+      </w:r>
+      <w:r>
+        <w:rPr>
+          <w:rStyle w:val="OperatorTok"/>
+        </w:rPr>
+        <w:t xml:space="preserve">*</w:t>
+      </w:r>
+      <w:r>
+        <w:rPr>
+          <w:rStyle w:val="NormalTok"/>
+        </w:rPr>
+        <w:t xml:space="preserve"> momentum_bias_h</w:t>
+      </w:r>
+      <w:r>
+        <w:rPr>
+          <w:rStyle w:val="OperatorTok"/>
+        </w:rPr>
+        <w:t xml:space="preserve">;</w:t>
+      </w:r>
+      <w:r>
+        <w:rPr>
+          <w:rStyle w:val="NormalTok"/>
+        </w:rPr>
+        <w:t xml:space="preserve">        </w:t>
+      </w:r>
+      <w:r>
+        <w:rPr>
+          <w:rStyle w:val="CommentTok"/>
+        </w:rPr>
+        <w:t xml:space="preserve">// 动量偏置</w:t>
+      </w:r>
+      <w:r>
+        <w:br/>
+      </w:r>
+      <w:r>
+        <w:rPr>
+          <w:rStyle w:val="NormalTok"/>
+        </w:rPr>
+        <w:t xml:space="preserve">    Vector</w:t>
+      </w:r>
+      <w:r>
+        <w:rPr>
+          <w:rStyle w:val="OperatorTok"/>
+        </w:rPr>
+        <w:t xml:space="preserve">*</w:t>
+      </w:r>
+      <w:r>
+        <w:rPr>
+          <w:rStyle w:val="NormalTok"/>
+        </w:rPr>
+        <w:t xml:space="preserve"> momentum_bias_o</w:t>
+      </w:r>
+      <w:r>
+        <w:rPr>
+          <w:rStyle w:val="OperatorTok"/>
+        </w:rPr>
+        <w:t xml:space="preserve">;</w:t>
+      </w:r>
+      <w:r>
+        <w:rPr>
+          <w:rStyle w:val="NormalTok"/>
+        </w:rPr>
+        <w:t xml:space="preserve">        </w:t>
+      </w:r>
+      <w:r>
+        <w:rPr>
+          <w:rStyle w:val="CommentTok"/>
+        </w:rPr>
+        <w:t xml:space="preserve">// 动量偏置</w:t>
+      </w:r>
+      <w:r>
+        <w:br/>
+      </w:r>
+      <w:r>
+        <w:rPr>
+          <w:rStyle w:val="OperatorTok"/>
+        </w:rPr>
+        <w:t xml:space="preserve">}</w:t>
+      </w:r>
+      <w:r>
+        <w:rPr>
+          <w:rStyle w:val="NormalTok"/>
+        </w:rPr>
+        <w:t xml:space="preserve"> NeuralNetwork</w:t>
+      </w:r>
+      <w:r>
+        <w:rPr>
+          <w:rStyle w:val="OperatorTok"/>
+        </w:rPr>
+        <w:t xml:space="preserve">;</w:t>
+      </w:r>
+      <w:r>
+        <w:br/>
+      </w:r>
+      <w:r>
+        <w:br/>
+      </w:r>
+      <w:r>
+        <w:rPr>
+          <w:rStyle w:val="CommentTok"/>
+        </w:rPr>
+        <w:t xml:space="preserve">// 特征提取器结构</w:t>
+      </w:r>
+      <w:r>
+        <w:br/>
+      </w:r>
+      <w:r>
+        <w:rPr>
+          <w:rStyle w:val="KeywordTok"/>
+        </w:rPr>
+        <w:t xml:space="preserve">typedef</w:t>
       </w:r>
       <w:r>
         <w:rPr>
@@ -1928,6 +3155,18 @@
       </w:r>
       <w:r>
         <w:rPr>
+          <w:rStyle w:val="KeywordTok"/>
+        </w:rPr>
+        <w:t xml:space="preserve">struct</w:t>
+      </w:r>
+      <w:r>
+        <w:rPr>
+          <w:rStyle w:val="NormalTok"/>
+        </w:rPr>
+        <w:t xml:space="preserve"> FeatureExtractor </w:t>
+      </w:r>
+      <w:r>
+        <w:rPr>
           <w:rStyle w:val="OperatorTok"/>
         </w:rPr>
         <w:t xml:space="preserve">{</w:t>
@@ -1939,13 +3178,580 @@
         <w:rPr>
           <w:rStyle w:val="NormalTok"/>
         </w:rPr>
-        <w:t xml:space="preserve">    PERSISTENCE_MEMORY</w:t>
-      </w:r>
-      <w:r>
-        <w:rPr>
-          <w:rStyle w:val="OperatorTok"/>
-        </w:rPr>
-        <w:t xml:space="preserve">,</w:t>
+        <w:t xml:space="preserve">    </w:t>
+      </w:r>
+      <w:r>
+        <w:rPr>
+          <w:rStyle w:val="DataTypeTok"/>
+        </w:rPr>
+        <w:t xml:space="preserve">size_t</w:t>
+      </w:r>
+      <w:r>
+        <w:rPr>
+          <w:rStyle w:val="NormalTok"/>
+        </w:rPr>
+        <w:t xml:space="preserve"> feature_count</w:t>
+      </w:r>
+      <w:r>
+        <w:rPr>
+          <w:rStyle w:val="OperatorTok"/>
+        </w:rPr>
+        <w:t xml:space="preserve">;</w:t>
+      </w:r>
+      <w:r>
+        <w:rPr>
+          <w:rStyle w:val="NormalTok"/>
+        </w:rPr>
+        <w:t xml:space="preserve">           </w:t>
+      </w:r>
+      <w:r>
+        <w:rPr>
+          <w:rStyle w:val="CommentTok"/>
+        </w:rPr>
+        <w:t xml:space="preserve">// 特征数量</w:t>
+      </w:r>
+      <w:r>
+        <w:br/>
+      </w:r>
+      <w:r>
+        <w:rPr>
+          <w:rStyle w:val="NormalTok"/>
+        </w:rPr>
+        <w:t xml:space="preserve">    </w:t>
+      </w:r>
+      <w:r>
+        <w:rPr>
+          <w:rStyle w:val="DataTypeTok"/>
+        </w:rPr>
+        <w:t xml:space="preserve">char</w:t>
+      </w:r>
+      <w:r>
+        <w:rPr>
+          <w:rStyle w:val="OperatorTok"/>
+        </w:rPr>
+        <w:t xml:space="preserve">**</w:t>
+      </w:r>
+      <w:r>
+        <w:rPr>
+          <w:rStyle w:val="NormalTok"/>
+        </w:rPr>
+        <w:t xml:space="preserve"> feature_names</w:t>
+      </w:r>
+      <w:r>
+        <w:rPr>
+          <w:rStyle w:val="OperatorTok"/>
+        </w:rPr>
+        <w:t xml:space="preserve">;</w:t>
+      </w:r>
+      <w:r>
+        <w:rPr>
+          <w:rStyle w:val="NormalTok"/>
+        </w:rPr>
+        <w:t xml:space="preserve">           </w:t>
+      </w:r>
+      <w:r>
+        <w:rPr>
+          <w:rStyle w:val="CommentTok"/>
+        </w:rPr>
+        <w:t xml:space="preserve">// 特征名称</w:t>
+      </w:r>
+      <w:r>
+        <w:br/>
+      </w:r>
+      <w:r>
+        <w:rPr>
+          <w:rStyle w:val="NormalTok"/>
+        </w:rPr>
+        <w:t xml:space="preserve">    </w:t>
+      </w:r>
+      <w:r>
+        <w:br/>
+      </w:r>
+      <w:r>
+        <w:rPr>
+          <w:rStyle w:val="NormalTok"/>
+        </w:rPr>
+        <w:t xml:space="preserve">    </w:t>
+      </w:r>
+      <w:r>
+        <w:rPr>
+          <w:rStyle w:val="CommentTok"/>
+        </w:rPr>
+        <w:t xml:space="preserve">// 特征提取函数</w:t>
+      </w:r>
+      <w:r>
+        <w:br/>
+      </w:r>
+      <w:r>
+        <w:rPr>
+          <w:rStyle w:val="NormalTok"/>
+        </w:rPr>
+        <w:t xml:space="preserve">    </w:t>
+      </w:r>
+      <w:r>
+        <w:rPr>
+          <w:rStyle w:val="DataTypeTok"/>
+        </w:rPr>
+        <w:t xml:space="preserve">double</w:t>
+      </w:r>
+      <w:r>
+        <w:rPr>
+          <w:rStyle w:val="NormalTok"/>
+        </w:rPr>
+        <w:t xml:space="preserve"> </w:t>
+      </w:r>
+      <w:r>
+        <w:rPr>
+          <w:rStyle w:val="OperatorTok"/>
+        </w:rPr>
+        <w:t xml:space="preserve">(*</w:t>
+      </w:r>
+      <w:r>
+        <w:rPr>
+          <w:rStyle w:val="NormalTok"/>
+        </w:rPr>
+        <w:t xml:space="preserve">extract_query_complexity</w:t>
+      </w:r>
+      <w:r>
+        <w:rPr>
+          <w:rStyle w:val="OperatorTok"/>
+        </w:rPr>
+        <w:t xml:space="preserve">)(</w:t>
+      </w:r>
+      <w:r>
+        <w:rPr>
+          <w:rStyle w:val="DataTypeTok"/>
+        </w:rPr>
+        <w:t xml:space="preserve">const</w:t>
+      </w:r>
+      <w:r>
+        <w:rPr>
+          <w:rStyle w:val="NormalTok"/>
+        </w:rPr>
+        <w:t xml:space="preserve"> CacheEntry</w:t>
+      </w:r>
+      <w:r>
+        <w:rPr>
+          <w:rStyle w:val="OperatorTok"/>
+        </w:rPr>
+        <w:t xml:space="preserve">*</w:t>
+      </w:r>
+      <w:r>
+        <w:rPr>
+          <w:rStyle w:val="NormalTok"/>
+        </w:rPr>
+        <w:t xml:space="preserve"> entry</w:t>
+      </w:r>
+      <w:r>
+        <w:rPr>
+          <w:rStyle w:val="OperatorTok"/>
+        </w:rPr>
+        <w:t xml:space="preserve">);</w:t>
+      </w:r>
+      <w:r>
+        <w:br/>
+      </w:r>
+      <w:r>
+        <w:rPr>
+          <w:rStyle w:val="NormalTok"/>
+        </w:rPr>
+        <w:t xml:space="preserve">    </w:t>
+      </w:r>
+      <w:r>
+        <w:rPr>
+          <w:rStyle w:val="DataTypeTok"/>
+        </w:rPr>
+        <w:t xml:space="preserve">double</w:t>
+      </w:r>
+      <w:r>
+        <w:rPr>
+          <w:rStyle w:val="NormalTok"/>
+        </w:rPr>
+        <w:t xml:space="preserve"> </w:t>
+      </w:r>
+      <w:r>
+        <w:rPr>
+          <w:rStyle w:val="OperatorTok"/>
+        </w:rPr>
+        <w:t xml:space="preserve">(*</w:t>
+      </w:r>
+      <w:r>
+        <w:rPr>
+          <w:rStyle w:val="NormalTok"/>
+        </w:rPr>
+        <w:t xml:space="preserve">extract_access_frequency</w:t>
+      </w:r>
+      <w:r>
+        <w:rPr>
+          <w:rStyle w:val="OperatorTok"/>
+        </w:rPr>
+        <w:t xml:space="preserve">)(</w:t>
+      </w:r>
+      <w:r>
+        <w:rPr>
+          <w:rStyle w:val="DataTypeTok"/>
+        </w:rPr>
+        <w:t xml:space="preserve">const</w:t>
+      </w:r>
+      <w:r>
+        <w:rPr>
+          <w:rStyle w:val="NormalTok"/>
+        </w:rPr>
+        <w:t xml:space="preserve"> CacheEntry</w:t>
+      </w:r>
+      <w:r>
+        <w:rPr>
+          <w:rStyle w:val="OperatorTok"/>
+        </w:rPr>
+        <w:t xml:space="preserve">*</w:t>
+      </w:r>
+      <w:r>
+        <w:rPr>
+          <w:rStyle w:val="NormalTok"/>
+        </w:rPr>
+        <w:t xml:space="preserve"> entry</w:t>
+      </w:r>
+      <w:r>
+        <w:rPr>
+          <w:rStyle w:val="OperatorTok"/>
+        </w:rPr>
+        <w:t xml:space="preserve">);</w:t>
+      </w:r>
+      <w:r>
+        <w:br/>
+      </w:r>
+      <w:r>
+        <w:rPr>
+          <w:rStyle w:val="NormalTok"/>
+        </w:rPr>
+        <w:t xml:space="preserve">    </w:t>
+      </w:r>
+      <w:r>
+        <w:rPr>
+          <w:rStyle w:val="DataTypeTok"/>
+        </w:rPr>
+        <w:t xml:space="preserve">double</w:t>
+      </w:r>
+      <w:r>
+        <w:rPr>
+          <w:rStyle w:val="NormalTok"/>
+        </w:rPr>
+        <w:t xml:space="preserve"> </w:t>
+      </w:r>
+      <w:r>
+        <w:rPr>
+          <w:rStyle w:val="OperatorTok"/>
+        </w:rPr>
+        <w:t xml:space="preserve">(*</w:t>
+      </w:r>
+      <w:r>
+        <w:rPr>
+          <w:rStyle w:val="NormalTok"/>
+        </w:rPr>
+        <w:t xml:space="preserve">extract_temporal_locality</w:t>
+      </w:r>
+      <w:r>
+        <w:rPr>
+          <w:rStyle w:val="OperatorTok"/>
+        </w:rPr>
+        <w:t xml:space="preserve">)(</w:t>
+      </w:r>
+      <w:r>
+        <w:rPr>
+          <w:rStyle w:val="DataTypeTok"/>
+        </w:rPr>
+        <w:t xml:space="preserve">const</w:t>
+      </w:r>
+      <w:r>
+        <w:rPr>
+          <w:rStyle w:val="NormalTok"/>
+        </w:rPr>
+        <w:t xml:space="preserve"> CacheEntry</w:t>
+      </w:r>
+      <w:r>
+        <w:rPr>
+          <w:rStyle w:val="OperatorTok"/>
+        </w:rPr>
+        <w:t xml:space="preserve">*</w:t>
+      </w:r>
+      <w:r>
+        <w:rPr>
+          <w:rStyle w:val="NormalTok"/>
+        </w:rPr>
+        <w:t xml:space="preserve"> entry</w:t>
+      </w:r>
+      <w:r>
+        <w:rPr>
+          <w:rStyle w:val="OperatorTok"/>
+        </w:rPr>
+        <w:t xml:space="preserve">);</w:t>
+      </w:r>
+      <w:r>
+        <w:br/>
+      </w:r>
+      <w:r>
+        <w:rPr>
+          <w:rStyle w:val="NormalTok"/>
+        </w:rPr>
+        <w:t xml:space="preserve">    </w:t>
+      </w:r>
+      <w:r>
+        <w:rPr>
+          <w:rStyle w:val="DataTypeTok"/>
+        </w:rPr>
+        <w:t xml:space="preserve">double</w:t>
+      </w:r>
+      <w:r>
+        <w:rPr>
+          <w:rStyle w:val="NormalTok"/>
+        </w:rPr>
+        <w:t xml:space="preserve"> </w:t>
+      </w:r>
+      <w:r>
+        <w:rPr>
+          <w:rStyle w:val="OperatorTok"/>
+        </w:rPr>
+        <w:t xml:space="preserve">(*</w:t>
+      </w:r>
+      <w:r>
+        <w:rPr>
+          <w:rStyle w:val="NormalTok"/>
+        </w:rPr>
+        <w:t xml:space="preserve">extract_result_size</w:t>
+      </w:r>
+      <w:r>
+        <w:rPr>
+          <w:rStyle w:val="OperatorTok"/>
+        </w:rPr>
+        <w:t xml:space="preserve">)(</w:t>
+      </w:r>
+      <w:r>
+        <w:rPr>
+          <w:rStyle w:val="DataTypeTok"/>
+        </w:rPr>
+        <w:t xml:space="preserve">const</w:t>
+      </w:r>
+      <w:r>
+        <w:rPr>
+          <w:rStyle w:val="NormalTok"/>
+        </w:rPr>
+        <w:t xml:space="preserve"> CacheEntry</w:t>
+      </w:r>
+      <w:r>
+        <w:rPr>
+          <w:rStyle w:val="OperatorTok"/>
+        </w:rPr>
+        <w:t xml:space="preserve">*</w:t>
+      </w:r>
+      <w:r>
+        <w:rPr>
+          <w:rStyle w:val="NormalTok"/>
+        </w:rPr>
+        <w:t xml:space="preserve"> entry</w:t>
+      </w:r>
+      <w:r>
+        <w:rPr>
+          <w:rStyle w:val="OperatorTok"/>
+        </w:rPr>
+        <w:t xml:space="preserve">);</w:t>
+      </w:r>
+      <w:r>
+        <w:br/>
+      </w:r>
+      <w:r>
+        <w:rPr>
+          <w:rStyle w:val="NormalTok"/>
+        </w:rPr>
+        <w:t xml:space="preserve">    </w:t>
+      </w:r>
+      <w:r>
+        <w:rPr>
+          <w:rStyle w:val="DataTypeTok"/>
+        </w:rPr>
+        <w:t xml:space="preserve">double</w:t>
+      </w:r>
+      <w:r>
+        <w:rPr>
+          <w:rStyle w:val="NormalTok"/>
+        </w:rPr>
+        <w:t xml:space="preserve"> </w:t>
+      </w:r>
+      <w:r>
+        <w:rPr>
+          <w:rStyle w:val="OperatorTok"/>
+        </w:rPr>
+        <w:t xml:space="preserve">(*</w:t>
+      </w:r>
+      <w:r>
+        <w:rPr>
+          <w:rStyle w:val="NormalTok"/>
+        </w:rPr>
+        <w:t xml:space="preserve">extract_execution_cost</w:t>
+      </w:r>
+      <w:r>
+        <w:rPr>
+          <w:rStyle w:val="OperatorTok"/>
+        </w:rPr>
+        <w:t xml:space="preserve">)(</w:t>
+      </w:r>
+      <w:r>
+        <w:rPr>
+          <w:rStyle w:val="DataTypeTok"/>
+        </w:rPr>
+        <w:t xml:space="preserve">const</w:t>
+      </w:r>
+      <w:r>
+        <w:rPr>
+          <w:rStyle w:val="NormalTok"/>
+        </w:rPr>
+        <w:t xml:space="preserve"> CacheEntry</w:t>
+      </w:r>
+      <w:r>
+        <w:rPr>
+          <w:rStyle w:val="OperatorTok"/>
+        </w:rPr>
+        <w:t xml:space="preserve">*</w:t>
+      </w:r>
+      <w:r>
+        <w:rPr>
+          <w:rStyle w:val="NormalTok"/>
+        </w:rPr>
+        <w:t xml:space="preserve"> entry</w:t>
+      </w:r>
+      <w:r>
+        <w:rPr>
+          <w:rStyle w:val="OperatorTok"/>
+        </w:rPr>
+        <w:t xml:space="preserve">);</w:t>
+      </w:r>
+      <w:r>
+        <w:br/>
+      </w:r>
+      <w:r>
+        <w:rPr>
+          <w:rStyle w:val="NormalTok"/>
+        </w:rPr>
+        <w:t xml:space="preserve">    </w:t>
+      </w:r>
+      <w:r>
+        <w:br/>
+      </w:r>
+      <w:r>
+        <w:rPr>
+          <w:rStyle w:val="NormalTok"/>
+        </w:rPr>
+        <w:t xml:space="preserve">    </w:t>
+      </w:r>
+      <w:r>
+        <w:rPr>
+          <w:rStyle w:val="CommentTok"/>
+        </w:rPr>
+        <w:t xml:space="preserve">// 特征标准化参数</w:t>
+      </w:r>
+      <w:r>
+        <w:br/>
+      </w:r>
+      <w:r>
+        <w:rPr>
+          <w:rStyle w:val="NormalTok"/>
+        </w:rPr>
+        <w:t xml:space="preserve">    Vector</w:t>
+      </w:r>
+      <w:r>
+        <w:rPr>
+          <w:rStyle w:val="OperatorTok"/>
+        </w:rPr>
+        <w:t xml:space="preserve">*</w:t>
+      </w:r>
+      <w:r>
+        <w:rPr>
+          <w:rStyle w:val="NormalTok"/>
+        </w:rPr>
+        <w:t xml:space="preserve"> feature_means</w:t>
+      </w:r>
+      <w:r>
+        <w:rPr>
+          <w:rStyle w:val="OperatorTok"/>
+        </w:rPr>
+        <w:t xml:space="preserve">;</w:t>
+      </w:r>
+      <w:r>
+        <w:rPr>
+          <w:rStyle w:val="NormalTok"/>
+        </w:rPr>
+        <w:t xml:space="preserve">          </w:t>
+      </w:r>
+      <w:r>
+        <w:rPr>
+          <w:rStyle w:val="CommentTok"/>
+        </w:rPr>
+        <w:t xml:space="preserve">// 特征均值</w:t>
+      </w:r>
+      <w:r>
+        <w:br/>
+      </w:r>
+      <w:r>
+        <w:rPr>
+          <w:rStyle w:val="NormalTok"/>
+        </w:rPr>
+        <w:t xml:space="preserve">    Vector</w:t>
+      </w:r>
+      <w:r>
+        <w:rPr>
+          <w:rStyle w:val="OperatorTok"/>
+        </w:rPr>
+        <w:t xml:space="preserve">*</w:t>
+      </w:r>
+      <w:r>
+        <w:rPr>
+          <w:rStyle w:val="NormalTok"/>
+        </w:rPr>
+        <w:t xml:space="preserve"> feature_stds</w:t>
+      </w:r>
+      <w:r>
+        <w:rPr>
+          <w:rStyle w:val="OperatorTok"/>
+        </w:rPr>
+        <w:t xml:space="preserve">;</w:t>
+      </w:r>
+      <w:r>
+        <w:rPr>
+          <w:rStyle w:val="NormalTok"/>
+        </w:rPr>
+        <w:t xml:space="preserve">           </w:t>
+      </w:r>
+      <w:r>
+        <w:rPr>
+          <w:rStyle w:val="CommentTok"/>
+        </w:rPr>
+        <w:t xml:space="preserve">// 特征标准差</w:t>
+      </w:r>
+      <w:r>
+        <w:br/>
+      </w:r>
+      <w:r>
+        <w:rPr>
+          <w:rStyle w:val="NormalTok"/>
+        </w:rPr>
+        <w:t xml:space="preserve">    </w:t>
+      </w:r>
+      <w:r>
+        <w:rPr>
+          <w:rStyle w:val="DataTypeTok"/>
+        </w:rPr>
+        <w:t xml:space="preserve">bool</w:t>
+      </w:r>
+      <w:r>
+        <w:rPr>
+          <w:rStyle w:val="NormalTok"/>
+        </w:rPr>
+        <w:t xml:space="preserve"> is_normalized</w:t>
+      </w:r>
+      <w:r>
+        <w:rPr>
+          <w:rStyle w:val="OperatorTok"/>
+        </w:rPr>
+        <w:t xml:space="preserve">;</w:t>
       </w:r>
       <w:r>
         <w:rPr>
@@ -1957,76 +3763,7 @@
         <w:rPr>
           <w:rStyle w:val="CommentTok"/>
         </w:rPr>
-        <w:t xml:space="preserve">// 纯内存模式</w:t>
-      </w:r>
-      <w:r>
-        <w:br/>
-      </w:r>
-      <w:r>
-        <w:rPr>
-          <w:rStyle w:val="NormalTok"/>
-        </w:rPr>
-        <w:t xml:space="preserve">    PERSISTENCE_WAL</w:t>
-      </w:r>
-      <w:r>
-        <w:rPr>
-          <w:rStyle w:val="OperatorTok"/>
-        </w:rPr>
-        <w:t xml:space="preserve">,</w:t>
-      </w:r>
-      <w:r>
-        <w:rPr>
-          <w:rStyle w:val="NormalTok"/>
-        </w:rPr>
-        <w:t xml:space="preserve">                </w:t>
-      </w:r>
-      <w:r>
-        <w:rPr>
-          <w:rStyle w:val="CommentTok"/>
-        </w:rPr>
-        <w:t xml:space="preserve">// WAL模式</w:t>
-      </w:r>
-      <w:r>
-        <w:br/>
-      </w:r>
-      <w:r>
-        <w:rPr>
-          <w:rStyle w:val="NormalTok"/>
-        </w:rPr>
-        <w:t xml:space="preserve">    PERSISTENCE_MATERIALIZED_VIEW</w:t>
-      </w:r>
-      <w:r>
-        <w:rPr>
-          <w:rStyle w:val="OperatorTok"/>
-        </w:rPr>
-        <w:t xml:space="preserve">,</w:t>
-      </w:r>
-      <w:r>
-        <w:rPr>
-          <w:rStyle w:val="NormalTok"/>
-        </w:rPr>
-        <w:t xml:space="preserve">  </w:t>
-      </w:r>
-      <w:r>
-        <w:rPr>
-          <w:rStyle w:val="CommentTok"/>
-        </w:rPr>
-        <w:t xml:space="preserve">// 物化视图模式</w:t>
-      </w:r>
-      <w:r>
-        <w:br/>
-      </w:r>
-      <w:r>
-        <w:rPr>
-          <w:rStyle w:val="NormalTok"/>
-        </w:rPr>
-        <w:t xml:space="preserve">    PERSISTENCE_HYBRID              </w:t>
-      </w:r>
-      <w:r>
-        <w:rPr>
-          <w:rStyle w:val="CommentTok"/>
-        </w:rPr>
-        <w:t xml:space="preserve">// 混合模式</w:t>
+        <w:t xml:space="preserve">// 是否已标准化</w:t>
       </w:r>
       <w:r>
         <w:br/>
@@ -2041,7 +3778,7 @@
         <w:rPr>
           <w:rStyle w:val="NormalTok"/>
         </w:rPr>
-        <w:t xml:space="preserve"> PersistenceMode</w:t>
+        <w:t xml:space="preserve"> FeatureExtractor</w:t>
       </w:r>
       <w:r>
         <w:rPr>
@@ -2049,2323 +3786,10 @@
         </w:rPr>
         <w:t xml:space="preserve">;</w:t>
       </w:r>
-      <w:r>
-        <w:br/>
-      </w:r>
-      <w:r>
-        <w:br/>
-      </w:r>
-      <w:r>
-        <w:rPr>
-          <w:rStyle w:val="CommentTok"/>
-        </w:rPr>
-        <w:t xml:space="preserve">// 持久化配置结构</w:t>
-      </w:r>
-      <w:r>
-        <w:br/>
-      </w:r>
-      <w:r>
-        <w:rPr>
-          <w:rStyle w:val="KeywordTok"/>
-        </w:rPr>
-        <w:t xml:space="preserve">typedef</w:t>
-      </w:r>
-      <w:r>
-        <w:rPr>
-          <w:rStyle w:val="NormalTok"/>
-        </w:rPr>
-        <w:t xml:space="preserve"> </w:t>
-      </w:r>
-      <w:r>
-        <w:rPr>
-          <w:rStyle w:val="KeywordTok"/>
-        </w:rPr>
-        <w:t xml:space="preserve">struct</w:t>
-      </w:r>
-      <w:r>
-        <w:rPr>
-          <w:rStyle w:val="NormalTok"/>
-        </w:rPr>
-        <w:t xml:space="preserve"> PersistenceConfig </w:t>
-      </w:r>
-      <w:r>
-        <w:rPr>
-          <w:rStyle w:val="OperatorTok"/>
-        </w:rPr>
-        <w:t xml:space="preserve">{</w:t>
-      </w:r>
-      <w:r>
-        <w:br/>
-      </w:r>
-      <w:r>
-        <w:rPr>
-          <w:rStyle w:val="NormalTok"/>
-        </w:rPr>
-        <w:t xml:space="preserve">    PersistenceMode mode</w:t>
-      </w:r>
-      <w:r>
-        <w:rPr>
-          <w:rStyle w:val="OperatorTok"/>
-        </w:rPr>
-        <w:t xml:space="preserve">;</w:t>
-      </w:r>
-      <w:r>
-        <w:rPr>
-          <w:rStyle w:val="NormalTok"/>
-        </w:rPr>
-        <w:t xml:space="preserve">           </w:t>
-      </w:r>
-      <w:r>
-        <w:rPr>
-          <w:rStyle w:val="CommentTok"/>
-        </w:rPr>
-        <w:t xml:space="preserve">// 持久化模式</w:t>
-      </w:r>
-      <w:r>
-        <w:br/>
-      </w:r>
-      <w:r>
-        <w:rPr>
-          <w:rStyle w:val="NormalTok"/>
-        </w:rPr>
-        <w:t xml:space="preserve">    </w:t>
-      </w:r>
-      <w:r>
-        <w:rPr>
-          <w:rStyle w:val="DataTypeTok"/>
-        </w:rPr>
-        <w:t xml:space="preserve">char</w:t>
-      </w:r>
-      <w:r>
-        <w:rPr>
-          <w:rStyle w:val="OperatorTok"/>
-        </w:rPr>
-        <w:t xml:space="preserve">*</w:t>
-      </w:r>
-      <w:r>
-        <w:rPr>
-          <w:rStyle w:val="NormalTok"/>
-        </w:rPr>
-        <w:t xml:space="preserve"> storage_path</w:t>
-      </w:r>
-      <w:r>
-        <w:rPr>
-          <w:rStyle w:val="OperatorTok"/>
-        </w:rPr>
-        <w:t xml:space="preserve">;</w:t>
-      </w:r>
-      <w:r>
-        <w:rPr>
-          <w:rStyle w:val="NormalTok"/>
-        </w:rPr>
-        <w:t xml:space="preserve">             </w:t>
-      </w:r>
-      <w:r>
-        <w:rPr>
-          <w:rStyle w:val="CommentTok"/>
-        </w:rPr>
-        <w:t xml:space="preserve">// 存储路径</w:t>
-      </w:r>
-      <w:r>
-        <w:br/>
-      </w:r>
-      <w:r>
-        <w:rPr>
-          <w:rStyle w:val="NormalTok"/>
-        </w:rPr>
-        <w:t xml:space="preserve">    </w:t>
-      </w:r>
-      <w:r>
-        <w:rPr>
-          <w:rStyle w:val="DataTypeTok"/>
-        </w:rPr>
-        <w:t xml:space="preserve">size_t</w:t>
-      </w:r>
-      <w:r>
-        <w:rPr>
-          <w:rStyle w:val="NormalTok"/>
-        </w:rPr>
-        <w:t xml:space="preserve"> buffer_size</w:t>
-      </w:r>
-      <w:r>
-        <w:rPr>
-          <w:rStyle w:val="OperatorTok"/>
-        </w:rPr>
-        <w:t xml:space="preserve">;</w:t>
-      </w:r>
-      <w:r>
-        <w:rPr>
-          <w:rStyle w:val="NormalTok"/>
-        </w:rPr>
-        <w:t xml:space="preserve">             </w:t>
-      </w:r>
-      <w:r>
-        <w:rPr>
-          <w:rStyle w:val="CommentTok"/>
-        </w:rPr>
-        <w:t xml:space="preserve">// 缓冲区大小</w:t>
-      </w:r>
-      <w:r>
-        <w:br/>
-      </w:r>
-      <w:r>
-        <w:rPr>
-          <w:rStyle w:val="NormalTok"/>
-        </w:rPr>
-        <w:t xml:space="preserve">    </w:t>
-      </w:r>
-      <w:r>
-        <w:rPr>
-          <w:rStyle w:val="DataTypeTok"/>
-        </w:rPr>
-        <w:t xml:space="preserve">uint32_t</w:t>
-      </w:r>
-      <w:r>
-        <w:rPr>
-          <w:rStyle w:val="NormalTok"/>
-        </w:rPr>
-        <w:t xml:space="preserve"> sync_interval</w:t>
-      </w:r>
-      <w:r>
-        <w:rPr>
-          <w:rStyle w:val="OperatorTok"/>
-        </w:rPr>
-        <w:t xml:space="preserve">;</w:t>
-      </w:r>
-      <w:r>
-        <w:rPr>
-          <w:rStyle w:val="NormalTok"/>
-        </w:rPr>
-        <w:t xml:space="preserve">         </w:t>
-      </w:r>
-      <w:r>
-        <w:rPr>
-          <w:rStyle w:val="CommentTok"/>
-        </w:rPr>
-        <w:t xml:space="preserve">// 同步间隔(秒)</w:t>
-      </w:r>
-      <w:r>
-        <w:br/>
-      </w:r>
-      <w:r>
-        <w:rPr>
-          <w:rStyle w:val="NormalTok"/>
-        </w:rPr>
-        <w:t xml:space="preserve">    </w:t>
-      </w:r>
-      <w:r>
-        <w:rPr>
-          <w:rStyle w:val="DataTypeTok"/>
-        </w:rPr>
-        <w:t xml:space="preserve">bool</w:t>
-      </w:r>
-      <w:r>
-        <w:rPr>
-          <w:rStyle w:val="NormalTok"/>
-        </w:rPr>
-        <w:t xml:space="preserve"> enable_compression</w:t>
-      </w:r>
-      <w:r>
-        <w:rPr>
-          <w:rStyle w:val="OperatorTok"/>
-        </w:rPr>
-        <w:t xml:space="preserve">;</w:t>
-      </w:r>
-      <w:r>
-        <w:rPr>
-          <w:rStyle w:val="NormalTok"/>
-        </w:rPr>
-        <w:t xml:space="preserve">        </w:t>
-      </w:r>
-      <w:r>
-        <w:rPr>
-          <w:rStyle w:val="CommentTok"/>
-        </w:rPr>
-        <w:t xml:space="preserve">// 是否启用压缩</w:t>
-      </w:r>
-      <w:r>
-        <w:br/>
-      </w:r>
-      <w:r>
-        <w:rPr>
-          <w:rStyle w:val="NormalTok"/>
-        </w:rPr>
-        <w:t xml:space="preserve">    CompressionType compression_type</w:t>
-      </w:r>
-      <w:r>
-        <w:rPr>
-          <w:rStyle w:val="OperatorTok"/>
-        </w:rPr>
-        <w:t xml:space="preserve">;</w:t>
-      </w:r>
-      <w:r>
-        <w:rPr>
-          <w:rStyle w:val="NormalTok"/>
-        </w:rPr>
-        <w:t xml:space="preserve"> </w:t>
-      </w:r>
-      <w:r>
-        <w:rPr>
-          <w:rStyle w:val="CommentTok"/>
-        </w:rPr>
-        <w:t xml:space="preserve">// 压缩类型</w:t>
-      </w:r>
-      <w:r>
-        <w:br/>
-      </w:r>
-      <w:r>
-        <w:rPr>
-          <w:rStyle w:val="NormalTok"/>
-        </w:rPr>
-        <w:t xml:space="preserve">    </w:t>
-      </w:r>
-      <w:r>
-        <w:br/>
-      </w:r>
-      <w:r>
-        <w:rPr>
-          <w:rStyle w:val="NormalTok"/>
-        </w:rPr>
-        <w:t xml:space="preserve">    </w:t>
-      </w:r>
-      <w:r>
-        <w:rPr>
-          <w:rStyle w:val="CommentTok"/>
-        </w:rPr>
-        <w:t xml:space="preserve">// WAL特定配置</w:t>
-      </w:r>
-      <w:r>
-        <w:br/>
-      </w:r>
-      <w:r>
-        <w:rPr>
-          <w:rStyle w:val="NormalTok"/>
-        </w:rPr>
-        <w:t xml:space="preserve">    </w:t>
-      </w:r>
-      <w:r>
-        <w:rPr>
-          <w:rStyle w:val="KeywordTok"/>
-        </w:rPr>
-        <w:t xml:space="preserve">struct</w:t>
-      </w:r>
-      <w:r>
-        <w:rPr>
-          <w:rStyle w:val="NormalTok"/>
-        </w:rPr>
-        <w:t xml:space="preserve"> </w:t>
-      </w:r>
-      <w:r>
-        <w:rPr>
-          <w:rStyle w:val="OperatorTok"/>
-        </w:rPr>
-        <w:t xml:space="preserve">{</w:t>
-      </w:r>
-      <w:r>
-        <w:br/>
-      </w:r>
-      <w:r>
-        <w:rPr>
-          <w:rStyle w:val="NormalTok"/>
-        </w:rPr>
-        <w:t xml:space="preserve">        </w:t>
-      </w:r>
-      <w:r>
-        <w:rPr>
-          <w:rStyle w:val="DataTypeTok"/>
-        </w:rPr>
-        <w:t xml:space="preserve">size_t</w:t>
-      </w:r>
-      <w:r>
-        <w:rPr>
-          <w:rStyle w:val="NormalTok"/>
-        </w:rPr>
-        <w:t xml:space="preserve"> wal_file_size</w:t>
-      </w:r>
-      <w:r>
-        <w:rPr>
-          <w:rStyle w:val="OperatorTok"/>
-        </w:rPr>
-        <w:t xml:space="preserve">;</w:t>
-      </w:r>
-      <w:r>
-        <w:rPr>
-          <w:rStyle w:val="NormalTok"/>
-        </w:rPr>
-        <w:t xml:space="preserve">       </w:t>
-      </w:r>
-      <w:r>
-        <w:rPr>
-          <w:rStyle w:val="CommentTok"/>
-        </w:rPr>
-        <w:t xml:space="preserve">// WAL文件大小</w:t>
-      </w:r>
-      <w:r>
-        <w:br/>
-      </w:r>
-      <w:r>
-        <w:rPr>
-          <w:rStyle w:val="NormalTok"/>
-        </w:rPr>
-        <w:t xml:space="preserve">        </w:t>
-      </w:r>
-      <w:r>
-        <w:rPr>
-          <w:rStyle w:val="DataTypeTok"/>
-        </w:rPr>
-        <w:t xml:space="preserve">uint32_t</w:t>
-      </w:r>
-      <w:r>
-        <w:rPr>
-          <w:rStyle w:val="NormalTok"/>
-        </w:rPr>
-        <w:t xml:space="preserve"> checkpoint_interval</w:t>
-      </w:r>
-      <w:r>
-        <w:rPr>
-          <w:rStyle w:val="OperatorTok"/>
-        </w:rPr>
-        <w:t xml:space="preserve">;</w:t>
-      </w:r>
-      <w:r>
-        <w:rPr>
-          <w:rStyle w:val="NormalTok"/>
-        </w:rPr>
-        <w:t xml:space="preserve"> </w:t>
-      </w:r>
-      <w:r>
-        <w:rPr>
-          <w:rStyle w:val="CommentTok"/>
-        </w:rPr>
-        <w:t xml:space="preserve">// 检查点间隔</w:t>
-      </w:r>
-      <w:r>
-        <w:br/>
-      </w:r>
-      <w:r>
-        <w:rPr>
-          <w:rStyle w:val="NormalTok"/>
-        </w:rPr>
-        <w:t xml:space="preserve">        </w:t>
-      </w:r>
-      <w:r>
-        <w:rPr>
-          <w:rStyle w:val="DataTypeTok"/>
-        </w:rPr>
-        <w:t xml:space="preserve">bool</w:t>
-      </w:r>
-      <w:r>
-        <w:rPr>
-          <w:rStyle w:val="NormalTok"/>
-        </w:rPr>
-        <w:t xml:space="preserve"> enable_encryption</w:t>
-      </w:r>
-      <w:r>
-        <w:rPr>
-          <w:rStyle w:val="OperatorTok"/>
-        </w:rPr>
-        <w:t xml:space="preserve">;</w:t>
-      </w:r>
-      <w:r>
-        <w:rPr>
-          <w:rStyle w:val="NormalTok"/>
-        </w:rPr>
-        <w:t xml:space="preserve">     </w:t>
-      </w:r>
-      <w:r>
-        <w:rPr>
-          <w:rStyle w:val="CommentTok"/>
-        </w:rPr>
-        <w:t xml:space="preserve">// 是否启用加密</w:t>
-      </w:r>
-      <w:r>
-        <w:br/>
-      </w:r>
-      <w:r>
-        <w:rPr>
-          <w:rStyle w:val="NormalTok"/>
-        </w:rPr>
-        <w:t xml:space="preserve">    </w:t>
-      </w:r>
-      <w:r>
-        <w:rPr>
-          <w:rStyle w:val="OperatorTok"/>
-        </w:rPr>
-        <w:t xml:space="preserve">}</w:t>
-      </w:r>
-      <w:r>
-        <w:rPr>
-          <w:rStyle w:val="NormalTok"/>
-        </w:rPr>
-        <w:t xml:space="preserve"> wal_config</w:t>
-      </w:r>
-      <w:r>
-        <w:rPr>
-          <w:rStyle w:val="OperatorTok"/>
-        </w:rPr>
-        <w:t xml:space="preserve">;</w:t>
-      </w:r>
-      <w:r>
-        <w:br/>
-      </w:r>
-      <w:r>
-        <w:rPr>
-          <w:rStyle w:val="NormalTok"/>
-        </w:rPr>
-        <w:t xml:space="preserve">    </w:t>
-      </w:r>
-      <w:r>
-        <w:br/>
-      </w:r>
-      <w:r>
-        <w:rPr>
-          <w:rStyle w:val="NormalTok"/>
-        </w:rPr>
-        <w:t xml:space="preserve">    </w:t>
-      </w:r>
-      <w:r>
-        <w:rPr>
-          <w:rStyle w:val="CommentTok"/>
-        </w:rPr>
-        <w:t xml:space="preserve">// 物化视图特定配置</w:t>
-      </w:r>
-      <w:r>
-        <w:br/>
-      </w:r>
-      <w:r>
-        <w:rPr>
-          <w:rStyle w:val="NormalTok"/>
-        </w:rPr>
-        <w:t xml:space="preserve">    </w:t>
-      </w:r>
-      <w:r>
-        <w:rPr>
-          <w:rStyle w:val="KeywordTok"/>
-        </w:rPr>
-        <w:t xml:space="preserve">struct</w:t>
-      </w:r>
-      <w:r>
-        <w:rPr>
-          <w:rStyle w:val="NormalTok"/>
-        </w:rPr>
-        <w:t xml:space="preserve"> </w:t>
-      </w:r>
-      <w:r>
-        <w:rPr>
-          <w:rStyle w:val="OperatorTok"/>
-        </w:rPr>
-        <w:t xml:space="preserve">{</w:t>
-      </w:r>
-      <w:r>
-        <w:br/>
-      </w:r>
-      <w:r>
-        <w:rPr>
-          <w:rStyle w:val="NormalTok"/>
-        </w:rPr>
-        <w:t xml:space="preserve">        </w:t>
-      </w:r>
-      <w:r>
-        <w:rPr>
-          <w:rStyle w:val="DataTypeTok"/>
-        </w:rPr>
-        <w:t xml:space="preserve">char</w:t>
-      </w:r>
-      <w:r>
-        <w:rPr>
-          <w:rStyle w:val="OperatorTok"/>
-        </w:rPr>
-        <w:t xml:space="preserve">*</w:t>
-      </w:r>
-      <w:r>
-        <w:rPr>
-          <w:rStyle w:val="NormalTok"/>
-        </w:rPr>
-        <w:t xml:space="preserve"> view_name_prefix</w:t>
-      </w:r>
-      <w:r>
-        <w:rPr>
-          <w:rStyle w:val="OperatorTok"/>
-        </w:rPr>
-        <w:t xml:space="preserve">;</w:t>
-      </w:r>
-      <w:r>
-        <w:rPr>
-          <w:rStyle w:val="NormalTok"/>
-        </w:rPr>
-        <w:t xml:space="preserve">     </w:t>
-      </w:r>
-      <w:r>
-        <w:rPr>
-          <w:rStyle w:val="CommentTok"/>
-        </w:rPr>
-        <w:t xml:space="preserve">// 视图名前缀</w:t>
-      </w:r>
-      <w:r>
-        <w:br/>
-      </w:r>
-      <w:r>
-        <w:rPr>
-          <w:rStyle w:val="NormalTok"/>
-        </w:rPr>
-        <w:t xml:space="preserve">        </w:t>
-      </w:r>
-      <w:r>
-        <w:rPr>
-          <w:rStyle w:val="DataTypeTok"/>
-        </w:rPr>
-        <w:t xml:space="preserve">bool</w:t>
-      </w:r>
-      <w:r>
-        <w:rPr>
-          <w:rStyle w:val="NormalTok"/>
-        </w:rPr>
-        <w:t xml:space="preserve"> auto_refresh</w:t>
-      </w:r>
-      <w:r>
-        <w:rPr>
-          <w:rStyle w:val="OperatorTok"/>
-        </w:rPr>
-        <w:t xml:space="preserve">;</w:t>
-      </w:r>
-      <w:r>
-        <w:rPr>
-          <w:rStyle w:val="NormalTok"/>
-        </w:rPr>
-        <w:t xml:space="preserve">          </w:t>
-      </w:r>
-      <w:r>
-        <w:rPr>
-          <w:rStyle w:val="CommentTok"/>
-        </w:rPr>
-        <w:t xml:space="preserve">// 自动刷新</w:t>
-      </w:r>
-      <w:r>
-        <w:br/>
-      </w:r>
-      <w:r>
-        <w:rPr>
-          <w:rStyle w:val="NormalTok"/>
-        </w:rPr>
-        <w:t xml:space="preserve">        </w:t>
-      </w:r>
-      <w:r>
-        <w:rPr>
-          <w:rStyle w:val="DataTypeTok"/>
-        </w:rPr>
-        <w:t xml:space="preserve">uint32_t</w:t>
-      </w:r>
-      <w:r>
-        <w:rPr>
-          <w:rStyle w:val="NormalTok"/>
-        </w:rPr>
-        <w:t xml:space="preserve"> refresh_interval</w:t>
-      </w:r>
-      <w:r>
-        <w:rPr>
-          <w:rStyle w:val="OperatorTok"/>
-        </w:rPr>
-        <w:t xml:space="preserve">;</w:t>
-      </w:r>
-      <w:r>
-        <w:rPr>
-          <w:rStyle w:val="NormalTok"/>
-        </w:rPr>
-        <w:t xml:space="preserve">  </w:t>
-      </w:r>
-      <w:r>
-        <w:rPr>
-          <w:rStyle w:val="CommentTok"/>
-        </w:rPr>
-        <w:t xml:space="preserve">// 刷新间隔</w:t>
-      </w:r>
-      <w:r>
-        <w:br/>
-      </w:r>
-      <w:r>
-        <w:rPr>
-          <w:rStyle w:val="NormalTok"/>
-        </w:rPr>
-        <w:t xml:space="preserve">    </w:t>
-      </w:r>
-      <w:r>
-        <w:rPr>
-          <w:rStyle w:val="OperatorTok"/>
-        </w:rPr>
-        <w:t xml:space="preserve">}</w:t>
-      </w:r>
-      <w:r>
-        <w:rPr>
-          <w:rStyle w:val="NormalTok"/>
-        </w:rPr>
-        <w:t xml:space="preserve"> mv_config</w:t>
-      </w:r>
-      <w:r>
-        <w:rPr>
-          <w:rStyle w:val="OperatorTok"/>
-        </w:rPr>
-        <w:t xml:space="preserve">;</w:t>
-      </w:r>
-      <w:r>
-        <w:br/>
-      </w:r>
-      <w:r>
-        <w:rPr>
-          <w:rStyle w:val="NormalTok"/>
-        </w:rPr>
-        <w:t xml:space="preserve">    </w:t>
-      </w:r>
-      <w:r>
-        <w:br/>
-      </w:r>
-      <w:r>
-        <w:rPr>
-          <w:rStyle w:val="NormalTok"/>
-        </w:rPr>
-        <w:t xml:space="preserve">    </w:t>
-      </w:r>
-      <w:r>
-        <w:rPr>
-          <w:rStyle w:val="CommentTok"/>
-        </w:rPr>
-        <w:t xml:space="preserve">// 性能监控</w:t>
-      </w:r>
-      <w:r>
-        <w:br/>
-      </w:r>
-      <w:r>
-        <w:rPr>
-          <w:rStyle w:val="NormalTok"/>
-        </w:rPr>
-        <w:t xml:space="preserve">    </w:t>
-      </w:r>
-      <w:r>
-        <w:rPr>
-          <w:rStyle w:val="KeywordTok"/>
-        </w:rPr>
-        <w:t xml:space="preserve">struct</w:t>
-      </w:r>
-      <w:r>
-        <w:rPr>
-          <w:rStyle w:val="NormalTok"/>
-        </w:rPr>
-        <w:t xml:space="preserve"> </w:t>
-      </w:r>
-      <w:r>
-        <w:rPr>
-          <w:rStyle w:val="OperatorTok"/>
-        </w:rPr>
-        <w:t xml:space="preserve">{</w:t>
-      </w:r>
-      <w:r>
-        <w:br/>
-      </w:r>
-      <w:r>
-        <w:rPr>
-          <w:rStyle w:val="NormalTok"/>
-        </w:rPr>
-        <w:t xml:space="preserve">        </w:t>
-      </w:r>
-      <w:r>
-        <w:rPr>
-          <w:rStyle w:val="DataTypeTok"/>
-        </w:rPr>
-        <w:t xml:space="preserve">uint64_t</w:t>
-      </w:r>
-      <w:r>
-        <w:rPr>
-          <w:rStyle w:val="NormalTok"/>
-        </w:rPr>
-        <w:t xml:space="preserve"> bytes_written</w:t>
-      </w:r>
-      <w:r>
-        <w:rPr>
-          <w:rStyle w:val="OperatorTok"/>
-        </w:rPr>
-        <w:t xml:space="preserve">;</w:t>
-      </w:r>
-      <w:r>
-        <w:rPr>
-          <w:rStyle w:val="NormalTok"/>
-        </w:rPr>
-        <w:t xml:space="preserve">     </w:t>
-      </w:r>
-      <w:r>
-        <w:rPr>
-          <w:rStyle w:val="CommentTok"/>
-        </w:rPr>
-        <w:t xml:space="preserve">// 已写入字节数</w:t>
-      </w:r>
-      <w:r>
-        <w:br/>
-      </w:r>
-      <w:r>
-        <w:rPr>
-          <w:rStyle w:val="NormalTok"/>
-        </w:rPr>
-        <w:t xml:space="preserve">        </w:t>
-      </w:r>
-      <w:r>
-        <w:rPr>
-          <w:rStyle w:val="DataTypeTok"/>
-        </w:rPr>
-        <w:t xml:space="preserve">uint64_t</w:t>
-      </w:r>
-      <w:r>
-        <w:rPr>
-          <w:rStyle w:val="NormalTok"/>
-        </w:rPr>
-        <w:t xml:space="preserve"> write_operations</w:t>
-      </w:r>
-      <w:r>
-        <w:rPr>
-          <w:rStyle w:val="OperatorTok"/>
-        </w:rPr>
-        <w:t xml:space="preserve">;</w:t>
-      </w:r>
-      <w:r>
-        <w:rPr>
-          <w:rStyle w:val="NormalTok"/>
-        </w:rPr>
-        <w:t xml:space="preserve">  </w:t>
-      </w:r>
-      <w:r>
-        <w:rPr>
-          <w:rStyle w:val="CommentTok"/>
-        </w:rPr>
-        <w:t xml:space="preserve">// 写入操作数</w:t>
-      </w:r>
-      <w:r>
-        <w:br/>
-      </w:r>
-      <w:r>
-        <w:rPr>
-          <w:rStyle w:val="NormalTok"/>
-        </w:rPr>
-        <w:t xml:space="preserve">        </w:t>
-      </w:r>
-      <w:r>
-        <w:rPr>
-          <w:rStyle w:val="DataTypeTok"/>
-        </w:rPr>
-        <w:t xml:space="preserve">double</w:t>
-      </w:r>
-      <w:r>
-        <w:rPr>
-          <w:rStyle w:val="NormalTok"/>
-        </w:rPr>
-        <w:t xml:space="preserve"> avg_write_latency</w:t>
-      </w:r>
-      <w:r>
-        <w:rPr>
-          <w:rStyle w:val="OperatorTok"/>
-        </w:rPr>
-        <w:t xml:space="preserve">;</w:t>
-      </w:r>
-      <w:r>
-        <w:rPr>
-          <w:rStyle w:val="NormalTok"/>
-        </w:rPr>
-        <w:t xml:space="preserve">   </w:t>
-      </w:r>
-      <w:r>
-        <w:rPr>
-          <w:rStyle w:val="CommentTok"/>
-        </w:rPr>
-        <w:t xml:space="preserve">// 平均写入延迟</w:t>
-      </w:r>
-      <w:r>
-        <w:br/>
-      </w:r>
-      <w:r>
-        <w:rPr>
-          <w:rStyle w:val="NormalTok"/>
-        </w:rPr>
-        <w:t xml:space="preserve">        timestamp_t last_sync</w:t>
-      </w:r>
-      <w:r>
-        <w:rPr>
-          <w:rStyle w:val="OperatorTok"/>
-        </w:rPr>
-        <w:t xml:space="preserve">;</w:t>
-      </w:r>
-      <w:r>
-        <w:rPr>
-          <w:rStyle w:val="NormalTok"/>
-        </w:rPr>
-        <w:t xml:space="preserve">      </w:t>
-      </w:r>
-      <w:r>
-        <w:rPr>
-          <w:rStyle w:val="CommentTok"/>
-        </w:rPr>
-        <w:t xml:space="preserve">// 最后同步时间</w:t>
-      </w:r>
-      <w:r>
-        <w:br/>
-      </w:r>
-      <w:r>
-        <w:rPr>
-          <w:rStyle w:val="NormalTok"/>
-        </w:rPr>
-        <w:t xml:space="preserve">    </w:t>
-      </w:r>
-      <w:r>
-        <w:rPr>
-          <w:rStyle w:val="OperatorTok"/>
-        </w:rPr>
-        <w:t xml:space="preserve">}</w:t>
-      </w:r>
-      <w:r>
-        <w:rPr>
-          <w:rStyle w:val="NormalTok"/>
-        </w:rPr>
-        <w:t xml:space="preserve"> stats</w:t>
-      </w:r>
-      <w:r>
-        <w:rPr>
-          <w:rStyle w:val="OperatorTok"/>
-        </w:rPr>
-        <w:t xml:space="preserve">;</w:t>
-      </w:r>
-      <w:r>
-        <w:br/>
-      </w:r>
-      <w:r>
-        <w:rPr>
-          <w:rStyle w:val="OperatorTok"/>
-        </w:rPr>
-        <w:t xml:space="preserve">}</w:t>
-      </w:r>
-      <w:r>
-        <w:rPr>
-          <w:rStyle w:val="NormalTok"/>
-        </w:rPr>
-        <w:t xml:space="preserve"> PersistenceConfig</w:t>
-      </w:r>
-      <w:r>
-        <w:rPr>
-          <w:rStyle w:val="OperatorTok"/>
-        </w:rPr>
-        <w:t xml:space="preserve">;</w:t>
-      </w:r>
     </w:p>
-    <w:bookmarkEnd w:id="15"/>
-    <w:bookmarkStart w:id="16" w:name="机器学习模型结构"/>
-    <w:p>
-      <w:pPr>
-        <w:pStyle w:val="Heading3"/>
-      </w:pPr>
-      <w:r>
-        <w:t xml:space="preserve">4.2.3 </w:t>
-      </w:r>
-      <w:r>
-        <w:rPr>
-          <w:rFonts w:hint="eastAsia"/>
-        </w:rPr>
-        <w:t xml:space="preserve">机器学习模型结构</w:t>
-      </w:r>
-    </w:p>
-    <w:p>
-      <w:pPr>
-        <w:pStyle w:val="SourceCode"/>
-      </w:pPr>
-      <w:r>
-        <w:rPr>
-          <w:rStyle w:val="CommentTok"/>
-        </w:rPr>
-        <w:t xml:space="preserve">// 神经网络结构</w:t>
-      </w:r>
-      <w:r>
-        <w:br/>
-      </w:r>
-      <w:r>
-        <w:rPr>
-          <w:rStyle w:val="KeywordTok"/>
-        </w:rPr>
-        <w:t xml:space="preserve">typedef</w:t>
-      </w:r>
-      <w:r>
-        <w:rPr>
-          <w:rStyle w:val="NormalTok"/>
-        </w:rPr>
-        <w:t xml:space="preserve"> </w:t>
-      </w:r>
-      <w:r>
-        <w:rPr>
-          <w:rStyle w:val="KeywordTok"/>
-        </w:rPr>
-        <w:t xml:space="preserve">struct</w:t>
-      </w:r>
-      <w:r>
-        <w:rPr>
-          <w:rStyle w:val="NormalTok"/>
-        </w:rPr>
-        <w:t xml:space="preserve"> NeuralNetwork </w:t>
-      </w:r>
-      <w:r>
-        <w:rPr>
-          <w:rStyle w:val="OperatorTok"/>
-        </w:rPr>
-        <w:t xml:space="preserve">{</w:t>
-      </w:r>
-      <w:r>
-        <w:br/>
-      </w:r>
-      <w:r>
-        <w:rPr>
-          <w:rStyle w:val="NormalTok"/>
-        </w:rPr>
-        <w:t xml:space="preserve">    </w:t>
-      </w:r>
-      <w:r>
-        <w:rPr>
-          <w:rStyle w:val="DataTypeTok"/>
-        </w:rPr>
-        <w:t xml:space="preserve">size_t</w:t>
-      </w:r>
-      <w:r>
-        <w:rPr>
-          <w:rStyle w:val="NormalTok"/>
-        </w:rPr>
-        <w:t xml:space="preserve"> input_size</w:t>
-      </w:r>
-      <w:r>
-        <w:rPr>
-          <w:rStyle w:val="OperatorTok"/>
-        </w:rPr>
-        <w:t xml:space="preserve">;</w:t>
-      </w:r>
-      <w:r>
-        <w:rPr>
-          <w:rStyle w:val="NormalTok"/>
-        </w:rPr>
-        <w:t xml:space="preserve">              </w:t>
-      </w:r>
-      <w:r>
-        <w:rPr>
-          <w:rStyle w:val="CommentTok"/>
-        </w:rPr>
-        <w:t xml:space="preserve">// 输入层大小</w:t>
-      </w:r>
-      <w:r>
-        <w:br/>
-      </w:r>
-      <w:r>
-        <w:rPr>
-          <w:rStyle w:val="NormalTok"/>
-        </w:rPr>
-        <w:t xml:space="preserve">    </w:t>
-      </w:r>
-      <w:r>
-        <w:rPr>
-          <w:rStyle w:val="DataTypeTok"/>
-        </w:rPr>
-        <w:t xml:space="preserve">size_t</w:t>
-      </w:r>
-      <w:r>
-        <w:rPr>
-          <w:rStyle w:val="NormalTok"/>
-        </w:rPr>
-        <w:t xml:space="preserve"> hidden_size</w:t>
-      </w:r>
-      <w:r>
-        <w:rPr>
-          <w:rStyle w:val="OperatorTok"/>
-        </w:rPr>
-        <w:t xml:space="preserve">;</w:t>
-      </w:r>
-      <w:r>
-        <w:rPr>
-          <w:rStyle w:val="NormalTok"/>
-        </w:rPr>
-        <w:t xml:space="preserve">             </w:t>
-      </w:r>
-      <w:r>
-        <w:rPr>
-          <w:rStyle w:val="CommentTok"/>
-        </w:rPr>
-        <w:t xml:space="preserve">// 隐藏层大小</w:t>
-      </w:r>
-      <w:r>
-        <w:br/>
-      </w:r>
-      <w:r>
-        <w:rPr>
-          <w:rStyle w:val="NormalTok"/>
-        </w:rPr>
-        <w:t xml:space="preserve">    </w:t>
-      </w:r>
-      <w:r>
-        <w:rPr>
-          <w:rStyle w:val="DataTypeTok"/>
-        </w:rPr>
-        <w:t xml:space="preserve">size_t</w:t>
-      </w:r>
-      <w:r>
-        <w:rPr>
-          <w:rStyle w:val="NormalTok"/>
-        </w:rPr>
-        <w:t xml:space="preserve"> output_size</w:t>
-      </w:r>
-      <w:r>
-        <w:rPr>
-          <w:rStyle w:val="OperatorTok"/>
-        </w:rPr>
-        <w:t xml:space="preserve">;</w:t>
-      </w:r>
-      <w:r>
-        <w:rPr>
-          <w:rStyle w:val="NormalTok"/>
-        </w:rPr>
-        <w:t xml:space="preserve">             </w:t>
-      </w:r>
-      <w:r>
-        <w:rPr>
-          <w:rStyle w:val="CommentTok"/>
-        </w:rPr>
-        <w:t xml:space="preserve">// 输出层大小</w:t>
-      </w:r>
-      <w:r>
-        <w:br/>
-      </w:r>
-      <w:r>
-        <w:rPr>
-          <w:rStyle w:val="NormalTok"/>
-        </w:rPr>
-        <w:t xml:space="preserve">    </w:t>
-      </w:r>
-      <w:r>
-        <w:br/>
-      </w:r>
-      <w:r>
-        <w:rPr>
-          <w:rStyle w:val="NormalTok"/>
-        </w:rPr>
-        <w:t xml:space="preserve">    </w:t>
-      </w:r>
-      <w:r>
-        <w:rPr>
-          <w:rStyle w:val="CommentTok"/>
-        </w:rPr>
-        <w:t xml:space="preserve">// 权重和偏置</w:t>
-      </w:r>
-      <w:r>
-        <w:br/>
-      </w:r>
-      <w:r>
-        <w:rPr>
-          <w:rStyle w:val="NormalTok"/>
-        </w:rPr>
-        <w:t xml:space="preserve">    Matrix</w:t>
-      </w:r>
-      <w:r>
-        <w:rPr>
-          <w:rStyle w:val="OperatorTok"/>
-        </w:rPr>
-        <w:t xml:space="preserve">*</w:t>
-      </w:r>
-      <w:r>
-        <w:rPr>
-          <w:rStyle w:val="NormalTok"/>
-        </w:rPr>
-        <w:t xml:space="preserve"> weights_input_hidden</w:t>
-      </w:r>
-      <w:r>
-        <w:rPr>
-          <w:rStyle w:val="OperatorTok"/>
-        </w:rPr>
-        <w:t xml:space="preserve">;</w:t>
-      </w:r>
-      <w:r>
-        <w:rPr>
-          <w:rStyle w:val="NormalTok"/>
-        </w:rPr>
-        <w:t xml:space="preserve">   </w:t>
-      </w:r>
-      <w:r>
-        <w:rPr>
-          <w:rStyle w:val="CommentTok"/>
-        </w:rPr>
-        <w:t xml:space="preserve">// 输入到隐藏层权重</w:t>
-      </w:r>
-      <w:r>
-        <w:br/>
-      </w:r>
-      <w:r>
-        <w:rPr>
-          <w:rStyle w:val="NormalTok"/>
-        </w:rPr>
-        <w:t xml:space="preserve">    Matrix</w:t>
-      </w:r>
-      <w:r>
-        <w:rPr>
-          <w:rStyle w:val="OperatorTok"/>
-        </w:rPr>
-        <w:t xml:space="preserve">*</w:t>
-      </w:r>
-      <w:r>
-        <w:rPr>
-          <w:rStyle w:val="NormalTok"/>
-        </w:rPr>
-        <w:t xml:space="preserve"> weights_hidden_output</w:t>
-      </w:r>
-      <w:r>
-        <w:rPr>
-          <w:rStyle w:val="OperatorTok"/>
-        </w:rPr>
-        <w:t xml:space="preserve">;</w:t>
-      </w:r>
-      <w:r>
-        <w:rPr>
-          <w:rStyle w:val="NormalTok"/>
-        </w:rPr>
-        <w:t xml:space="preserve">  </w:t>
-      </w:r>
-      <w:r>
-        <w:rPr>
-          <w:rStyle w:val="CommentTok"/>
-        </w:rPr>
-        <w:t xml:space="preserve">// 隐藏到输出层权重</w:t>
-      </w:r>
-      <w:r>
-        <w:br/>
-      </w:r>
-      <w:r>
-        <w:rPr>
-          <w:rStyle w:val="NormalTok"/>
-        </w:rPr>
-        <w:t xml:space="preserve">    Vector</w:t>
-      </w:r>
-      <w:r>
-        <w:rPr>
-          <w:rStyle w:val="OperatorTok"/>
-        </w:rPr>
-        <w:t xml:space="preserve">*</w:t>
-      </w:r>
-      <w:r>
-        <w:rPr>
-          <w:rStyle w:val="NormalTok"/>
-        </w:rPr>
-        <w:t xml:space="preserve"> bias_hidden</w:t>
-      </w:r>
-      <w:r>
-        <w:rPr>
-          <w:rStyle w:val="OperatorTok"/>
-        </w:rPr>
-        <w:t xml:space="preserve">;</w:t>
-      </w:r>
-      <w:r>
-        <w:rPr>
-          <w:rStyle w:val="NormalTok"/>
-        </w:rPr>
-        <w:t xml:space="preserve">            </w:t>
-      </w:r>
-      <w:r>
-        <w:rPr>
-          <w:rStyle w:val="CommentTok"/>
-        </w:rPr>
-        <w:t xml:space="preserve">// 隐藏层偏置</w:t>
-      </w:r>
-      <w:r>
-        <w:br/>
-      </w:r>
-      <w:r>
-        <w:rPr>
-          <w:rStyle w:val="NormalTok"/>
-        </w:rPr>
-        <w:t xml:space="preserve">    Vector</w:t>
-      </w:r>
-      <w:r>
-        <w:rPr>
-          <w:rStyle w:val="OperatorTok"/>
-        </w:rPr>
-        <w:t xml:space="preserve">*</w:t>
-      </w:r>
-      <w:r>
-        <w:rPr>
-          <w:rStyle w:val="NormalTok"/>
-        </w:rPr>
-        <w:t xml:space="preserve"> bias_output</w:t>
-      </w:r>
-      <w:r>
-        <w:rPr>
-          <w:rStyle w:val="OperatorTok"/>
-        </w:rPr>
-        <w:t xml:space="preserve">;</w:t>
-      </w:r>
-      <w:r>
-        <w:rPr>
-          <w:rStyle w:val="NormalTok"/>
-        </w:rPr>
-        <w:t xml:space="preserve">            </w:t>
-      </w:r>
-      <w:r>
-        <w:rPr>
-          <w:rStyle w:val="CommentTok"/>
-        </w:rPr>
-        <w:t xml:space="preserve">// 输出层偏置</w:t>
-      </w:r>
-      <w:r>
-        <w:br/>
-      </w:r>
-      <w:r>
-        <w:rPr>
-          <w:rStyle w:val="NormalTok"/>
-        </w:rPr>
-        <w:t xml:space="preserve">    </w:t>
-      </w:r>
-      <w:r>
-        <w:br/>
-      </w:r>
-      <w:r>
-        <w:rPr>
-          <w:rStyle w:val="NormalTok"/>
-        </w:rPr>
-        <w:t xml:space="preserve">    </w:t>
-      </w:r>
-      <w:r>
-        <w:rPr>
-          <w:rStyle w:val="CommentTok"/>
-        </w:rPr>
-        <w:t xml:space="preserve">// 激活函数</w:t>
-      </w:r>
-      <w:r>
-        <w:br/>
-      </w:r>
-      <w:r>
-        <w:rPr>
-          <w:rStyle w:val="NormalTok"/>
-        </w:rPr>
-        <w:t xml:space="preserve">    ActivationFunction hidden_activation</w:t>
-      </w:r>
-      <w:r>
-        <w:rPr>
-          <w:rStyle w:val="OperatorTok"/>
-        </w:rPr>
-        <w:t xml:space="preserve">;</w:t>
-      </w:r>
-      <w:r>
-        <w:br/>
-      </w:r>
-      <w:r>
-        <w:rPr>
-          <w:rStyle w:val="NormalTok"/>
-        </w:rPr>
-        <w:t xml:space="preserve">    ActivationFunction output_activation</w:t>
-      </w:r>
-      <w:r>
-        <w:rPr>
-          <w:rStyle w:val="OperatorTok"/>
-        </w:rPr>
-        <w:t xml:space="preserve">;</w:t>
-      </w:r>
-      <w:r>
-        <w:br/>
-      </w:r>
-      <w:r>
-        <w:rPr>
-          <w:rStyle w:val="NormalTok"/>
-        </w:rPr>
-        <w:t xml:space="preserve">    </w:t>
-      </w:r>
-      <w:r>
-        <w:br/>
-      </w:r>
-      <w:r>
-        <w:rPr>
-          <w:rStyle w:val="NormalTok"/>
-        </w:rPr>
-        <w:t xml:space="preserve">    </w:t>
-      </w:r>
-      <w:r>
-        <w:rPr>
-          <w:rStyle w:val="CommentTok"/>
-        </w:rPr>
-        <w:t xml:space="preserve">// 训练参数</w:t>
-      </w:r>
-      <w:r>
-        <w:br/>
-      </w:r>
-      <w:r>
-        <w:rPr>
-          <w:rStyle w:val="NormalTok"/>
-        </w:rPr>
-        <w:t xml:space="preserve">    </w:t>
-      </w:r>
-      <w:r>
-        <w:rPr>
-          <w:rStyle w:val="DataTypeTok"/>
-        </w:rPr>
-        <w:t xml:space="preserve">double</w:t>
-      </w:r>
-      <w:r>
-        <w:rPr>
-          <w:rStyle w:val="NormalTok"/>
-        </w:rPr>
-        <w:t xml:space="preserve"> learning_rate</w:t>
-      </w:r>
-      <w:r>
-        <w:rPr>
-          <w:rStyle w:val="OperatorTok"/>
-        </w:rPr>
-        <w:t xml:space="preserve">;</w:t>
-      </w:r>
-      <w:r>
-        <w:rPr>
-          <w:rStyle w:val="NormalTok"/>
-        </w:rPr>
-        <w:t xml:space="preserve">           </w:t>
-      </w:r>
-      <w:r>
-        <w:rPr>
-          <w:rStyle w:val="CommentTok"/>
-        </w:rPr>
-        <w:t xml:space="preserve">// 学习率</w:t>
-      </w:r>
-      <w:r>
-        <w:br/>
-      </w:r>
-      <w:r>
-        <w:rPr>
-          <w:rStyle w:val="NormalTok"/>
-        </w:rPr>
-        <w:t xml:space="preserve">    </w:t>
-      </w:r>
-      <w:r>
-        <w:rPr>
-          <w:rStyle w:val="DataTypeTok"/>
-        </w:rPr>
-        <w:t xml:space="preserve">double</w:t>
-      </w:r>
-      <w:r>
-        <w:rPr>
-          <w:rStyle w:val="NormalTok"/>
-        </w:rPr>
-        <w:t xml:space="preserve"> momentum</w:t>
-      </w:r>
-      <w:r>
-        <w:rPr>
-          <w:rStyle w:val="OperatorTok"/>
-        </w:rPr>
-        <w:t xml:space="preserve">;</w:t>
-      </w:r>
-      <w:r>
-        <w:rPr>
-          <w:rStyle w:val="NormalTok"/>
-        </w:rPr>
-        <w:t xml:space="preserve">                </w:t>
-      </w:r>
-      <w:r>
-        <w:rPr>
-          <w:rStyle w:val="CommentTok"/>
-        </w:rPr>
-        <w:t xml:space="preserve">// 动量</w:t>
-      </w:r>
-      <w:r>
-        <w:br/>
-      </w:r>
-      <w:r>
-        <w:rPr>
-          <w:rStyle w:val="NormalTok"/>
-        </w:rPr>
-        <w:t xml:space="preserve">    </w:t>
-      </w:r>
-      <w:r>
-        <w:rPr>
-          <w:rStyle w:val="DataTypeTok"/>
-        </w:rPr>
-        <w:t xml:space="preserve">uint32_t</w:t>
-      </w:r>
-      <w:r>
-        <w:rPr>
-          <w:rStyle w:val="NormalTok"/>
-        </w:rPr>
-        <w:t xml:space="preserve"> batch_size</w:t>
-      </w:r>
-      <w:r>
-        <w:rPr>
-          <w:rStyle w:val="OperatorTok"/>
-        </w:rPr>
-        <w:t xml:space="preserve">;</w:t>
-      </w:r>
-      <w:r>
-        <w:rPr>
-          <w:rStyle w:val="NormalTok"/>
-        </w:rPr>
-        <w:t xml:space="preserve">            </w:t>
-      </w:r>
-      <w:r>
-        <w:rPr>
-          <w:rStyle w:val="CommentTok"/>
-        </w:rPr>
-        <w:t xml:space="preserve">// 批大小</w:t>
-      </w:r>
-      <w:r>
-        <w:br/>
-      </w:r>
-      <w:r>
-        <w:rPr>
-          <w:rStyle w:val="NormalTok"/>
-        </w:rPr>
-        <w:t xml:space="preserve">    </w:t>
-      </w:r>
-      <w:r>
-        <w:br/>
-      </w:r>
-      <w:r>
-        <w:rPr>
-          <w:rStyle w:val="NormalTok"/>
-        </w:rPr>
-        <w:t xml:space="preserve">    </w:t>
-      </w:r>
-      <w:r>
-        <w:rPr>
-          <w:rStyle w:val="CommentTok"/>
-        </w:rPr>
-        <w:t xml:space="preserve">// 优化器状态</w:t>
-      </w:r>
-      <w:r>
-        <w:br/>
-      </w:r>
-      <w:r>
-        <w:rPr>
-          <w:rStyle w:val="NormalTok"/>
-        </w:rPr>
-        <w:t xml:space="preserve">    Matrix</w:t>
-      </w:r>
-      <w:r>
-        <w:rPr>
-          <w:rStyle w:val="OperatorTok"/>
-        </w:rPr>
-        <w:t xml:space="preserve">*</w:t>
-      </w:r>
-      <w:r>
-        <w:rPr>
-          <w:rStyle w:val="NormalTok"/>
-        </w:rPr>
-        <w:t xml:space="preserve"> momentum_weights_ih</w:t>
-      </w:r>
-      <w:r>
-        <w:rPr>
-          <w:rStyle w:val="OperatorTok"/>
-        </w:rPr>
-        <w:t xml:space="preserve">;</w:t>
-      </w:r>
-      <w:r>
-        <w:rPr>
-          <w:rStyle w:val="NormalTok"/>
-        </w:rPr>
-        <w:t xml:space="preserve">    </w:t>
-      </w:r>
-      <w:r>
-        <w:rPr>
-          <w:rStyle w:val="CommentTok"/>
-        </w:rPr>
-        <w:t xml:space="preserve">// 动量权重</w:t>
-      </w:r>
-      <w:r>
-        <w:br/>
-      </w:r>
-      <w:r>
-        <w:rPr>
-          <w:rStyle w:val="NormalTok"/>
-        </w:rPr>
-        <w:t xml:space="preserve">    Matrix</w:t>
-      </w:r>
-      <w:r>
-        <w:rPr>
-          <w:rStyle w:val="OperatorTok"/>
-        </w:rPr>
-        <w:t xml:space="preserve">*</w:t>
-      </w:r>
-      <w:r>
-        <w:rPr>
-          <w:rStyle w:val="NormalTok"/>
-        </w:rPr>
-        <w:t xml:space="preserve"> momentum_weights_ho</w:t>
-      </w:r>
-      <w:r>
-        <w:rPr>
-          <w:rStyle w:val="OperatorTok"/>
-        </w:rPr>
-        <w:t xml:space="preserve">;</w:t>
-      </w:r>
-      <w:r>
-        <w:rPr>
-          <w:rStyle w:val="NormalTok"/>
-        </w:rPr>
-        <w:t xml:space="preserve">    </w:t>
-      </w:r>
-      <w:r>
-        <w:rPr>
-          <w:rStyle w:val="CommentTok"/>
-        </w:rPr>
-        <w:t xml:space="preserve">// 动量权重</w:t>
-      </w:r>
-      <w:r>
-        <w:br/>
-      </w:r>
-      <w:r>
-        <w:rPr>
-          <w:rStyle w:val="NormalTok"/>
-        </w:rPr>
-        <w:t xml:space="preserve">    Vector</w:t>
-      </w:r>
-      <w:r>
-        <w:rPr>
-          <w:rStyle w:val="OperatorTok"/>
-        </w:rPr>
-        <w:t xml:space="preserve">*</w:t>
-      </w:r>
-      <w:r>
-        <w:rPr>
-          <w:rStyle w:val="NormalTok"/>
-        </w:rPr>
-        <w:t xml:space="preserve"> momentum_bias_h</w:t>
-      </w:r>
-      <w:r>
-        <w:rPr>
-          <w:rStyle w:val="OperatorTok"/>
-        </w:rPr>
-        <w:t xml:space="preserve">;</w:t>
-      </w:r>
-      <w:r>
-        <w:rPr>
-          <w:rStyle w:val="NormalTok"/>
-        </w:rPr>
-        <w:t xml:space="preserve">        </w:t>
-      </w:r>
-      <w:r>
-        <w:rPr>
-          <w:rStyle w:val="CommentTok"/>
-        </w:rPr>
-        <w:t xml:space="preserve">// 动量偏置</w:t>
-      </w:r>
-      <w:r>
-        <w:br/>
-      </w:r>
-      <w:r>
-        <w:rPr>
-          <w:rStyle w:val="NormalTok"/>
-        </w:rPr>
-        <w:t xml:space="preserve">    Vector</w:t>
-      </w:r>
-      <w:r>
-        <w:rPr>
-          <w:rStyle w:val="OperatorTok"/>
-        </w:rPr>
-        <w:t xml:space="preserve">*</w:t>
-      </w:r>
-      <w:r>
-        <w:rPr>
-          <w:rStyle w:val="NormalTok"/>
-        </w:rPr>
-        <w:t xml:space="preserve"> momentum_bias_o</w:t>
-      </w:r>
-      <w:r>
-        <w:rPr>
-          <w:rStyle w:val="OperatorTok"/>
-        </w:rPr>
-        <w:t xml:space="preserve">;</w:t>
-      </w:r>
-      <w:r>
-        <w:rPr>
-          <w:rStyle w:val="NormalTok"/>
-        </w:rPr>
-        <w:t xml:space="preserve">        </w:t>
-      </w:r>
-      <w:r>
-        <w:rPr>
-          <w:rStyle w:val="CommentTok"/>
-        </w:rPr>
-        <w:t xml:space="preserve">// 动量偏置</w:t>
-      </w:r>
-      <w:r>
-        <w:br/>
-      </w:r>
-      <w:r>
-        <w:rPr>
-          <w:rStyle w:val="OperatorTok"/>
-        </w:rPr>
-        <w:t xml:space="preserve">}</w:t>
-      </w:r>
-      <w:r>
-        <w:rPr>
-          <w:rStyle w:val="NormalTok"/>
-        </w:rPr>
-        <w:t xml:space="preserve"> NeuralNetwork</w:t>
-      </w:r>
-      <w:r>
-        <w:rPr>
-          <w:rStyle w:val="OperatorTok"/>
-        </w:rPr>
-        <w:t xml:space="preserve">;</w:t>
-      </w:r>
-      <w:r>
-        <w:br/>
-      </w:r>
-      <w:r>
-        <w:br/>
-      </w:r>
-      <w:r>
-        <w:rPr>
-          <w:rStyle w:val="CommentTok"/>
-        </w:rPr>
-        <w:t xml:space="preserve">// 特征提取器结构</w:t>
-      </w:r>
-      <w:r>
-        <w:br/>
-      </w:r>
-      <w:r>
-        <w:rPr>
-          <w:rStyle w:val="KeywordTok"/>
-        </w:rPr>
-        <w:t xml:space="preserve">typedef</w:t>
-      </w:r>
-      <w:r>
-        <w:rPr>
-          <w:rStyle w:val="NormalTok"/>
-        </w:rPr>
-        <w:t xml:space="preserve"> </w:t>
-      </w:r>
-      <w:r>
-        <w:rPr>
-          <w:rStyle w:val="KeywordTok"/>
-        </w:rPr>
-        <w:t xml:space="preserve">struct</w:t>
-      </w:r>
-      <w:r>
-        <w:rPr>
-          <w:rStyle w:val="NormalTok"/>
-        </w:rPr>
-        <w:t xml:space="preserve"> FeatureExtractor </w:t>
-      </w:r>
-      <w:r>
-        <w:rPr>
-          <w:rStyle w:val="OperatorTok"/>
-        </w:rPr>
-        <w:t xml:space="preserve">{</w:t>
-      </w:r>
-      <w:r>
-        <w:br/>
-      </w:r>
-      <w:r>
-        <w:rPr>
-          <w:rStyle w:val="NormalTok"/>
-        </w:rPr>
-        <w:t xml:space="preserve">    </w:t>
-      </w:r>
-      <w:r>
-        <w:rPr>
-          <w:rStyle w:val="DataTypeTok"/>
-        </w:rPr>
-        <w:t xml:space="preserve">size_t</w:t>
-      </w:r>
-      <w:r>
-        <w:rPr>
-          <w:rStyle w:val="NormalTok"/>
-        </w:rPr>
-        <w:t xml:space="preserve"> feature_count</w:t>
-      </w:r>
-      <w:r>
-        <w:rPr>
-          <w:rStyle w:val="OperatorTok"/>
-        </w:rPr>
-        <w:t xml:space="preserve">;</w:t>
-      </w:r>
-      <w:r>
-        <w:rPr>
-          <w:rStyle w:val="NormalTok"/>
-        </w:rPr>
-        <w:t xml:space="preserve">           </w:t>
-      </w:r>
-      <w:r>
-        <w:rPr>
-          <w:rStyle w:val="CommentTok"/>
-        </w:rPr>
-        <w:t xml:space="preserve">// 特征数量</w:t>
-      </w:r>
-      <w:r>
-        <w:br/>
-      </w:r>
-      <w:r>
-        <w:rPr>
-          <w:rStyle w:val="NormalTok"/>
-        </w:rPr>
-        <w:t xml:space="preserve">    </w:t>
-      </w:r>
-      <w:r>
-        <w:rPr>
-          <w:rStyle w:val="DataTypeTok"/>
-        </w:rPr>
-        <w:t xml:space="preserve">char</w:t>
-      </w:r>
-      <w:r>
-        <w:rPr>
-          <w:rStyle w:val="OperatorTok"/>
-        </w:rPr>
-        <w:t xml:space="preserve">**</w:t>
-      </w:r>
-      <w:r>
-        <w:rPr>
-          <w:rStyle w:val="NormalTok"/>
-        </w:rPr>
-        <w:t xml:space="preserve"> feature_names</w:t>
-      </w:r>
-      <w:r>
-        <w:rPr>
-          <w:rStyle w:val="OperatorTok"/>
-        </w:rPr>
-        <w:t xml:space="preserve">;</w:t>
-      </w:r>
-      <w:r>
-        <w:rPr>
-          <w:rStyle w:val="NormalTok"/>
-        </w:rPr>
-        <w:t xml:space="preserve">           </w:t>
-      </w:r>
-      <w:r>
-        <w:rPr>
-          <w:rStyle w:val="CommentTok"/>
-        </w:rPr>
-        <w:t xml:space="preserve">// 特征名称</w:t>
-      </w:r>
-      <w:r>
-        <w:br/>
-      </w:r>
-      <w:r>
-        <w:rPr>
-          <w:rStyle w:val="NormalTok"/>
-        </w:rPr>
-        <w:t xml:space="preserve">    </w:t>
-      </w:r>
-      <w:r>
-        <w:br/>
-      </w:r>
-      <w:r>
-        <w:rPr>
-          <w:rStyle w:val="NormalTok"/>
-        </w:rPr>
-        <w:t xml:space="preserve">    </w:t>
-      </w:r>
-      <w:r>
-        <w:rPr>
-          <w:rStyle w:val="CommentTok"/>
-        </w:rPr>
-        <w:t xml:space="preserve">// 特征提取函数</w:t>
-      </w:r>
-      <w:r>
-        <w:br/>
-      </w:r>
-      <w:r>
-        <w:rPr>
-          <w:rStyle w:val="NormalTok"/>
-        </w:rPr>
-        <w:t xml:space="preserve">    </w:t>
-      </w:r>
-      <w:r>
-        <w:rPr>
-          <w:rStyle w:val="DataTypeTok"/>
-        </w:rPr>
-        <w:t xml:space="preserve">double</w:t>
-      </w:r>
-      <w:r>
-        <w:rPr>
-          <w:rStyle w:val="NormalTok"/>
-        </w:rPr>
-        <w:t xml:space="preserve"> </w:t>
-      </w:r>
-      <w:r>
-        <w:rPr>
-          <w:rStyle w:val="OperatorTok"/>
-        </w:rPr>
-        <w:t xml:space="preserve">(*</w:t>
-      </w:r>
-      <w:r>
-        <w:rPr>
-          <w:rStyle w:val="NormalTok"/>
-        </w:rPr>
-        <w:t xml:space="preserve">extract_query_complexity</w:t>
-      </w:r>
-      <w:r>
-        <w:rPr>
-          <w:rStyle w:val="OperatorTok"/>
-        </w:rPr>
-        <w:t xml:space="preserve">)(</w:t>
-      </w:r>
-      <w:r>
-        <w:rPr>
-          <w:rStyle w:val="DataTypeTok"/>
-        </w:rPr>
-        <w:t xml:space="preserve">const</w:t>
-      </w:r>
-      <w:r>
-        <w:rPr>
-          <w:rStyle w:val="NormalTok"/>
-        </w:rPr>
-        <w:t xml:space="preserve"> CacheEntry</w:t>
-      </w:r>
-      <w:r>
-        <w:rPr>
-          <w:rStyle w:val="OperatorTok"/>
-        </w:rPr>
-        <w:t xml:space="preserve">*</w:t>
-      </w:r>
-      <w:r>
-        <w:rPr>
-          <w:rStyle w:val="NormalTok"/>
-        </w:rPr>
-        <w:t xml:space="preserve"> entry</w:t>
-      </w:r>
-      <w:r>
-        <w:rPr>
-          <w:rStyle w:val="OperatorTok"/>
-        </w:rPr>
-        <w:t xml:space="preserve">);</w:t>
-      </w:r>
-      <w:r>
-        <w:br/>
-      </w:r>
-      <w:r>
-        <w:rPr>
-          <w:rStyle w:val="NormalTok"/>
-        </w:rPr>
-        <w:t xml:space="preserve">    </w:t>
-      </w:r>
-      <w:r>
-        <w:rPr>
-          <w:rStyle w:val="DataTypeTok"/>
-        </w:rPr>
-        <w:t xml:space="preserve">double</w:t>
-      </w:r>
-      <w:r>
-        <w:rPr>
-          <w:rStyle w:val="NormalTok"/>
-        </w:rPr>
-        <w:t xml:space="preserve"> </w:t>
-      </w:r>
-      <w:r>
-        <w:rPr>
-          <w:rStyle w:val="OperatorTok"/>
-        </w:rPr>
-        <w:t xml:space="preserve">(*</w:t>
-      </w:r>
-      <w:r>
-        <w:rPr>
-          <w:rStyle w:val="NormalTok"/>
-        </w:rPr>
-        <w:t xml:space="preserve">extract_access_frequency</w:t>
-      </w:r>
-      <w:r>
-        <w:rPr>
-          <w:rStyle w:val="OperatorTok"/>
-        </w:rPr>
-        <w:t xml:space="preserve">)(</w:t>
-      </w:r>
-      <w:r>
-        <w:rPr>
-          <w:rStyle w:val="DataTypeTok"/>
-        </w:rPr>
-        <w:t xml:space="preserve">const</w:t>
-      </w:r>
-      <w:r>
-        <w:rPr>
-          <w:rStyle w:val="NormalTok"/>
-        </w:rPr>
-        <w:t xml:space="preserve"> CacheEntry</w:t>
-      </w:r>
-      <w:r>
-        <w:rPr>
-          <w:rStyle w:val="OperatorTok"/>
-        </w:rPr>
-        <w:t xml:space="preserve">*</w:t>
-      </w:r>
-      <w:r>
-        <w:rPr>
-          <w:rStyle w:val="NormalTok"/>
-        </w:rPr>
-        <w:t xml:space="preserve"> entry</w:t>
-      </w:r>
-      <w:r>
-        <w:rPr>
-          <w:rStyle w:val="OperatorTok"/>
-        </w:rPr>
-        <w:t xml:space="preserve">);</w:t>
-      </w:r>
-      <w:r>
-        <w:br/>
-      </w:r>
-      <w:r>
-        <w:rPr>
-          <w:rStyle w:val="NormalTok"/>
-        </w:rPr>
-        <w:t xml:space="preserve">    </w:t>
-      </w:r>
-      <w:r>
-        <w:rPr>
-          <w:rStyle w:val="DataTypeTok"/>
-        </w:rPr>
-        <w:t xml:space="preserve">double</w:t>
-      </w:r>
-      <w:r>
-        <w:rPr>
-          <w:rStyle w:val="NormalTok"/>
-        </w:rPr>
-        <w:t xml:space="preserve"> </w:t>
-      </w:r>
-      <w:r>
-        <w:rPr>
-          <w:rStyle w:val="OperatorTok"/>
-        </w:rPr>
-        <w:t xml:space="preserve">(*</w:t>
-      </w:r>
-      <w:r>
-        <w:rPr>
-          <w:rStyle w:val="NormalTok"/>
-        </w:rPr>
-        <w:t xml:space="preserve">extract_temporal_locality</w:t>
-      </w:r>
-      <w:r>
-        <w:rPr>
-          <w:rStyle w:val="OperatorTok"/>
-        </w:rPr>
-        <w:t xml:space="preserve">)(</w:t>
-      </w:r>
-      <w:r>
-        <w:rPr>
-          <w:rStyle w:val="DataTypeTok"/>
-        </w:rPr>
-        <w:t xml:space="preserve">const</w:t>
-      </w:r>
-      <w:r>
-        <w:rPr>
-          <w:rStyle w:val="NormalTok"/>
-        </w:rPr>
-        <w:t xml:space="preserve"> CacheEntry</w:t>
-      </w:r>
-      <w:r>
-        <w:rPr>
-          <w:rStyle w:val="OperatorTok"/>
-        </w:rPr>
-        <w:t xml:space="preserve">*</w:t>
-      </w:r>
-      <w:r>
-        <w:rPr>
-          <w:rStyle w:val="NormalTok"/>
-        </w:rPr>
-        <w:t xml:space="preserve"> entry</w:t>
-      </w:r>
-      <w:r>
-        <w:rPr>
-          <w:rStyle w:val="OperatorTok"/>
-        </w:rPr>
-        <w:t xml:space="preserve">);</w:t>
-      </w:r>
-      <w:r>
-        <w:br/>
-      </w:r>
-      <w:r>
-        <w:rPr>
-          <w:rStyle w:val="NormalTok"/>
-        </w:rPr>
-        <w:t xml:space="preserve">    </w:t>
-      </w:r>
-      <w:r>
-        <w:rPr>
-          <w:rStyle w:val="DataTypeTok"/>
-        </w:rPr>
-        <w:t xml:space="preserve">double</w:t>
-      </w:r>
-      <w:r>
-        <w:rPr>
-          <w:rStyle w:val="NormalTok"/>
-        </w:rPr>
-        <w:t xml:space="preserve"> </w:t>
-      </w:r>
-      <w:r>
-        <w:rPr>
-          <w:rStyle w:val="OperatorTok"/>
-        </w:rPr>
-        <w:t xml:space="preserve">(*</w:t>
-      </w:r>
-      <w:r>
-        <w:rPr>
-          <w:rStyle w:val="NormalTok"/>
-        </w:rPr>
-        <w:t xml:space="preserve">extract_result_size</w:t>
-      </w:r>
-      <w:r>
-        <w:rPr>
-          <w:rStyle w:val="OperatorTok"/>
-        </w:rPr>
-        <w:t xml:space="preserve">)(</w:t>
-      </w:r>
-      <w:r>
-        <w:rPr>
-          <w:rStyle w:val="DataTypeTok"/>
-        </w:rPr>
-        <w:t xml:space="preserve">const</w:t>
-      </w:r>
-      <w:r>
-        <w:rPr>
-          <w:rStyle w:val="NormalTok"/>
-        </w:rPr>
-        <w:t xml:space="preserve"> CacheEntry</w:t>
-      </w:r>
-      <w:r>
-        <w:rPr>
-          <w:rStyle w:val="OperatorTok"/>
-        </w:rPr>
-        <w:t xml:space="preserve">*</w:t>
-      </w:r>
-      <w:r>
-        <w:rPr>
-          <w:rStyle w:val="NormalTok"/>
-        </w:rPr>
-        <w:t xml:space="preserve"> entry</w:t>
-      </w:r>
-      <w:r>
-        <w:rPr>
-          <w:rStyle w:val="OperatorTok"/>
-        </w:rPr>
-        <w:t xml:space="preserve">);</w:t>
-      </w:r>
-      <w:r>
-        <w:br/>
-      </w:r>
-      <w:r>
-        <w:rPr>
-          <w:rStyle w:val="NormalTok"/>
-        </w:rPr>
-        <w:t xml:space="preserve">    </w:t>
-      </w:r>
-      <w:r>
-        <w:rPr>
-          <w:rStyle w:val="DataTypeTok"/>
-        </w:rPr>
-        <w:t xml:space="preserve">double</w:t>
-      </w:r>
-      <w:r>
-        <w:rPr>
-          <w:rStyle w:val="NormalTok"/>
-        </w:rPr>
-        <w:t xml:space="preserve"> </w:t>
-      </w:r>
-      <w:r>
-        <w:rPr>
-          <w:rStyle w:val="OperatorTok"/>
-        </w:rPr>
-        <w:t xml:space="preserve">(*</w:t>
-      </w:r>
-      <w:r>
-        <w:rPr>
-          <w:rStyle w:val="NormalTok"/>
-        </w:rPr>
-        <w:t xml:space="preserve">extract_execution_cost</w:t>
-      </w:r>
-      <w:r>
-        <w:rPr>
-          <w:rStyle w:val="OperatorTok"/>
-        </w:rPr>
-        <w:t xml:space="preserve">)(</w:t>
-      </w:r>
-      <w:r>
-        <w:rPr>
-          <w:rStyle w:val="DataTypeTok"/>
-        </w:rPr>
-        <w:t xml:space="preserve">const</w:t>
-      </w:r>
-      <w:r>
-        <w:rPr>
-          <w:rStyle w:val="NormalTok"/>
-        </w:rPr>
-        <w:t xml:space="preserve"> CacheEntry</w:t>
-      </w:r>
-      <w:r>
-        <w:rPr>
-          <w:rStyle w:val="OperatorTok"/>
-        </w:rPr>
-        <w:t xml:space="preserve">*</w:t>
-      </w:r>
-      <w:r>
-        <w:rPr>
-          <w:rStyle w:val="NormalTok"/>
-        </w:rPr>
-        <w:t xml:space="preserve"> entry</w:t>
-      </w:r>
-      <w:r>
-        <w:rPr>
-          <w:rStyle w:val="OperatorTok"/>
-        </w:rPr>
-        <w:t xml:space="preserve">);</w:t>
-      </w:r>
-      <w:r>
-        <w:br/>
-      </w:r>
-      <w:r>
-        <w:rPr>
-          <w:rStyle w:val="NormalTok"/>
-        </w:rPr>
-        <w:t xml:space="preserve">    </w:t>
-      </w:r>
-      <w:r>
-        <w:br/>
-      </w:r>
-      <w:r>
-        <w:rPr>
-          <w:rStyle w:val="NormalTok"/>
-        </w:rPr>
-        <w:t xml:space="preserve">    </w:t>
-      </w:r>
-      <w:r>
-        <w:rPr>
-          <w:rStyle w:val="CommentTok"/>
-        </w:rPr>
-        <w:t xml:space="preserve">// 特征标准化参数</w:t>
-      </w:r>
-      <w:r>
-        <w:br/>
-      </w:r>
-      <w:r>
-        <w:rPr>
-          <w:rStyle w:val="NormalTok"/>
-        </w:rPr>
-        <w:t xml:space="preserve">    Vector</w:t>
-      </w:r>
-      <w:r>
-        <w:rPr>
-          <w:rStyle w:val="OperatorTok"/>
-        </w:rPr>
-        <w:t xml:space="preserve">*</w:t>
-      </w:r>
-      <w:r>
-        <w:rPr>
-          <w:rStyle w:val="NormalTok"/>
-        </w:rPr>
-        <w:t xml:space="preserve"> feature_means</w:t>
-      </w:r>
-      <w:r>
-        <w:rPr>
-          <w:rStyle w:val="OperatorTok"/>
-        </w:rPr>
-        <w:t xml:space="preserve">;</w:t>
-      </w:r>
-      <w:r>
-        <w:rPr>
-          <w:rStyle w:val="NormalTok"/>
-        </w:rPr>
-        <w:t xml:space="preserve">          </w:t>
-      </w:r>
-      <w:r>
-        <w:rPr>
-          <w:rStyle w:val="CommentTok"/>
-        </w:rPr>
-        <w:t xml:space="preserve">// 特征均值</w:t>
-      </w:r>
-      <w:r>
-        <w:br/>
-      </w:r>
-      <w:r>
-        <w:rPr>
-          <w:rStyle w:val="NormalTok"/>
-        </w:rPr>
-        <w:t xml:space="preserve">    Vector</w:t>
-      </w:r>
-      <w:r>
-        <w:rPr>
-          <w:rStyle w:val="OperatorTok"/>
-        </w:rPr>
-        <w:t xml:space="preserve">*</w:t>
-      </w:r>
-      <w:r>
-        <w:rPr>
-          <w:rStyle w:val="NormalTok"/>
-        </w:rPr>
-        <w:t xml:space="preserve"> feature_stds</w:t>
-      </w:r>
-      <w:r>
-        <w:rPr>
-          <w:rStyle w:val="OperatorTok"/>
-        </w:rPr>
-        <w:t xml:space="preserve">;</w:t>
-      </w:r>
-      <w:r>
-        <w:rPr>
-          <w:rStyle w:val="NormalTok"/>
-        </w:rPr>
-        <w:t xml:space="preserve">           </w:t>
-      </w:r>
-      <w:r>
-        <w:rPr>
-          <w:rStyle w:val="CommentTok"/>
-        </w:rPr>
-        <w:t xml:space="preserve">// 特征标准差</w:t>
-      </w:r>
-      <w:r>
-        <w:br/>
-      </w:r>
-      <w:r>
-        <w:rPr>
-          <w:rStyle w:val="NormalTok"/>
-        </w:rPr>
-        <w:t xml:space="preserve">    </w:t>
-      </w:r>
-      <w:r>
-        <w:rPr>
-          <w:rStyle w:val="DataTypeTok"/>
-        </w:rPr>
-        <w:t xml:space="preserve">bool</w:t>
-      </w:r>
-      <w:r>
-        <w:rPr>
-          <w:rStyle w:val="NormalTok"/>
-        </w:rPr>
-        <w:t xml:space="preserve"> is_normalized</w:t>
-      </w:r>
-      <w:r>
-        <w:rPr>
-          <w:rStyle w:val="OperatorTok"/>
-        </w:rPr>
-        <w:t xml:space="preserve">;</w:t>
-      </w:r>
-      <w:r>
-        <w:rPr>
-          <w:rStyle w:val="NormalTok"/>
-        </w:rPr>
-        <w:t xml:space="preserve">             </w:t>
-      </w:r>
-      <w:r>
-        <w:rPr>
-          <w:rStyle w:val="CommentTok"/>
-        </w:rPr>
-        <w:t xml:space="preserve">// 是否已标准化</w:t>
-      </w:r>
-      <w:r>
-        <w:br/>
-      </w:r>
-      <w:r>
-        <w:rPr>
-          <w:rStyle w:val="OperatorTok"/>
-        </w:rPr>
-        <w:t xml:space="preserve">}</w:t>
-      </w:r>
-      <w:r>
-        <w:rPr>
-          <w:rStyle w:val="NormalTok"/>
-        </w:rPr>
-        <w:t xml:space="preserve"> FeatureExtractor</w:t>
-      </w:r>
-      <w:r>
-        <w:rPr>
-          <w:rStyle w:val="OperatorTok"/>
-        </w:rPr>
-        <w:t xml:space="preserve">;</w:t>
-      </w:r>
-    </w:p>
-    <w:bookmarkEnd w:id="16"/>
-    <w:bookmarkEnd w:id="17"/>
-    <w:bookmarkStart w:id="29" w:name="操作流程设计"/>
+    <w:bookmarkEnd w:id="27"/>
+    <w:bookmarkEnd w:id="28"/>
+    <w:bookmarkStart w:id="40" w:name="操作流程设计-1"/>
     <w:p>
       <w:pPr>
         <w:pStyle w:val="Heading2"/>
@@ -4380,7 +3804,7 @@
         <w:t xml:space="preserve">操作流程设计</w:t>
       </w:r>
     </w:p>
-    <w:bookmarkStart w:id="23" w:name="缓存更新决策流程"/>
+    <w:bookmarkStart w:id="34" w:name="缓存更新决策流程"/>
     <w:p>
       <w:pPr>
         <w:pStyle w:val="Heading3"/>
@@ -4415,18 +3839,18 @@
           <wp:inline>
             <wp:extent cx="5334000" cy="11515030"/>
             <wp:effectExtent b="0" l="0" r="0" t="0"/>
-            <wp:docPr descr="图片" title="" id="19" name="Picture"/>
+            <wp:docPr descr="图片" title="" id="30" name="Picture"/>
             <a:graphic>
               <a:graphicData uri="http://schemas.openxmlformats.org/drawingml/2006/picture">
                 <pic:pic>
                   <pic:nvPicPr>
-                    <pic:cNvPr descr="/Users/max/src/duckdb/md/images/4.2_缓存更新决策流程图.png" id="20" name="Picture"/>
+                    <pic:cNvPr descr="/Users/max/src/duckdb/md/images/4.2_缓存更新决策流程图.png" id="31" name="Picture"/>
                     <pic:cNvPicPr>
                       <a:picLocks noChangeArrowheads="1" noChangeAspect="1"/>
                     </pic:cNvPicPr>
                   </pic:nvPicPr>
                   <pic:blipFill>
-                    <a:blip r:embed="rId18"/>
+                    <a:blip r:embed="rId29"/>
                     <a:stretch>
                       <a:fillRect/>
                     </a:stretch>
@@ -4492,7 +3916,7 @@
         <w:t xml:space="preserve">缓存更新决策流程图</w:t>
       </w:r>
     </w:p>
-    <w:bookmarkStart w:id="21" w:name="多策略评估算法"/>
+    <w:bookmarkStart w:id="32" w:name="多策略评估算法"/>
     <w:p>
       <w:pPr>
         <w:pStyle w:val="Heading4"/>
@@ -4775,8 +4199,8 @@
         <w:t xml:space="preserve">22. return results</w:t>
       </w:r>
     </w:p>
-    <w:bookmarkEnd w:id="21"/>
-    <w:bookmarkStart w:id="22" w:name="策略融合决策算法"/>
+    <w:bookmarkEnd w:id="32"/>
+    <w:bookmarkStart w:id="33" w:name="策略融合决策算法"/>
     <w:p>
       <w:pPr>
         <w:pStyle w:val="Heading4"/>
@@ -5108,9 +4532,9 @@
         <w:t xml:space="preserve">29. return decision</w:t>
       </w:r>
     </w:p>
-    <w:bookmarkEnd w:id="22"/>
-    <w:bookmarkEnd w:id="23"/>
-    <w:bookmarkStart w:id="28" w:name="持久化执行流程"/>
+    <w:bookmarkEnd w:id="33"/>
+    <w:bookmarkEnd w:id="34"/>
+    <w:bookmarkStart w:id="39" w:name="持久化执行流程"/>
     <w:p>
       <w:pPr>
         <w:pStyle w:val="Heading3"/>
@@ -5145,18 +4569,18 @@
           <wp:inline>
             <wp:extent cx="5334000" cy="6708321"/>
             <wp:effectExtent b="0" l="0" r="0" t="0"/>
-            <wp:docPr descr="图片" title="" id="25" name="Picture"/>
+            <wp:docPr descr="图片" title="" id="36" name="Picture"/>
             <a:graphic>
               <a:graphicData uri="http://schemas.openxmlformats.org/drawingml/2006/picture">
                 <pic:pic>
                   <pic:nvPicPr>
-                    <pic:cNvPr descr="/Users/max/src/duckdb/md/images/4.3_持久化执行流程图.png" id="26" name="Picture"/>
+                    <pic:cNvPr descr="/Users/max/src/duckdb/md/images/4.3_持久化执行流程图.png" id="37" name="Picture"/>
                     <pic:cNvPicPr>
                       <a:picLocks noChangeArrowheads="1" noChangeAspect="1"/>
                     </pic:cNvPicPr>
                   </pic:nvPicPr>
                   <pic:blipFill>
-                    <a:blip r:embed="rId24"/>
+                    <a:blip r:embed="rId35"/>
                     <a:stretch>
                       <a:fillRect/>
                     </a:stretch>
@@ -5222,7 +4646,7 @@
         <w:t xml:space="preserve">持久化执行流程图</w:t>
       </w:r>
     </w:p>
-    <w:bookmarkStart w:id="27" w:name="持久化模式选择算法"/>
+    <w:bookmarkStart w:id="38" w:name="持久化模式选择算法"/>
     <w:p>
       <w:pPr>
         <w:pStyle w:val="Heading4"/>
@@ -5525,10 +4949,10 @@
         <w:t xml:space="preserve">25. return optimal_mode</w:t>
       </w:r>
     </w:p>
-    <w:bookmarkEnd w:id="27"/>
-    <w:bookmarkEnd w:id="28"/>
-    <w:bookmarkEnd w:id="29"/>
-    <w:bookmarkStart w:id="40" w:name="动态缓存管理技术"/>
+    <w:bookmarkEnd w:id="38"/>
+    <w:bookmarkEnd w:id="39"/>
+    <w:bookmarkEnd w:id="40"/>
+    <w:bookmarkStart w:id="51" w:name="动态缓存管理技术-1"/>
     <w:p>
       <w:pPr>
         <w:pStyle w:val="Heading2"/>
@@ -5543,7 +4967,7 @@
         <w:t xml:space="preserve">动态缓存管理技术</w:t>
       </w:r>
     </w:p>
-    <w:bookmarkStart w:id="32" w:name="lru策略优化"/>
+    <w:bookmarkStart w:id="43" w:name="lru策略优化"/>
     <w:p>
       <w:pPr>
         <w:pStyle w:val="Heading3"/>
@@ -5569,7 +4993,7 @@
         <w:t xml:space="preserve">传统LRU策略在高并发环境下存在性能瓶颈，本系统采用多项优化技术：</w:t>
       </w:r>
     </w:p>
-    <w:bookmarkStart w:id="30" w:name="分段lru实现"/>
+    <w:bookmarkStart w:id="41" w:name="分段lru实现"/>
     <w:p>
       <w:pPr>
         <w:pStyle w:val="Heading4"/>
@@ -7449,8 +6873,8 @@
         <w:t xml:space="preserve">}</w:t>
       </w:r>
     </w:p>
-    <w:bookmarkEnd w:id="30"/>
-    <w:bookmarkStart w:id="31" w:name="自适应lru-k算法"/>
+    <w:bookmarkEnd w:id="41"/>
+    <w:bookmarkStart w:id="42" w:name="自适应lru-k算法"/>
     <w:p>
       <w:pPr>
         <w:pStyle w:val="Heading4"/>
@@ -8991,9 +8415,9 @@
         <w:t xml:space="preserve">}</w:t>
       </w:r>
     </w:p>
-    <w:bookmarkEnd w:id="31"/>
-    <w:bookmarkEnd w:id="32"/>
-    <w:bookmarkStart w:id="35" w:name="ttl策略优化"/>
+    <w:bookmarkEnd w:id="42"/>
+    <w:bookmarkEnd w:id="43"/>
+    <w:bookmarkStart w:id="46" w:name="ttl策略优化"/>
     <w:p>
       <w:pPr>
         <w:pStyle w:val="Heading3"/>
@@ -9019,7 +8443,7 @@
         <w:t xml:space="preserve">TTL策略通过时间窗口管理缓存生命周期：</w:t>
       </w:r>
     </w:p>
-    <w:bookmarkStart w:id="33" w:name="分层ttl管理"/>
+    <w:bookmarkStart w:id="44" w:name="分层ttl管理"/>
     <w:p>
       <w:pPr>
         <w:pStyle w:val="Heading4"/>
@@ -10635,8 +10059,8 @@
         <w:t xml:space="preserve">}</w:t>
       </w:r>
     </w:p>
-    <w:bookmarkEnd w:id="33"/>
-    <w:bookmarkStart w:id="34" w:name="自适应ttl调整"/>
+    <w:bookmarkEnd w:id="44"/>
+    <w:bookmarkStart w:id="45" w:name="自适应ttl调整"/>
     <w:p>
       <w:pPr>
         <w:pStyle w:val="Heading4"/>
@@ -11922,9 +11346,9 @@
         <w:t xml:space="preserve">}</w:t>
       </w:r>
     </w:p>
-    <w:bookmarkEnd w:id="34"/>
-    <w:bookmarkEnd w:id="35"/>
-    <w:bookmarkStart w:id="39" w:name="机器学习策略"/>
+    <w:bookmarkEnd w:id="45"/>
+    <w:bookmarkEnd w:id="46"/>
+    <w:bookmarkStart w:id="50" w:name="机器学习策略"/>
     <w:p>
       <w:pPr>
         <w:pStyle w:val="Heading3"/>
@@ -11950,7 +11374,7 @@
         <w:t xml:space="preserve">机器学习策略通过预测模型优化缓存决策：</w:t>
       </w:r>
     </w:p>
-    <w:bookmarkStart w:id="36" w:name="特征提取与预处理"/>
+    <w:bookmarkStart w:id="47" w:name="特征提取与预处理"/>
     <w:p>
       <w:pPr>
         <w:pStyle w:val="Heading4"/>
@@ -13647,8 +13071,8 @@
         <w:t xml:space="preserve">}</w:t>
       </w:r>
     </w:p>
-    <w:bookmarkEnd w:id="36"/>
-    <w:bookmarkStart w:id="37" w:name="神经网络前向传播"/>
+    <w:bookmarkEnd w:id="47"/>
+    <w:bookmarkStart w:id="48" w:name="神经网络前向传播"/>
     <w:p>
       <w:pPr>
         <w:pStyle w:val="Heading4"/>
@@ -15411,8 +14835,8 @@
         <w:t xml:space="preserve">}</w:t>
       </w:r>
     </w:p>
-    <w:bookmarkEnd w:id="37"/>
-    <w:bookmarkStart w:id="38" w:name="在线学习算法"/>
+    <w:bookmarkEnd w:id="48"/>
+    <w:bookmarkStart w:id="49" w:name="在线学习算法"/>
     <w:p>
       <w:pPr>
         <w:pStyle w:val="Heading4"/>
@@ -17190,10 +16614,10 @@
         <w:t xml:space="preserve">}</w:t>
       </w:r>
     </w:p>
-    <w:bookmarkEnd w:id="38"/>
-    <w:bookmarkEnd w:id="39"/>
-    <w:bookmarkEnd w:id="40"/>
-    <w:bookmarkStart w:id="49" w:name="持久化技术"/>
+    <w:bookmarkEnd w:id="49"/>
+    <w:bookmarkEnd w:id="50"/>
+    <w:bookmarkEnd w:id="51"/>
+    <w:bookmarkStart w:id="60" w:name="持久化技术"/>
     <w:p>
       <w:pPr>
         <w:pStyle w:val="Heading2"/>
@@ -17208,7 +16632,7 @@
         <w:t xml:space="preserve">持久化技术</w:t>
       </w:r>
     </w:p>
-    <w:bookmarkStart w:id="43" w:name="wal格式持久化"/>
+    <w:bookmarkStart w:id="54" w:name="wal格式持久化"/>
     <w:p>
       <w:pPr>
         <w:pStyle w:val="Heading3"/>
@@ -17243,7 +16667,7 @@
         <w:t xml:space="preserve">Logging）格式持久化提供了高性能和数据安全的平衡：</w:t>
       </w:r>
     </w:p>
-    <w:bookmarkStart w:id="41" w:name="wal文件格式设计"/>
+    <w:bookmarkStart w:id="52" w:name="wal文件格式设计"/>
     <w:p>
       <w:pPr>
         <w:pStyle w:val="Heading4"/>
@@ -19459,8 +18883,8 @@
         <w:t xml:space="preserve">}</w:t>
       </w:r>
     </w:p>
-    <w:bookmarkEnd w:id="41"/>
-    <w:bookmarkStart w:id="42" w:name="检查点机制"/>
+    <w:bookmarkEnd w:id="52"/>
+    <w:bookmarkStart w:id="53" w:name="检查点机制"/>
     <w:p>
       <w:pPr>
         <w:pStyle w:val="Heading4"/>
@@ -20866,9 +20290,9 @@
         <w:t xml:space="preserve">}</w:t>
       </w:r>
     </w:p>
-    <w:bookmarkEnd w:id="42"/>
-    <w:bookmarkEnd w:id="43"/>
-    <w:bookmarkStart w:id="46" w:name="物化视图持久化"/>
+    <w:bookmarkEnd w:id="53"/>
+    <w:bookmarkEnd w:id="54"/>
+    <w:bookmarkStart w:id="57" w:name="物化视图持久化"/>
     <w:p>
       <w:pPr>
         <w:pStyle w:val="Heading3"/>
@@ -20894,7 +20318,7 @@
         <w:t xml:space="preserve">物化视图持久化利用数据库原生机制提供最高的可靠性：</w:t>
       </w:r>
     </w:p>
-    <w:bookmarkStart w:id="44" w:name="物化视图创建与管理"/>
+    <w:bookmarkStart w:id="55" w:name="物化视图创建与管理"/>
     <w:p>
       <w:pPr>
         <w:pStyle w:val="Heading4"/>
@@ -22702,8 +22126,8 @@
         <w:t xml:space="preserve">}</w:t>
       </w:r>
     </w:p>
-    <w:bookmarkEnd w:id="44"/>
-    <w:bookmarkStart w:id="45" w:name="自动刷新机制"/>
+    <w:bookmarkEnd w:id="55"/>
+    <w:bookmarkStart w:id="56" w:name="自动刷新机制"/>
     <w:p>
       <w:pPr>
         <w:pStyle w:val="Heading4"/>
@@ -24085,9 +23509,9 @@
         <w:t xml:space="preserve">}</w:t>
       </w:r>
     </w:p>
-    <w:bookmarkEnd w:id="45"/>
-    <w:bookmarkEnd w:id="46"/>
-    <w:bookmarkStart w:id="48" w:name="混合持久化策略"/>
+    <w:bookmarkEnd w:id="56"/>
+    <w:bookmarkEnd w:id="57"/>
+    <w:bookmarkStart w:id="59" w:name="混合持久化策略"/>
     <w:p>
       <w:pPr>
         <w:pStyle w:val="Heading3"/>
@@ -24113,7 +23537,7 @@
         <w:t xml:space="preserve">混合持久化策略根据数据特征动态选择最优的持久化方式：</w:t>
       </w:r>
     </w:p>
-    <w:bookmarkStart w:id="47" w:name="策略选择算法"/>
+    <w:bookmarkStart w:id="58" w:name="策略选择算法"/>
     <w:p>
       <w:pPr>
         <w:pStyle w:val="Heading4"/>
@@ -26446,10 +25870,10 @@
         <w:t xml:space="preserve">}</w:t>
       </w:r>
     </w:p>
-    <w:bookmarkEnd w:id="47"/>
-    <w:bookmarkEnd w:id="48"/>
-    <w:bookmarkEnd w:id="49"/>
-    <w:bookmarkStart w:id="53" w:name="本章小结"/>
+    <w:bookmarkEnd w:id="58"/>
+    <w:bookmarkEnd w:id="59"/>
+    <w:bookmarkEnd w:id="60"/>
+    <w:bookmarkStart w:id="64" w:name="本章小结-1"/>
     <w:p>
       <w:pPr>
         <w:pStyle w:val="Heading2"/>
@@ -26475,7 +25899,7 @@
         <w:t xml:space="preserve">本章详细介绍了基于多策略融合的动态缓存更新技术和多模式持久化技术。通过智能的策略选择和灵活的持久化方案，系统能够在不同场景下提供最优的性能表现。</w:t>
       </w:r>
     </w:p>
-    <w:bookmarkStart w:id="50" w:name="主要技术贡献"/>
+    <w:bookmarkStart w:id="61" w:name="主要技术贡献"/>
     <w:p>
       <w:pPr>
         <w:pStyle w:val="Heading3"/>
@@ -26582,8 +26006,8 @@
         <w:t xml:space="preserve">：基于数据特征和系统状态的智能决策机制</w:t>
       </w:r>
     </w:p>
-    <w:bookmarkEnd w:id="50"/>
-    <w:bookmarkStart w:id="51" w:name="技术优势"/>
+    <w:bookmarkEnd w:id="61"/>
+    <w:bookmarkStart w:id="62" w:name="技术优势"/>
     <w:p>
       <w:pPr>
         <w:pStyle w:val="Heading3"/>
@@ -26690,8 +26114,8 @@
         <w:t xml:space="preserve">：优化的算法实现保证系统效率</w:t>
       </w:r>
     </w:p>
-    <w:bookmarkEnd w:id="51"/>
-    <w:bookmarkStart w:id="52" w:name="应用前景"/>
+    <w:bookmarkEnd w:id="62"/>
+    <w:bookmarkStart w:id="63" w:name="应用前景"/>
     <w:p>
       <w:pPr>
         <w:pStyle w:val="Heading3"/>
@@ -26776,9 +26200,9 @@
         <w:t xml:space="preserve">通过本章的技术设计，为构建高效、可靠、智能的缓存管理系统提供了完整的解决方案。</w:t>
       </w:r>
     </w:p>
-    <w:bookmarkEnd w:id="52"/>
-    <w:bookmarkEnd w:id="53"/>
-    <w:bookmarkEnd w:id="54"/>
+    <w:bookmarkEnd w:id="63"/>
+    <w:bookmarkEnd w:id="64"/>
+    <w:bookmarkEnd w:id="65"/>
     <w:sectPr>
       <w:footnotePr>
         <w:numRestart w:val="eachSect"/>

--- a/md/_integrated_docx_out/第四章-动态缓存更新技术与持久化技术.docx
+++ b/md/_integrated_docx_out/第四章-动态缓存更新技术与持久化技术.docx
@@ -111,7 +111,7 @@
               <a:graphicData uri="http://schemas.openxmlformats.org/drawingml/2006/picture">
                 <pic:pic>
                   <pic:nvPicPr>
-                    <pic:cNvPr descr="/Users/max/src/duckdb/md/images/4.1_动态缓存更新与持久化系统架构.png" id="11" name="Picture"/>
+                    <pic:cNvPr descr="/Users/max/src/duckdb/md/images/4-图4.1%20动态缓存更新与持久化系统架构.png" id="11" name="Picture"/>
                     <pic:cNvPicPr>
                       <a:picLocks noChangeArrowheads="1" noChangeAspect="1"/>
                     </pic:cNvPicPr>

--- a/md/_integrated_docx_out/第四章-动态缓存更新技术与持久化技术.docx
+++ b/md/_integrated_docx_out/第四章-动态缓存更新技术与持久化技术.docx
@@ -153,34 +153,6 @@
           <w:rFonts w:hint="eastAsia"/>
         </w:rPr>
         <w:t xml:space="preserve">图片</w:t>
-      </w:r>
-    </w:p>
-    <w:p>
-      <w:pPr>
-        <w:pStyle w:val="BodyText"/>
-      </w:pPr>
-      <w:r>
-        <w:rPr>
-          <w:rFonts w:hint="eastAsia"/>
-          <w:b/>
-          <w:bCs/>
-        </w:rPr>
-        <w:t xml:space="preserve">图4.1</w:t>
-      </w:r>
-      <w:r>
-        <w:rPr>
-          <w:b/>
-          <w:bCs/>
-        </w:rPr>
-        <w:t xml:space="preserve"> </w:t>
-      </w:r>
-      <w:r>
-        <w:rPr>
-          <w:rFonts w:hint="eastAsia"/>
-          <w:b/>
-          <w:bCs/>
-        </w:rPr>
-        <w:t xml:space="preserve">动态缓存更新与持久化系统架构</w:t>
       </w:r>
     </w:p>
     <w:bookmarkEnd w:id="12"/>
